--- a/docs/monografia/Artigo_Ecossistema_Escolar.docx
+++ b/docs/monografia/Artigo_Ecossistema_Escolar.docx
@@ -1528,6 +1528,7 @@
       </w:r>
     </w:p>
     <w:sectPr>
+      <w:headerReference w:type="default" r:id="rId16"/>
       <w:footerReference w:type="default" r:id="rId15"/>
       <w:pgSz w:w="11906" w:h="16838"/>
       <w:pgMar w:top="2409" w:right="1134" w:bottom="1134" w:left="1701" w:header="720" w:footer="720" w:gutter="0"/>
@@ -1575,6 +1576,83 @@
     </w:r>
   </w:p>
 </w:ftr>
+</file>
+
+<file path=word/header1.xml><?xml version="1.0" encoding="utf-8"?>
+<w:hdr xmlns:wpc="http://schemas.microsoft.com/office/word/2010/wordprocessingCanvas" xmlns:cx="http://schemas.microsoft.com/office/drawing/2014/chartex" xmlns:cx1="http://schemas.microsoft.com/office/drawing/2015/9/8/chartex" xmlns:cx2="http://schemas.microsoft.com/office/drawing/2015/10/21/chartex" xmlns:cx3="http://schemas.microsoft.com/office/drawing/2016/5/9/chartex" xmlns:cx4="http://schemas.microsoft.com/office/drawing/2016/5/10/chartex" xmlns:cx5="http://schemas.microsoft.com/office/drawing/2016/5/11/chartex" xmlns:cx6="http://schemas.microsoft.com/office/drawing/2016/5/12/chartex" xmlns:cx7="http://schemas.microsoft.com/office/drawing/2016/5/13/chartex" xmlns:cx8="http://schemas.microsoft.com/office/drawing/2016/5/14/chartex" xmlns:mc="http://schemas.openxmlformats.org/markup-compatibility/2006" xmlns:aink="http://schemas.microsoft.com/office/drawing/2016/ink" xmlns:am3d="http://schemas.microsoft.com/office/drawing/2017/model3d" xmlns:o="urn:schemas-microsoft-com:office:office" xmlns:oel="http://schemas.microsoft.com/office/2019/extlst" xmlns:r="http://schemas.openxmlformats.org/officeDocument/2006/relationships" xmlns:m="http://schemas.openxmlformats.org/officeDocument/2006/math" xmlns:v="urn:schemas-microsoft-com:vml" xmlns:wp14="http://schemas.microsoft.com/office/word/2010/wordprocessingDrawing" xmlns:wp="http://schemas.openxmlformats.org/drawingml/2006/wordprocessingDrawing" xmlns:w10="urn:schemas-microsoft-com:office:word" xmlns:w="http://schemas.openxmlformats.org/wordprocessingml/2006/main" xmlns:w14="http://schemas.microsoft.com/office/word/2010/wordml" xmlns:w15="http://schemas.microsoft.com/office/word/2012/wordml" xmlns:w16cei="http://schemas.microsoft.com/office/word/2026/wordml/cei" xmlns:w16cex="http://schemas.microsoft.com/office/word/2018/wordml/cex" xmlns:w16cid="http://schemas.microsoft.com/office/word/2016/wordml/cid" xmlns:w16="http://schemas.microsoft.com/office/word/2018/wordml" xmlns:w16du="http://schemas.microsoft.com/office/word/2023/wordml/word16du" xmlns:w16sdtdh="http://schemas.microsoft.com/office/word/2020/wordml/sdtdatahash" xmlns:w16sdtfl="http://schemas.microsoft.com/office/word/2024/wordml/sdtformatlock" xmlns:w16se="http://schemas.microsoft.com/office/word/2015/wordml/symex" xmlns:wpg="http://schemas.microsoft.com/office/word/2010/wordprocessingGroup" xmlns:wpi="http://schemas.microsoft.com/office/word/2010/wordprocessingInk" xmlns:wne="http://schemas.microsoft.com/office/word/2006/wordml" xmlns:wps="http://schemas.microsoft.com/office/word/2010/wordprocessingShape" mc:Ignorable="w14 w15 w16se w16cid w16 w16cex w16sdtdh w16sdtfl w16du wp14">
+  <w:p>
+    <w:pPr>
+      <w:pBdr>
+        <w:top w:val="nil"/>
+        <w:left w:val="nil"/>
+        <w:bottom w:val="nil"/>
+        <w:right w:val="nil"/>
+        <w:between w:val="nil"/>
+      </w:pBdr>
+      <w:tabs>
+        <w:tab w:val="center" w:pos="4419"/>
+        <w:tab w:val="right" w:pos="8838"/>
+      </w:tabs>
+      <w:ind w:left="-1701" w:right="-1134"/>
+      <w:jc w:val="center"/>
+      <w:rPr>
+        <w:rFonts w:ascii="Arial" w:eastAsia="Arial" w:hAnsi="Arial" w:cs="Arial"/>
+        <w:color w:val="000000"/>
+        <w:sz w:val="20"/>
+        <w:szCs w:val="20"/>
+      </w:rPr>
+    </w:pPr>
+    <w:r>
+      <w:rPr>
+        <w:rFonts w:ascii="Arial" w:eastAsia="Arial" w:hAnsi="Arial" w:cs="Arial"/>
+        <w:noProof/>
+        <w:color w:val="000000"/>
+        <w:sz w:val="20"/>
+        <w:szCs w:val="20"/>
+      </w:rPr>
+      <w:drawing>
+        <wp:inline distT="0" distB="0" distL="0" distR="0" wp14:anchorId="7CE71505" wp14:editId="481E5C39">
+          <wp:extent cx="7684205" cy="725663"/>
+          <wp:effectExtent l="0" t="0" r="0" b="0"/>
+          <wp:docPr id="100" name="inic_header_banner.png"/>
+          <wp:cNvGraphicFramePr/>
+          <a:graphic xmlns:a="http://schemas.openxmlformats.org/drawingml/2006/main">
+            <a:graphicData uri="http://schemas.openxmlformats.org/drawingml/2006/picture">
+              <pic:pic xmlns:pic="http://schemas.openxmlformats.org/drawingml/2006/picture">
+                <pic:nvPicPr>
+                  <pic:cNvPr id="0" name="inic_header_banner.png"/>
+                  <pic:cNvPicPr preferRelativeResize="0"/>
+                </pic:nvPicPr>
+                <pic:blipFill>
+                  <a:blip r:embed="rId1">
+                    <a:extLst>
+                      <a:ext uri="{28A0092B-C50C-407E-A947-70E740481C1C}">
+                        <a14:useLocalDpi xmlns:a14="http://schemas.microsoft.com/office/drawing/2010/main" val="0"/>
+                      </a:ext>
+                    </a:extLst>
+                  </a:blip>
+                  <a:stretch>
+                    <a:fillRect/>
+                  </a:stretch>
+                </pic:blipFill>
+                <pic:spPr>
+                  <a:xfrm>
+                    <a:off x="0" y="0"/>
+                    <a:ext cx="7684205" cy="725663"/>
+                  </a:xfrm>
+                  <a:prstGeom prst="rect">
+                    <a:avLst/>
+                  </a:prstGeom>
+                  <a:ln/>
+                </pic:spPr>
+              </pic:pic>
+            </a:graphicData>
+          </a:graphic>
+        </wp:inline>
+      </w:drawing>
+    </w:r>
+  </w:p>
+</w:hdr>
 </file>
 
 <file path=word/numbering.xml><?xml version="1.0" encoding="utf-8"?>

--- a/docs/monografia/Artigo_Ecossistema_Escolar.docx
+++ b/docs/monografia/Artigo_Ecossistema_Escolar.docx
@@ -4682,8 +4682,25 @@
       </w:r>
     </w:p>
     <w:p>
-      <w:r>
-        <w:t xml:space="preserve">Como o </w:t>
+      <w:pPr>
+        <w:ind w:firstLine="283"/>
+        <w:jc w:val="both"/>
+      </w:pPr>
+      <w:proofErr w:type="spellStart"/>
+      <w:r>
+        <w:t>Considerando</w:t>
+      </w:r>
+      <w:proofErr w:type="spellEnd"/>
+      <w:r>
+        <w:t xml:space="preserve"> </w:t>
+      </w:r>
+      <w:proofErr w:type="spellStart"/>
+      <w:r>
+        <w:t>que</w:t>
+      </w:r>
+      <w:proofErr w:type="spellEnd"/>
+      <w:r>
+        <w:t xml:space="preserve"> o </w:t>
       </w:r>
       <w:proofErr w:type="spellStart"/>
       <w:r>
@@ -4695,19 +4712,11 @@
       </w:r>
       <w:proofErr w:type="spellStart"/>
       <w:r>
-        <w:t>foi</w:t>
-      </w:r>
-      <w:proofErr w:type="spellEnd"/>
-      <w:r>
-        <w:t xml:space="preserve"> </w:t>
-      </w:r>
-      <w:proofErr w:type="spellStart"/>
-      <w:r>
-        <w:t>concebido</w:t>
-      </w:r>
-      <w:proofErr w:type="spellEnd"/>
-      <w:r>
-        <w:t xml:space="preserve"> para manipular dados </w:t>
+        <w:t>lida</w:t>
+      </w:r>
+      <w:proofErr w:type="spellEnd"/>
+      <w:r>
+        <w:t xml:space="preserve"> com dados </w:t>
       </w:r>
       <w:proofErr w:type="spellStart"/>
       <w:r>
@@ -4715,11 +4724,319 @@
       </w:r>
       <w:proofErr w:type="spellEnd"/>
       <w:r>
+        <w:t xml:space="preserve"> no </w:t>
+      </w:r>
+      <w:proofErr w:type="spellStart"/>
+      <w:r>
+        <w:t>contexto</w:t>
+      </w:r>
+      <w:proofErr w:type="spellEnd"/>
+      <w:r>
+        <w:t xml:space="preserve"> escolar (</w:t>
+      </w:r>
+      <w:proofErr w:type="spellStart"/>
+      <w:r>
+        <w:t>incluindo</w:t>
+      </w:r>
+      <w:proofErr w:type="spellEnd"/>
+      <w:r>
+        <w:t xml:space="preserve"> </w:t>
+      </w:r>
+      <w:proofErr w:type="spellStart"/>
+      <w:r>
+        <w:t>possíveis</w:t>
+      </w:r>
+      <w:proofErr w:type="spellEnd"/>
+      <w:r>
+        <w:t xml:space="preserve"> </w:t>
+      </w:r>
+      <w:proofErr w:type="spellStart"/>
+      <w:r>
+        <w:t>menores</w:t>
+      </w:r>
+      <w:proofErr w:type="spellEnd"/>
+      <w:r>
         <w:t xml:space="preserve"> de </w:t>
       </w:r>
       <w:proofErr w:type="spellStart"/>
       <w:r>
-        <w:t>alunos</w:t>
+        <w:t>idade</w:t>
+      </w:r>
+      <w:proofErr w:type="spellEnd"/>
+      <w:r>
+        <w:t xml:space="preserve">), a </w:t>
+      </w:r>
+      <w:proofErr w:type="spellStart"/>
+      <w:r>
+        <w:t>privacidade</w:t>
+      </w:r>
+      <w:proofErr w:type="spellEnd"/>
+      <w:r>
+        <w:t xml:space="preserve"> e a </w:t>
+      </w:r>
+      <w:proofErr w:type="spellStart"/>
+      <w:r>
+        <w:t>segurança</w:t>
+      </w:r>
+      <w:proofErr w:type="spellEnd"/>
+      <w:r>
+        <w:t xml:space="preserve"> da </w:t>
+      </w:r>
+      <w:proofErr w:type="spellStart"/>
+      <w:r>
+        <w:t>informação</w:t>
+      </w:r>
+      <w:proofErr w:type="spellEnd"/>
+      <w:r>
+        <w:t xml:space="preserve"> </w:t>
+      </w:r>
+      <w:proofErr w:type="spellStart"/>
+      <w:r>
+        <w:t>foram</w:t>
+      </w:r>
+      <w:proofErr w:type="spellEnd"/>
+      <w:r>
+        <w:t xml:space="preserve"> </w:t>
+      </w:r>
+      <w:proofErr w:type="spellStart"/>
+      <w:r>
+        <w:t>incorporadas</w:t>
+      </w:r>
+      <w:proofErr w:type="spellEnd"/>
+      <w:r>
+        <w:t xml:space="preserve"> </w:t>
+      </w:r>
+      <w:proofErr w:type="spellStart"/>
+      <w:r>
+        <w:t>desde</w:t>
+      </w:r>
+      <w:proofErr w:type="spellEnd"/>
+      <w:r>
+        <w:t xml:space="preserve"> a </w:t>
+      </w:r>
+      <w:proofErr w:type="spellStart"/>
+      <w:r>
+        <w:t>concepção</w:t>
+      </w:r>
+      <w:proofErr w:type="spellEnd"/>
+      <w:r>
+        <w:t xml:space="preserve"> da </w:t>
+      </w:r>
+      <w:proofErr w:type="spellStart"/>
+      <w:r>
+        <w:t>arquitetura</w:t>
+      </w:r>
+      <w:proofErr w:type="spellEnd"/>
+      <w:r>
+        <w:t xml:space="preserve"> (</w:t>
+      </w:r>
+      <w:r>
+        <w:rPr>
+          <w:i/>
+          <w:iCs/>
+        </w:rPr>
+        <w:t>privacy by design</w:t>
+      </w:r>
+      <w:r>
+        <w:t xml:space="preserve">). O </w:t>
+      </w:r>
+      <w:proofErr w:type="spellStart"/>
+      <w:r>
+        <w:t>controle</w:t>
+      </w:r>
+      <w:proofErr w:type="spellEnd"/>
+      <w:r>
+        <w:t xml:space="preserve"> de </w:t>
+      </w:r>
+      <w:proofErr w:type="spellStart"/>
+      <w:r>
+        <w:t>acesso</w:t>
+      </w:r>
+      <w:proofErr w:type="spellEnd"/>
+      <w:r>
+        <w:t xml:space="preserve"> </w:t>
+      </w:r>
+      <w:proofErr w:type="spellStart"/>
+      <w:r>
+        <w:t>adota</w:t>
+      </w:r>
+      <w:proofErr w:type="spellEnd"/>
+      <w:r>
+        <w:t xml:space="preserve"> o </w:t>
+      </w:r>
+      <w:proofErr w:type="spellStart"/>
+      <w:r>
+        <w:t>modelo</w:t>
+      </w:r>
+      <w:proofErr w:type="spellEnd"/>
+      <w:r>
+        <w:t xml:space="preserve"> </w:t>
+      </w:r>
+      <w:proofErr w:type="spellStart"/>
+      <w:r>
+        <w:t>baseado</w:t>
+      </w:r>
+      <w:proofErr w:type="spellEnd"/>
+      <w:r>
+        <w:t xml:space="preserve"> </w:t>
+      </w:r>
+      <w:proofErr w:type="spellStart"/>
+      <w:r>
+        <w:t>em</w:t>
+      </w:r>
+      <w:proofErr w:type="spellEnd"/>
+      <w:r>
+        <w:t xml:space="preserve"> </w:t>
+      </w:r>
+      <w:proofErr w:type="spellStart"/>
+      <w:r>
+        <w:t>funções</w:t>
+      </w:r>
+      <w:proofErr w:type="spellEnd"/>
+      <w:r>
+        <w:t xml:space="preserve"> (RBAC – </w:t>
+      </w:r>
+      <w:r>
+        <w:rPr>
+          <w:i/>
+          <w:iCs/>
+        </w:rPr>
+        <w:t>Role-Based Access Control</w:t>
+      </w:r>
+      <w:r>
+        <w:t xml:space="preserve">), </w:t>
+      </w:r>
+      <w:proofErr w:type="spellStart"/>
+      <w:r>
+        <w:t>garantindo</w:t>
+      </w:r>
+      <w:proofErr w:type="spellEnd"/>
+      <w:r>
+        <w:t xml:space="preserve"> </w:t>
+      </w:r>
+      <w:proofErr w:type="spellStart"/>
+      <w:r>
+        <w:t>que</w:t>
+      </w:r>
+      <w:proofErr w:type="spellEnd"/>
+      <w:r>
+        <w:t xml:space="preserve"> a </w:t>
+      </w:r>
+      <w:proofErr w:type="spellStart"/>
+      <w:r>
+        <w:t>visibilidade</w:t>
+      </w:r>
+      <w:proofErr w:type="spellEnd"/>
+      <w:r>
+        <w:t xml:space="preserve"> dos dados </w:t>
+      </w:r>
+      <w:proofErr w:type="spellStart"/>
+      <w:r>
+        <w:t>seja</w:t>
+      </w:r>
+      <w:proofErr w:type="spellEnd"/>
+      <w:r>
+        <w:t xml:space="preserve"> </w:t>
+      </w:r>
+      <w:proofErr w:type="spellStart"/>
+      <w:r>
+        <w:t>estritamente</w:t>
+      </w:r>
+      <w:proofErr w:type="spellEnd"/>
+      <w:r>
+        <w:t xml:space="preserve"> </w:t>
+      </w:r>
+      <w:proofErr w:type="spellStart"/>
+      <w:r>
+        <w:t>escopada</w:t>
+      </w:r>
+      <w:proofErr w:type="spellEnd"/>
+      <w:r>
+        <w:t xml:space="preserve"> </w:t>
+      </w:r>
+      <w:proofErr w:type="spellStart"/>
+      <w:r>
+        <w:t>por</w:t>
+      </w:r>
+      <w:proofErr w:type="spellEnd"/>
+      <w:r>
+        <w:t xml:space="preserve"> </w:t>
+      </w:r>
+      <w:proofErr w:type="spellStart"/>
+      <w:r>
+        <w:t>instituição</w:t>
+      </w:r>
+      <w:proofErr w:type="spellEnd"/>
+      <w:r>
+        <w:t xml:space="preserve"> e </w:t>
+      </w:r>
+      <w:proofErr w:type="spellStart"/>
+      <w:r>
+        <w:t>perfil</w:t>
+      </w:r>
+      <w:proofErr w:type="spellEnd"/>
+      <w:r>
+        <w:t xml:space="preserve"> (</w:t>
+      </w:r>
+      <w:proofErr w:type="spellStart"/>
+      <w:r>
+        <w:t>por</w:t>
+      </w:r>
+      <w:proofErr w:type="spellEnd"/>
+      <w:r>
+        <w:t xml:space="preserve"> </w:t>
+      </w:r>
+      <w:proofErr w:type="spellStart"/>
+      <w:r>
+        <w:t>exemplo</w:t>
+      </w:r>
+      <w:proofErr w:type="spellEnd"/>
+      <w:r>
+        <w:t xml:space="preserve">, um professor </w:t>
+      </w:r>
+      <w:proofErr w:type="spellStart"/>
+      <w:r>
+        <w:t>acessa</w:t>
+      </w:r>
+      <w:proofErr w:type="spellEnd"/>
+      <w:r>
+        <w:t xml:space="preserve"> </w:t>
+      </w:r>
+      <w:proofErr w:type="spellStart"/>
+      <w:r>
+        <w:t>apenas</w:t>
+      </w:r>
+      <w:proofErr w:type="spellEnd"/>
+      <w:r>
+        <w:t xml:space="preserve"> as </w:t>
+      </w:r>
+      <w:proofErr w:type="spellStart"/>
+      <w:r>
+        <w:t>notas</w:t>
+      </w:r>
+      <w:proofErr w:type="spellEnd"/>
+      <w:r>
+        <w:t xml:space="preserve"> e </w:t>
+      </w:r>
+      <w:proofErr w:type="spellStart"/>
+      <w:r>
+        <w:t>turmas</w:t>
+      </w:r>
+      <w:proofErr w:type="spellEnd"/>
+      <w:r>
+        <w:t xml:space="preserve"> sob </w:t>
+      </w:r>
+      <w:proofErr w:type="spellStart"/>
+      <w:r>
+        <w:t>sua</w:t>
+      </w:r>
+      <w:proofErr w:type="spellEnd"/>
+      <w:r>
+        <w:t xml:space="preserve"> </w:t>
+      </w:r>
+      <w:proofErr w:type="spellStart"/>
+      <w:r>
+        <w:t>responsabilidade</w:t>
       </w:r>
       <w:proofErr w:type="spellEnd"/>
       <w:r>
@@ -4727,39 +5044,597 @@
       </w:r>
       <w:proofErr w:type="spellStart"/>
       <w:r>
-        <w:t>professores</w:t>
+        <w:t>enquanto</w:t>
+      </w:r>
+      <w:proofErr w:type="spellEnd"/>
+      <w:r>
+        <w:t xml:space="preserve"> um </w:t>
+      </w:r>
+      <w:proofErr w:type="spellStart"/>
+      <w:r>
+        <w:t>aluno</w:t>
+      </w:r>
+      <w:proofErr w:type="spellEnd"/>
+      <w:r>
+        <w:t xml:space="preserve"> </w:t>
+      </w:r>
+      <w:proofErr w:type="spellStart"/>
+      <w:r>
+        <w:t>visualiza</w:t>
+      </w:r>
+      <w:proofErr w:type="spellEnd"/>
+      <w:r>
+        <w:t xml:space="preserve"> </w:t>
+      </w:r>
+      <w:proofErr w:type="spellStart"/>
+      <w:r>
+        <w:t>unicamente</w:t>
+      </w:r>
+      <w:proofErr w:type="spellEnd"/>
+      <w:r>
+        <w:t xml:space="preserve"> </w:t>
+      </w:r>
+      <w:proofErr w:type="spellStart"/>
+      <w:r>
+        <w:t>os</w:t>
+      </w:r>
+      <w:proofErr w:type="spellEnd"/>
+      <w:r>
+        <w:t xml:space="preserve"> </w:t>
+      </w:r>
+      <w:proofErr w:type="spellStart"/>
+      <w:r>
+        <w:t>próprios</w:t>
+      </w:r>
+      <w:proofErr w:type="spellEnd"/>
+      <w:r>
+        <w:t xml:space="preserve"> </w:t>
+      </w:r>
+      <w:proofErr w:type="spellStart"/>
+      <w:r>
+        <w:t>registros</w:t>
+      </w:r>
+      <w:proofErr w:type="spellEnd"/>
+      <w:r>
+        <w:t xml:space="preserve">). </w:t>
+      </w:r>
+      <w:proofErr w:type="spellStart"/>
+      <w:r>
+        <w:t>Adicionalmente</w:t>
+      </w:r>
+      <w:proofErr w:type="spellEnd"/>
+      <w:r>
+        <w:t xml:space="preserve">, o </w:t>
+      </w:r>
+      <w:proofErr w:type="spellStart"/>
+      <w:r>
+        <w:t>processo</w:t>
+      </w:r>
+      <w:proofErr w:type="spellEnd"/>
+      <w:r>
+        <w:t xml:space="preserve"> de </w:t>
+      </w:r>
+      <w:proofErr w:type="spellStart"/>
+      <w:r>
+        <w:t>criação</w:t>
+      </w:r>
+      <w:proofErr w:type="spellEnd"/>
+      <w:r>
+        <w:t xml:space="preserve"> de </w:t>
+      </w:r>
+      <w:proofErr w:type="spellStart"/>
+      <w:r>
+        <w:t>contas</w:t>
+      </w:r>
+      <w:proofErr w:type="spellEnd"/>
+      <w:r>
+        <w:t xml:space="preserve"> </w:t>
+      </w:r>
+      <w:proofErr w:type="spellStart"/>
+      <w:r>
+        <w:t>exige</w:t>
+      </w:r>
+      <w:proofErr w:type="spellEnd"/>
+      <w:r>
+        <w:t xml:space="preserve"> </w:t>
+      </w:r>
+      <w:proofErr w:type="spellStart"/>
+      <w:r>
+        <w:t>autenticação</w:t>
+      </w:r>
+      <w:proofErr w:type="spellEnd"/>
+      <w:r>
+        <w:t xml:space="preserve"> de </w:t>
+      </w:r>
+      <w:proofErr w:type="spellStart"/>
+      <w:r>
+        <w:t>dois</w:t>
+      </w:r>
+      <w:proofErr w:type="spellEnd"/>
+      <w:r>
+        <w:t xml:space="preserve"> </w:t>
+      </w:r>
+      <w:proofErr w:type="spellStart"/>
+      <w:r>
+        <w:t>fatores</w:t>
+      </w:r>
+      <w:proofErr w:type="spellEnd"/>
+      <w:r>
+        <w:t xml:space="preserve"> (2FA) para </w:t>
+      </w:r>
+      <w:proofErr w:type="spellStart"/>
+      <w:r>
+        <w:t>todos</w:t>
+      </w:r>
+      <w:proofErr w:type="spellEnd"/>
+      <w:r>
+        <w:t xml:space="preserve"> </w:t>
+      </w:r>
+      <w:proofErr w:type="spellStart"/>
+      <w:r>
+        <w:t>os</w:t>
+      </w:r>
+      <w:proofErr w:type="spellEnd"/>
+      <w:r>
+        <w:t xml:space="preserve"> </w:t>
+      </w:r>
+      <w:proofErr w:type="spellStart"/>
+      <w:r>
+        <w:t>perfis</w:t>
+      </w:r>
+      <w:proofErr w:type="spellEnd"/>
+      <w:r>
+        <w:t xml:space="preserve">, </w:t>
+      </w:r>
+      <w:proofErr w:type="spellStart"/>
+      <w:r>
+        <w:t>mediante</w:t>
+      </w:r>
+      <w:proofErr w:type="spellEnd"/>
+      <w:r>
+        <w:t xml:space="preserve"> o </w:t>
+      </w:r>
+      <w:proofErr w:type="spellStart"/>
+      <w:r>
+        <w:t>envio</w:t>
+      </w:r>
+      <w:proofErr w:type="spellEnd"/>
+      <w:r>
+        <w:t xml:space="preserve"> de </w:t>
+      </w:r>
+      <w:proofErr w:type="spellStart"/>
+      <w:r>
+        <w:t>códigos</w:t>
+      </w:r>
+      <w:proofErr w:type="spellEnd"/>
+      <w:r>
+        <w:t xml:space="preserve"> de </w:t>
+      </w:r>
+      <w:proofErr w:type="spellStart"/>
+      <w:r>
+        <w:t>verificação</w:t>
+      </w:r>
+      <w:proofErr w:type="spellEnd"/>
+      <w:r>
+        <w:t xml:space="preserve"> </w:t>
+      </w:r>
+      <w:proofErr w:type="spellStart"/>
+      <w:r>
+        <w:t>por</w:t>
+      </w:r>
+      <w:proofErr w:type="spellEnd"/>
+      <w:r>
+        <w:t xml:space="preserve"> e-mail via </w:t>
+      </w:r>
+      <w:proofErr w:type="spellStart"/>
+      <w:r>
+        <w:t>serviço</w:t>
+      </w:r>
+      <w:proofErr w:type="spellEnd"/>
+      <w:r>
+        <w:t xml:space="preserve"> Resend, </w:t>
+      </w:r>
+      <w:proofErr w:type="spellStart"/>
+      <w:r>
+        <w:t>assegurando</w:t>
+      </w:r>
+      <w:proofErr w:type="spellEnd"/>
+      <w:r>
+        <w:t xml:space="preserve"> a </w:t>
+      </w:r>
+      <w:proofErr w:type="spellStart"/>
+      <w:r>
+        <w:t>titularidade</w:t>
+      </w:r>
+      <w:proofErr w:type="spellEnd"/>
+      <w:r>
+        <w:t xml:space="preserve"> do </w:t>
+      </w:r>
+      <w:proofErr w:type="spellStart"/>
+      <w:r>
+        <w:t>contato</w:t>
+      </w:r>
+      <w:proofErr w:type="spellEnd"/>
+      <w:r>
+        <w:t xml:space="preserve"> antes da </w:t>
+      </w:r>
+      <w:proofErr w:type="spellStart"/>
+      <w:r>
+        <w:t>liberação</w:t>
+      </w:r>
+      <w:proofErr w:type="spellEnd"/>
+      <w:r>
+        <w:t xml:space="preserve"> do </w:t>
+      </w:r>
+      <w:proofErr w:type="spellStart"/>
+      <w:r>
+        <w:t>acesso</w:t>
+      </w:r>
+      <w:proofErr w:type="spellEnd"/>
+      <w:r>
+        <w:t xml:space="preserve">. A </w:t>
+      </w:r>
+      <w:proofErr w:type="spellStart"/>
+      <w:r>
+        <w:t>proteção</w:t>
+      </w:r>
+      <w:proofErr w:type="spellEnd"/>
+      <w:r>
+        <w:t xml:space="preserve"> das </w:t>
+      </w:r>
+      <w:proofErr w:type="spellStart"/>
+      <w:r>
+        <w:t>informações</w:t>
+      </w:r>
+      <w:proofErr w:type="spellEnd"/>
+      <w:r>
+        <w:t xml:space="preserve"> e a </w:t>
+      </w:r>
+      <w:proofErr w:type="spellStart"/>
+      <w:r>
+        <w:t>rastreabilidade</w:t>
+      </w:r>
+      <w:proofErr w:type="spellEnd"/>
+      <w:r>
+        <w:t xml:space="preserve"> das </w:t>
+      </w:r>
+      <w:proofErr w:type="spellStart"/>
+      <w:r>
+        <w:t>operações</w:t>
+      </w:r>
+      <w:proofErr w:type="spellEnd"/>
+      <w:r>
+        <w:t xml:space="preserve"> </w:t>
+      </w:r>
+      <w:proofErr w:type="spellStart"/>
+      <w:r>
+        <w:t>incluem</w:t>
+      </w:r>
+      <w:proofErr w:type="spellEnd"/>
+      <w:r>
+        <w:t xml:space="preserve">, </w:t>
+      </w:r>
+      <w:proofErr w:type="spellStart"/>
+      <w:r>
+        <w:t>ainda</w:t>
+      </w:r>
+      <w:proofErr w:type="spellEnd"/>
+      <w:r>
+        <w:t xml:space="preserve">, o </w:t>
+      </w:r>
+      <w:proofErr w:type="spellStart"/>
+      <w:r>
+        <w:t>armazenamento</w:t>
+      </w:r>
+      <w:proofErr w:type="spellEnd"/>
+      <w:r>
+        <w:t xml:space="preserve"> de </w:t>
+      </w:r>
+      <w:proofErr w:type="spellStart"/>
+      <w:r>
+        <w:t>senhas</w:t>
+      </w:r>
+      <w:proofErr w:type="spellEnd"/>
+      <w:r>
+        <w:t xml:space="preserve"> via </w:t>
+      </w:r>
+      <w:r>
+        <w:rPr>
+          <w:i/>
+          <w:iCs/>
+        </w:rPr>
+        <w:t>hash</w:t>
+      </w:r>
+      <w:r>
+        <w:t xml:space="preserve"> </w:t>
+      </w:r>
+      <w:proofErr w:type="spellStart"/>
+      <w:r>
+        <w:t>criptográfico</w:t>
+      </w:r>
+      <w:proofErr w:type="spellEnd"/>
+      <w:r>
+        <w:t xml:space="preserve"> (</w:t>
+      </w:r>
+      <w:proofErr w:type="spellStart"/>
+      <w:r>
+        <w:rPr>
+          <w:i/>
+          <w:iCs/>
+        </w:rPr>
+        <w:t>bcrypt</w:t>
+      </w:r>
+      <w:proofErr w:type="spellEnd"/>
+      <w:r>
+        <w:t xml:space="preserve">), o </w:t>
+      </w:r>
+      <w:proofErr w:type="spellStart"/>
+      <w:r>
+        <w:t>uso</w:t>
+      </w:r>
+      <w:proofErr w:type="spellEnd"/>
+      <w:r>
+        <w:t xml:space="preserve"> de </w:t>
+      </w:r>
+      <w:proofErr w:type="spellStart"/>
+      <w:r>
+        <w:t>identificadores</w:t>
+      </w:r>
+      <w:proofErr w:type="spellEnd"/>
+      <w:r>
+        <w:t xml:space="preserve"> </w:t>
+      </w:r>
+      <w:proofErr w:type="spellStart"/>
+      <w:r>
+        <w:t>globais</w:t>
+      </w:r>
+      <w:proofErr w:type="spellEnd"/>
+      <w:r>
+        <w:t xml:space="preserve"> </w:t>
+      </w:r>
+      <w:proofErr w:type="spellStart"/>
+      <w:r>
+        <w:t>não</w:t>
+      </w:r>
+      <w:proofErr w:type="spellEnd"/>
+      <w:r>
+        <w:t xml:space="preserve"> </w:t>
+      </w:r>
+      <w:proofErr w:type="spellStart"/>
+      <w:r>
+        <w:t>sensíveis</w:t>
+      </w:r>
+      <w:proofErr w:type="spellEnd"/>
+      <w:r>
+        <w:t xml:space="preserve"> (GUID) </w:t>
+      </w:r>
+      <w:proofErr w:type="spellStart"/>
+      <w:r>
+        <w:t>em</w:t>
+      </w:r>
+      <w:proofErr w:type="spellEnd"/>
+      <w:r>
+        <w:t xml:space="preserve"> </w:t>
+      </w:r>
+      <w:proofErr w:type="spellStart"/>
+      <w:r>
+        <w:t>substituição</w:t>
+      </w:r>
+      <w:proofErr w:type="spellEnd"/>
+      <w:r>
+        <w:t xml:space="preserve"> a dados </w:t>
+      </w:r>
+      <w:proofErr w:type="spellStart"/>
+      <w:r>
+        <w:t>como</w:t>
+      </w:r>
+      <w:proofErr w:type="spellEnd"/>
+      <w:r>
+        <w:t xml:space="preserve"> CPF </w:t>
+      </w:r>
+      <w:proofErr w:type="spellStart"/>
+      <w:r>
+        <w:t>em</w:t>
+      </w:r>
+      <w:proofErr w:type="spellEnd"/>
+      <w:r>
+        <w:t xml:space="preserve"> URLs e </w:t>
+      </w:r>
+      <w:proofErr w:type="spellStart"/>
+      <w:r>
+        <w:t>requisições</w:t>
+      </w:r>
+      <w:proofErr w:type="spellEnd"/>
+      <w:r>
+        <w:t xml:space="preserve">, a </w:t>
+      </w:r>
+      <w:proofErr w:type="spellStart"/>
+      <w:r>
+        <w:t>manutenção</w:t>
+      </w:r>
+      <w:proofErr w:type="spellEnd"/>
+      <w:r>
+        <w:t xml:space="preserve"> de </w:t>
+      </w:r>
+      <w:proofErr w:type="spellStart"/>
+      <w:r>
+        <w:t>registros</w:t>
+      </w:r>
+      <w:proofErr w:type="spellEnd"/>
+      <w:r>
+        <w:t xml:space="preserve"> de auditoria (</w:t>
+      </w:r>
+      <w:r>
+        <w:rPr>
+          <w:i/>
+          <w:iCs/>
+        </w:rPr>
+        <w:t>logs</w:t>
+      </w:r>
+      <w:r>
+        <w:t xml:space="preserve">) para </w:t>
+      </w:r>
+      <w:proofErr w:type="spellStart"/>
+      <w:r>
+        <w:t>rastrear</w:t>
+      </w:r>
+      <w:proofErr w:type="spellEnd"/>
+      <w:r>
+        <w:t xml:space="preserve"> quem </w:t>
+      </w:r>
+      <w:proofErr w:type="spellStart"/>
+      <w:r>
+        <w:t>acessou</w:t>
+      </w:r>
+      <w:proofErr w:type="spellEnd"/>
+      <w:r>
+        <w:t xml:space="preserve"> </w:t>
+      </w:r>
+      <w:proofErr w:type="spellStart"/>
+      <w:r>
+        <w:t>ou</w:t>
+      </w:r>
+      <w:proofErr w:type="spellEnd"/>
+      <w:r>
+        <w:t xml:space="preserve"> </w:t>
+      </w:r>
+      <w:proofErr w:type="spellStart"/>
+      <w:r>
+        <w:t>alterou</w:t>
+      </w:r>
+      <w:proofErr w:type="spellEnd"/>
+      <w:r>
+        <w:t xml:space="preserve"> </w:t>
+      </w:r>
+      <w:proofErr w:type="spellStart"/>
+      <w:r>
+        <w:t>informações</w:t>
+      </w:r>
+      <w:proofErr w:type="spellEnd"/>
+      <w:r>
+        <w:t xml:space="preserve"> no </w:t>
+      </w:r>
+      <w:proofErr w:type="spellStart"/>
+      <w:r>
+        <w:t>sistema</w:t>
       </w:r>
       <w:proofErr w:type="spellEnd"/>
       <w:r>
         <w:t xml:space="preserve"> e </w:t>
       </w:r>
-      <w:proofErr w:type="spellStart"/>
-      <w:r>
-        <w:t>responsáveis</w:t>
+      <w:proofErr w:type="gramStart"/>
+      <w:r>
+        <w:t>a</w:t>
+      </w:r>
+      <w:proofErr w:type="gramEnd"/>
+      <w:r>
+        <w:t xml:space="preserve"> </w:t>
+      </w:r>
+      <w:proofErr w:type="spellStart"/>
+      <w:r>
+        <w:t>adoção</w:t>
+      </w:r>
+      <w:proofErr w:type="spellEnd"/>
+      <w:r>
+        <w:t xml:space="preserve"> de </w:t>
+      </w:r>
+      <w:proofErr w:type="spellStart"/>
+      <w:r>
+        <w:t>exclusão</w:t>
+      </w:r>
+      <w:proofErr w:type="spellEnd"/>
+      <w:r>
+        <w:t xml:space="preserve"> </w:t>
+      </w:r>
+      <w:proofErr w:type="spellStart"/>
+      <w:r>
+        <w:t>lógica</w:t>
       </w:r>
       <w:proofErr w:type="spellEnd"/>
       <w:r>
         <w:t xml:space="preserve"> (</w:t>
       </w:r>
-      <w:proofErr w:type="spellStart"/>
-      <w:r>
-        <w:t>podendo</w:t>
-      </w:r>
-      <w:proofErr w:type="spellEnd"/>
-      <w:r>
-        <w:t xml:space="preserve"> </w:t>
-      </w:r>
-      <w:proofErr w:type="spellStart"/>
-      <w:r>
-        <w:t>incluir</w:t>
-      </w:r>
-      <w:proofErr w:type="spellEnd"/>
-      <w:r>
-        <w:t xml:space="preserve"> </w:t>
-      </w:r>
-      <w:proofErr w:type="spellStart"/>
-      <w:r>
-        <w:t>menores</w:t>
+      <w:r>
+        <w:rPr>
+          <w:i/>
+          <w:iCs/>
+        </w:rPr>
+        <w:t>soft delete</w:t>
+      </w:r>
+      <w:r>
+        <w:t xml:space="preserve">). Tais </w:t>
+      </w:r>
+      <w:proofErr w:type="spellStart"/>
+      <w:r>
+        <w:t>mecanismos</w:t>
+      </w:r>
+      <w:proofErr w:type="spellEnd"/>
+      <w:r>
+        <w:t xml:space="preserve"> </w:t>
+      </w:r>
+      <w:proofErr w:type="spellStart"/>
+      <w:r>
+        <w:t>atendem</w:t>
+      </w:r>
+      <w:proofErr w:type="spellEnd"/>
+      <w:r>
+        <w:t xml:space="preserve"> </w:t>
+      </w:r>
+      <w:proofErr w:type="spellStart"/>
+      <w:r>
+        <w:t>diretamente</w:t>
+      </w:r>
+      <w:proofErr w:type="spellEnd"/>
+      <w:r>
+        <w:t xml:space="preserve"> </w:t>
+      </w:r>
+      <w:proofErr w:type="spellStart"/>
+      <w:r>
+        <w:t>aos</w:t>
+      </w:r>
+      <w:proofErr w:type="spellEnd"/>
+      <w:r>
+        <w:t xml:space="preserve"> </w:t>
+      </w:r>
+      <w:proofErr w:type="spellStart"/>
+      <w:r>
+        <w:t>princípios</w:t>
+      </w:r>
+      <w:proofErr w:type="spellEnd"/>
+      <w:r>
+        <w:t xml:space="preserve"> da Lei Geral de </w:t>
+      </w:r>
+      <w:proofErr w:type="spellStart"/>
+      <w:r>
+        <w:t>Proteção</w:t>
+      </w:r>
+      <w:proofErr w:type="spellEnd"/>
+      <w:r>
+        <w:t xml:space="preserve"> de Dados </w:t>
+      </w:r>
+      <w:proofErr w:type="spellStart"/>
+      <w:r>
+        <w:t>Pessoais</w:t>
+      </w:r>
+      <w:proofErr w:type="spellEnd"/>
+      <w:r>
+        <w:t xml:space="preserve"> (LGPD – Lei nº </w:t>
+      </w:r>
+      <w:r>
+        <w:lastRenderedPageBreak/>
+        <w:t xml:space="preserve">13.709/2018), </w:t>
+      </w:r>
+      <w:proofErr w:type="spellStart"/>
+      <w:r>
+        <w:t>em</w:t>
+      </w:r>
+      <w:proofErr w:type="spellEnd"/>
+      <w:r>
+        <w:t xml:space="preserve"> especial </w:t>
+      </w:r>
+      <w:proofErr w:type="spellStart"/>
+      <w:r>
+        <w:t>os</w:t>
       </w:r>
       <w:proofErr w:type="spellEnd"/>
       <w:r>
@@ -4767,39 +5642,95 @@
       </w:r>
       <w:proofErr w:type="spellStart"/>
       <w:r>
-        <w:t>idade</w:t>
-      </w:r>
-      <w:proofErr w:type="spellEnd"/>
-      <w:r>
-        <w:t xml:space="preserve">, dado o </w:t>
-      </w:r>
-      <w:proofErr w:type="spellStart"/>
-      <w:r>
-        <w:t>contexto</w:t>
-      </w:r>
-      <w:proofErr w:type="spellEnd"/>
-      <w:r>
-        <w:t xml:space="preserve"> escolar), a </w:t>
-      </w:r>
-      <w:proofErr w:type="spellStart"/>
-      <w:r>
-        <w:t>proteção</w:t>
-      </w:r>
-      <w:proofErr w:type="spellEnd"/>
-      <w:r>
-        <w:t xml:space="preserve"> de dados </w:t>
-      </w:r>
-      <w:proofErr w:type="spellStart"/>
-      <w:r>
-        <w:t>foi</w:t>
-      </w:r>
-      <w:proofErr w:type="spellEnd"/>
-      <w:r>
-        <w:t xml:space="preserve"> </w:t>
-      </w:r>
-      <w:proofErr w:type="spellStart"/>
-      <w:r>
-        <w:t>tratada</w:t>
+        <w:t>minimização</w:t>
+      </w:r>
+      <w:proofErr w:type="spellEnd"/>
+      <w:r>
+        <w:t xml:space="preserve">, </w:t>
+      </w:r>
+      <w:proofErr w:type="spellStart"/>
+      <w:r>
+        <w:t>segurança</w:t>
+      </w:r>
+      <w:proofErr w:type="spellEnd"/>
+      <w:r>
+        <w:t xml:space="preserve"> e </w:t>
+      </w:r>
+      <w:proofErr w:type="spellStart"/>
+      <w:r>
+        <w:t>prestação</w:t>
+      </w:r>
+      <w:proofErr w:type="spellEnd"/>
+      <w:r>
+        <w:t xml:space="preserve"> de </w:t>
+      </w:r>
+      <w:proofErr w:type="spellStart"/>
+      <w:r>
+        <w:t>contas</w:t>
+      </w:r>
+      <w:proofErr w:type="spellEnd"/>
+      <w:r>
+        <w:t xml:space="preserve">, </w:t>
+      </w:r>
+      <w:proofErr w:type="spellStart"/>
+      <w:r>
+        <w:t>permanecendo</w:t>
+      </w:r>
+      <w:proofErr w:type="spellEnd"/>
+      <w:r>
+        <w:t xml:space="preserve"> </w:t>
+      </w:r>
+      <w:proofErr w:type="gramStart"/>
+      <w:r>
+        <w:t>a</w:t>
+      </w:r>
+      <w:proofErr w:type="gramEnd"/>
+      <w:r>
+        <w:t xml:space="preserve"> </w:t>
+      </w:r>
+      <w:proofErr w:type="spellStart"/>
+      <w:r>
+        <w:t>implementação</w:t>
+      </w:r>
+      <w:proofErr w:type="spellEnd"/>
+      <w:r>
+        <w:t xml:space="preserve"> de um </w:t>
+      </w:r>
+      <w:proofErr w:type="spellStart"/>
+      <w:r>
+        <w:t>fluxo</w:t>
+      </w:r>
+      <w:proofErr w:type="spellEnd"/>
+      <w:r>
+        <w:t xml:space="preserve"> formal de </w:t>
+      </w:r>
+      <w:proofErr w:type="spellStart"/>
+      <w:r>
+        <w:t>consentimento</w:t>
+      </w:r>
+      <w:proofErr w:type="spellEnd"/>
+      <w:r>
+        <w:t xml:space="preserve"> e da </w:t>
+      </w:r>
+      <w:proofErr w:type="spellStart"/>
+      <w:r>
+        <w:t>política</w:t>
+      </w:r>
+      <w:proofErr w:type="spellEnd"/>
+      <w:r>
+        <w:t xml:space="preserve"> de </w:t>
+      </w:r>
+      <w:proofErr w:type="spellStart"/>
+      <w:r>
+        <w:t>exclusão</w:t>
+      </w:r>
+      <w:proofErr w:type="spellEnd"/>
+      <w:r>
+        <w:t xml:space="preserve"> </w:t>
+      </w:r>
+      <w:proofErr w:type="spellStart"/>
+      <w:r>
+        <w:t>definitiva</w:t>
       </w:r>
       <w:proofErr w:type="spellEnd"/>
       <w:r>
@@ -4815,615 +5746,7 @@
       </w:r>
       <w:proofErr w:type="spellStart"/>
       <w:r>
-        <w:t>parte</w:t>
-      </w:r>
-      <w:proofErr w:type="spellEnd"/>
-      <w:r>
-        <w:t xml:space="preserve"> da </w:t>
-      </w:r>
-      <w:proofErr w:type="spellStart"/>
-      <w:r>
-        <w:t>arquitetura</w:t>
-      </w:r>
-      <w:proofErr w:type="spellEnd"/>
-      <w:r>
-        <w:t xml:space="preserve">, </w:t>
-      </w:r>
-      <w:proofErr w:type="spellStart"/>
-      <w:r>
-        <w:t>não</w:t>
-      </w:r>
-      <w:proofErr w:type="spellEnd"/>
-      <w:r>
-        <w:t xml:space="preserve"> </w:t>
-      </w:r>
-      <w:proofErr w:type="spellStart"/>
-      <w:r>
-        <w:t>apenas</w:t>
-      </w:r>
-      <w:proofErr w:type="spellEnd"/>
-      <w:r>
-        <w:t xml:space="preserve"> </w:t>
-      </w:r>
-      <w:proofErr w:type="spellStart"/>
-      <w:r>
-        <w:t>como</w:t>
-      </w:r>
-      <w:proofErr w:type="spellEnd"/>
-      <w:r>
-        <w:t xml:space="preserve"> </w:t>
-      </w:r>
-      <w:proofErr w:type="spellStart"/>
-      <w:r>
-        <w:t>consequência</w:t>
-      </w:r>
-      <w:proofErr w:type="spellEnd"/>
-      <w:r>
-        <w:t xml:space="preserve"> do </w:t>
-      </w:r>
-      <w:proofErr w:type="spellStart"/>
-      <w:r>
-        <w:t>uso</w:t>
-      </w:r>
-      <w:proofErr w:type="spellEnd"/>
-      <w:r>
-        <w:t xml:space="preserve"> de JWT: as </w:t>
-      </w:r>
-      <w:proofErr w:type="spellStart"/>
-      <w:r>
-        <w:t>senhas</w:t>
-      </w:r>
-      <w:proofErr w:type="spellEnd"/>
-      <w:r>
-        <w:t xml:space="preserve"> </w:t>
-      </w:r>
-      <w:proofErr w:type="spellStart"/>
-      <w:r>
-        <w:t>são</w:t>
-      </w:r>
-      <w:proofErr w:type="spellEnd"/>
-      <w:r>
-        <w:t xml:space="preserve"> </w:t>
-      </w:r>
-      <w:proofErr w:type="spellStart"/>
-      <w:r>
-        <w:t>armazenadas</w:t>
-      </w:r>
-      <w:proofErr w:type="spellEnd"/>
-      <w:r>
-        <w:t xml:space="preserve"> </w:t>
-      </w:r>
-      <w:proofErr w:type="spellStart"/>
-      <w:r>
-        <w:t>somente</w:t>
-      </w:r>
-      <w:proofErr w:type="spellEnd"/>
-      <w:r>
-        <w:t xml:space="preserve"> </w:t>
-      </w:r>
-      <w:proofErr w:type="spellStart"/>
-      <w:r>
-        <w:t>como</w:t>
-      </w:r>
-      <w:proofErr w:type="spellEnd"/>
-      <w:r>
-        <w:t xml:space="preserve"> hash (</w:t>
-      </w:r>
-      <w:proofErr w:type="spellStart"/>
-      <w:r>
-        <w:t>bcrypt</w:t>
-      </w:r>
-      <w:proofErr w:type="spellEnd"/>
-      <w:r>
-        <w:t xml:space="preserve">); a </w:t>
-      </w:r>
-      <w:proofErr w:type="spellStart"/>
-      <w:r>
-        <w:t>identidade</w:t>
-      </w:r>
-      <w:proofErr w:type="spellEnd"/>
-      <w:r>
-        <w:t xml:space="preserve"> </w:t>
-      </w:r>
-      <w:proofErr w:type="spellStart"/>
-      <w:r>
-        <w:t>técnica</w:t>
-      </w:r>
-      <w:proofErr w:type="spellEnd"/>
-      <w:r>
-        <w:t xml:space="preserve"> dos </w:t>
-      </w:r>
-      <w:proofErr w:type="spellStart"/>
-      <w:r>
-        <w:t>usuários</w:t>
-      </w:r>
-      <w:proofErr w:type="spellEnd"/>
-      <w:r>
-        <w:t xml:space="preserve"> e </w:t>
-      </w:r>
-      <w:proofErr w:type="spellStart"/>
-      <w:r>
-        <w:t>demais</w:t>
-      </w:r>
-      <w:proofErr w:type="spellEnd"/>
-      <w:r>
-        <w:t xml:space="preserve"> </w:t>
-      </w:r>
-      <w:proofErr w:type="spellStart"/>
-      <w:r>
-        <w:t>entidades</w:t>
-      </w:r>
-      <w:proofErr w:type="spellEnd"/>
-      <w:r>
-        <w:t xml:space="preserve"> é </w:t>
-      </w:r>
-      <w:proofErr w:type="spellStart"/>
-      <w:r>
-        <w:t>representada</w:t>
-      </w:r>
-      <w:proofErr w:type="spellEnd"/>
-      <w:r>
-        <w:t xml:space="preserve"> </w:t>
-      </w:r>
-      <w:proofErr w:type="spellStart"/>
-      <w:r>
-        <w:t>por</w:t>
-      </w:r>
-      <w:proofErr w:type="spellEnd"/>
-      <w:r>
-        <w:t xml:space="preserve"> </w:t>
-      </w:r>
-      <w:proofErr w:type="spellStart"/>
-      <w:r>
-        <w:t>identificadores</w:t>
-      </w:r>
-      <w:proofErr w:type="spellEnd"/>
-      <w:r>
-        <w:t xml:space="preserve"> </w:t>
-      </w:r>
-      <w:proofErr w:type="spellStart"/>
-      <w:r>
-        <w:t>não</w:t>
-      </w:r>
-      <w:proofErr w:type="spellEnd"/>
-      <w:r>
-        <w:t xml:space="preserve"> </w:t>
-      </w:r>
-      <w:proofErr w:type="spellStart"/>
-      <w:r>
-        <w:t>sensíveis</w:t>
-      </w:r>
-      <w:proofErr w:type="spellEnd"/>
-      <w:r>
-        <w:t xml:space="preserve"> (GUID, do </w:t>
-      </w:r>
-      <w:proofErr w:type="spellStart"/>
-      <w:r>
-        <w:t>inglês</w:t>
-      </w:r>
-      <w:proofErr w:type="spellEnd"/>
-      <w:r>
-        <w:t xml:space="preserve"> Globally Unique Identifier), </w:t>
-      </w:r>
-      <w:proofErr w:type="spellStart"/>
-      <w:r>
-        <w:t>evitando</w:t>
-      </w:r>
-      <w:proofErr w:type="spellEnd"/>
-      <w:r>
-        <w:t xml:space="preserve"> </w:t>
-      </w:r>
-      <w:proofErr w:type="spellStart"/>
-      <w:r>
-        <w:t>que</w:t>
-      </w:r>
-      <w:proofErr w:type="spellEnd"/>
-      <w:r>
-        <w:t xml:space="preserve"> dados </w:t>
-      </w:r>
-      <w:proofErr w:type="spellStart"/>
-      <w:r>
-        <w:t>como</w:t>
-      </w:r>
-      <w:proofErr w:type="spellEnd"/>
-      <w:r>
-        <w:t xml:space="preserve"> o CPF </w:t>
-      </w:r>
-      <w:proofErr w:type="spellStart"/>
-      <w:r>
-        <w:t>circulem</w:t>
-      </w:r>
-      <w:proofErr w:type="spellEnd"/>
-      <w:r>
-        <w:t xml:space="preserve"> </w:t>
-      </w:r>
-      <w:proofErr w:type="spellStart"/>
-      <w:r>
-        <w:t>em</w:t>
-      </w:r>
-      <w:proofErr w:type="spellEnd"/>
-      <w:r>
-        <w:t xml:space="preserve"> URLs </w:t>
-      </w:r>
-      <w:proofErr w:type="spellStart"/>
-      <w:r>
-        <w:t>ou</w:t>
-      </w:r>
-      <w:proofErr w:type="spellEnd"/>
-      <w:r>
-        <w:t xml:space="preserve"> </w:t>
-      </w:r>
-      <w:proofErr w:type="spellStart"/>
-      <w:r>
-        <w:t>registros</w:t>
-      </w:r>
-      <w:proofErr w:type="spellEnd"/>
-      <w:r>
-        <w:t xml:space="preserve"> de </w:t>
-      </w:r>
-      <w:proofErr w:type="spellStart"/>
-      <w:r>
-        <w:t>acesso</w:t>
-      </w:r>
-      <w:proofErr w:type="spellEnd"/>
-      <w:r>
-        <w:t xml:space="preserve">; o </w:t>
-      </w:r>
-      <w:proofErr w:type="spellStart"/>
-      <w:r>
-        <w:t>acesso</w:t>
-      </w:r>
-      <w:proofErr w:type="spellEnd"/>
-      <w:r>
-        <w:t xml:space="preserve"> é </w:t>
-      </w:r>
-      <w:proofErr w:type="spellStart"/>
-      <w:r>
-        <w:t>escopado</w:t>
-      </w:r>
-      <w:proofErr w:type="spellEnd"/>
-      <w:r>
-        <w:t xml:space="preserve"> </w:t>
-      </w:r>
-      <w:proofErr w:type="spellStart"/>
-      <w:r>
-        <w:t>por</w:t>
-      </w:r>
-      <w:proofErr w:type="spellEnd"/>
-      <w:r>
-        <w:t xml:space="preserve"> </w:t>
-      </w:r>
-      <w:proofErr w:type="spellStart"/>
-      <w:r>
-        <w:t>escola</w:t>
-      </w:r>
-      <w:proofErr w:type="spellEnd"/>
-      <w:r>
-        <w:t xml:space="preserve"> e </w:t>
-      </w:r>
-      <w:proofErr w:type="spellStart"/>
-      <w:r>
-        <w:t>por</w:t>
-      </w:r>
-      <w:proofErr w:type="spellEnd"/>
-      <w:r>
-        <w:t xml:space="preserve"> </w:t>
-      </w:r>
-      <w:proofErr w:type="spellStart"/>
-      <w:r>
-        <w:t>função</w:t>
-      </w:r>
-      <w:proofErr w:type="spellEnd"/>
-      <w:r>
-        <w:t xml:space="preserve"> (professor, </w:t>
-      </w:r>
-      <w:proofErr w:type="spellStart"/>
-      <w:r>
-        <w:t>aluno</w:t>
-      </w:r>
-      <w:proofErr w:type="spellEnd"/>
-      <w:r>
-        <w:t xml:space="preserve">, </w:t>
-      </w:r>
-      <w:proofErr w:type="spellStart"/>
-      <w:r>
-        <w:t>coordenação</w:t>
-      </w:r>
-      <w:proofErr w:type="spellEnd"/>
-      <w:r>
-        <w:t xml:space="preserve">, </w:t>
-      </w:r>
-      <w:proofErr w:type="spellStart"/>
-      <w:r>
-        <w:t>direção</w:t>
-      </w:r>
-      <w:proofErr w:type="spellEnd"/>
-      <w:r>
-        <w:t xml:space="preserve">, </w:t>
-      </w:r>
-      <w:proofErr w:type="spellStart"/>
-      <w:r>
-        <w:t>secretaria</w:t>
-      </w:r>
-      <w:proofErr w:type="spellEnd"/>
-      <w:r>
-        <w:t xml:space="preserve">); e </w:t>
-      </w:r>
-      <w:proofErr w:type="spellStart"/>
-      <w:r>
-        <w:t>ações</w:t>
-      </w:r>
-      <w:proofErr w:type="spellEnd"/>
-      <w:r>
-        <w:t xml:space="preserve"> </w:t>
-      </w:r>
-      <w:proofErr w:type="spellStart"/>
-      <w:r>
-        <w:t>administrativas</w:t>
-      </w:r>
-      <w:proofErr w:type="spellEnd"/>
-      <w:r>
-        <w:t xml:space="preserve"> </w:t>
-      </w:r>
-      <w:proofErr w:type="spellStart"/>
-      <w:r>
-        <w:t>sensíveis</w:t>
-      </w:r>
-      <w:proofErr w:type="spellEnd"/>
-      <w:r>
-        <w:t xml:space="preserve"> </w:t>
-      </w:r>
-      <w:proofErr w:type="spellStart"/>
-      <w:r>
-        <w:t>ficam</w:t>
-      </w:r>
-      <w:proofErr w:type="spellEnd"/>
-      <w:r>
-        <w:t xml:space="preserve"> </w:t>
-      </w:r>
-      <w:proofErr w:type="spellStart"/>
-      <w:r>
-        <w:t>registradas</w:t>
-      </w:r>
-      <w:proofErr w:type="spellEnd"/>
-      <w:r>
-        <w:t xml:space="preserve"> </w:t>
-      </w:r>
-      <w:proofErr w:type="spellStart"/>
-      <w:r>
-        <w:t>em</w:t>
-      </w:r>
-      <w:proofErr w:type="spellEnd"/>
-      <w:r>
-        <w:t xml:space="preserve"> auditoria, com </w:t>
-      </w:r>
-      <w:proofErr w:type="spellStart"/>
-      <w:r>
-        <w:t>exclusão</w:t>
-      </w:r>
-      <w:proofErr w:type="spellEnd"/>
-      <w:r>
-        <w:t xml:space="preserve"> </w:t>
-      </w:r>
-      <w:proofErr w:type="spellStart"/>
-      <w:r>
-        <w:t>lógica</w:t>
-      </w:r>
-      <w:proofErr w:type="spellEnd"/>
-      <w:r>
-        <w:t xml:space="preserve"> (soft delete) </w:t>
-      </w:r>
-      <w:proofErr w:type="spellStart"/>
-      <w:r>
-        <w:t>em</w:t>
-      </w:r>
-      <w:proofErr w:type="spellEnd"/>
-      <w:r>
-        <w:t xml:space="preserve"> </w:t>
-      </w:r>
-      <w:proofErr w:type="spellStart"/>
-      <w:r>
-        <w:t>vez</w:t>
-      </w:r>
-      <w:proofErr w:type="spellEnd"/>
-      <w:r>
-        <w:t xml:space="preserve"> de </w:t>
-      </w:r>
-      <w:proofErr w:type="spellStart"/>
-      <w:r>
-        <w:t>remoção</w:t>
-      </w:r>
-      <w:proofErr w:type="spellEnd"/>
-      <w:r>
-        <w:t xml:space="preserve"> </w:t>
-      </w:r>
-      <w:proofErr w:type="spellStart"/>
-      <w:r>
-        <w:t>definitiva</w:t>
-      </w:r>
-      <w:proofErr w:type="spellEnd"/>
-      <w:r>
-        <w:t xml:space="preserve">. Esses </w:t>
-      </w:r>
-      <w:proofErr w:type="spellStart"/>
-      <w:r>
-        <w:t>mecanismos</w:t>
-      </w:r>
-      <w:proofErr w:type="spellEnd"/>
-      <w:r>
-        <w:t xml:space="preserve"> </w:t>
-      </w:r>
-      <w:proofErr w:type="spellStart"/>
-      <w:r>
-        <w:t>dialogam</w:t>
-      </w:r>
-      <w:proofErr w:type="spellEnd"/>
-      <w:r>
-        <w:t xml:space="preserve"> com </w:t>
-      </w:r>
-      <w:proofErr w:type="spellStart"/>
-      <w:r>
-        <w:t>princípios</w:t>
-      </w:r>
-      <w:proofErr w:type="spellEnd"/>
-      <w:r>
-        <w:t xml:space="preserve"> da Lei Geral de </w:t>
-      </w:r>
-      <w:proofErr w:type="spellStart"/>
-      <w:r>
-        <w:t>Proteção</w:t>
-      </w:r>
-      <w:proofErr w:type="spellEnd"/>
-      <w:r>
-        <w:t xml:space="preserve"> de Dados </w:t>
-      </w:r>
-      <w:proofErr w:type="spellStart"/>
-      <w:r>
-        <w:t>Pessoais</w:t>
-      </w:r>
-      <w:proofErr w:type="spellEnd"/>
-      <w:r>
-        <w:t xml:space="preserve"> (</w:t>
-      </w:r>
-      <w:proofErr w:type="spellStart"/>
-      <w:r>
-        <w:t>minimização</w:t>
-      </w:r>
-      <w:proofErr w:type="spellEnd"/>
-      <w:r>
-        <w:t xml:space="preserve">, </w:t>
-      </w:r>
-      <w:proofErr w:type="spellStart"/>
-      <w:r>
-        <w:t>segurança</w:t>
-      </w:r>
-      <w:proofErr w:type="spellEnd"/>
-      <w:r>
-        <w:t xml:space="preserve"> e </w:t>
-      </w:r>
-      <w:proofErr w:type="spellStart"/>
-      <w:r>
-        <w:t>prestação</w:t>
-      </w:r>
-      <w:proofErr w:type="spellEnd"/>
-      <w:r>
-        <w:t xml:space="preserve"> de </w:t>
-      </w:r>
-      <w:proofErr w:type="spellStart"/>
-      <w:r>
-        <w:t>contas</w:t>
-      </w:r>
-      <w:proofErr w:type="spellEnd"/>
-      <w:r>
-        <w:t xml:space="preserve">; </w:t>
-      </w:r>
-      <w:proofErr w:type="spellStart"/>
-      <w:r>
-        <w:t>Brasil</w:t>
-      </w:r>
-      <w:proofErr w:type="spellEnd"/>
-      <w:r>
-        <w:t xml:space="preserve">, 2018), </w:t>
-      </w:r>
-      <w:proofErr w:type="spellStart"/>
-      <w:r>
-        <w:t>ficando</w:t>
-      </w:r>
-      <w:proofErr w:type="spellEnd"/>
-      <w:r>
-        <w:t xml:space="preserve"> </w:t>
-      </w:r>
-      <w:proofErr w:type="gramStart"/>
-      <w:r>
-        <w:t>a</w:t>
-      </w:r>
-      <w:proofErr w:type="gramEnd"/>
-      <w:r>
-        <w:t xml:space="preserve"> </w:t>
-      </w:r>
-      <w:proofErr w:type="spellStart"/>
-      <w:r>
-        <w:t>implementação</w:t>
-      </w:r>
-      <w:proofErr w:type="spellEnd"/>
-      <w:r>
-        <w:t xml:space="preserve"> de um </w:t>
-      </w:r>
-      <w:proofErr w:type="spellStart"/>
-      <w:r>
-        <w:t>fluxo</w:t>
-      </w:r>
-      <w:proofErr w:type="spellEnd"/>
-      <w:r>
-        <w:t xml:space="preserve"> formal de </w:t>
-      </w:r>
-      <w:proofErr w:type="spellStart"/>
-      <w:r>
-        <w:t>consentimento</w:t>
-      </w:r>
-      <w:proofErr w:type="spellEnd"/>
-      <w:r>
-        <w:t xml:space="preserve"> dos </w:t>
-      </w:r>
-      <w:proofErr w:type="spellStart"/>
-      <w:r>
-        <w:t>responsáveis</w:t>
-      </w:r>
-      <w:proofErr w:type="spellEnd"/>
-      <w:r>
-        <w:t xml:space="preserve"> </w:t>
-      </w:r>
-      <w:proofErr w:type="spellStart"/>
-      <w:r>
-        <w:t>legais</w:t>
-      </w:r>
-      <w:proofErr w:type="spellEnd"/>
-      <w:r>
-        <w:t xml:space="preserve"> e de </w:t>
-      </w:r>
-      <w:proofErr w:type="spellStart"/>
-      <w:r>
-        <w:t>uma</w:t>
-      </w:r>
-      <w:proofErr w:type="spellEnd"/>
-      <w:r>
-        <w:t xml:space="preserve"> </w:t>
-      </w:r>
-      <w:proofErr w:type="spellStart"/>
-      <w:r>
-        <w:t>política</w:t>
-      </w:r>
-      <w:proofErr w:type="spellEnd"/>
-      <w:r>
-        <w:t xml:space="preserve"> de </w:t>
-      </w:r>
-      <w:proofErr w:type="spellStart"/>
-      <w:r>
-        <w:t>retenção</w:t>
-      </w:r>
-      <w:proofErr w:type="spellEnd"/>
-      <w:r>
-        <w:t xml:space="preserve"> e </w:t>
-      </w:r>
-      <w:proofErr w:type="spellStart"/>
-      <w:r>
-        <w:t>exclusão</w:t>
-      </w:r>
-      <w:proofErr w:type="spellEnd"/>
-      <w:r>
-        <w:t xml:space="preserve"> de dados </w:t>
-      </w:r>
-      <w:proofErr w:type="spellStart"/>
-      <w:r>
-        <w:t>como</w:t>
-      </w:r>
-      <w:proofErr w:type="spellEnd"/>
-      <w:r>
-        <w:t xml:space="preserve"> </w:t>
-      </w:r>
-      <w:proofErr w:type="spellStart"/>
-      <w:r>
-        <w:t>direção</w:t>
+        <w:t>diretrizes</w:t>
       </w:r>
       <w:proofErr w:type="spellEnd"/>
       <w:r>
@@ -5445,15 +5768,6 @@
       <w:r>
         <w:t>.</w:t>
       </w:r>
-    </w:p>
-    <w:p>
-      <w:pPr>
-        <w:spacing w:before="80" w:after="40"/>
-        <w:jc w:val="center"/>
-        <w:rPr>
-          <w:sz w:val="18"/>
-        </w:rPr>
-      </w:pPr>
     </w:p>
     <w:p>
       <w:pPr>
@@ -5465,7 +5779,6 @@
         <w:rPr>
           <w:sz w:val="18"/>
         </w:rPr>
-        <w:lastRenderedPageBreak/>
         <w:t>Figura</w:t>
       </w:r>
       <w:proofErr w:type="spellEnd"/>
@@ -5528,9 +5841,9 @@
           <w:noProof/>
         </w:rPr>
         <w:drawing>
-          <wp:inline distT="0" distB="0" distL="0" distR="0" wp14:anchorId="220C82BD" wp14:editId="55004A7A">
-            <wp:extent cx="3247200" cy="1772080"/>
-            <wp:effectExtent l="0" t="0" r="0" b="0"/>
+          <wp:inline distT="0" distB="0" distL="0" distR="0" wp14:anchorId="220C82BD" wp14:editId="3F3C0400">
+            <wp:extent cx="2789543" cy="1522325"/>
+            <wp:effectExtent l="0" t="0" r="0" b="1905"/>
             <wp:docPr id="1" name="Picture 1"/>
             <wp:cNvGraphicFramePr>
               <a:graphicFrameLocks xmlns:a="http://schemas.openxmlformats.org/drawingml/2006/main" noChangeAspect="1"/>
@@ -5551,7 +5864,7 @@
                   <pic:spPr>
                     <a:xfrm>
                       <a:off x="0" y="0"/>
-                      <a:ext cx="3247200" cy="1772080"/>
+                      <a:ext cx="2811146" cy="1534114"/>
                     </a:xfrm>
                     <a:prstGeom prst="rect">
                       <a:avLst/>
@@ -6415,9 +6728,9 @@
           <w:noProof/>
         </w:rPr>
         <w:drawing>
-          <wp:inline distT="0" distB="0" distL="0" distR="0" wp14:anchorId="0735FE8B" wp14:editId="3D72D444">
-            <wp:extent cx="2804400" cy="1565206"/>
-            <wp:effectExtent l="0" t="0" r="0" b="0"/>
+          <wp:inline distT="0" distB="0" distL="0" distR="0" wp14:anchorId="0735FE8B" wp14:editId="6F1461FB">
+            <wp:extent cx="2583539" cy="1441938"/>
+            <wp:effectExtent l="0" t="0" r="7620" b="6350"/>
             <wp:docPr id="2" name="Picture 2"/>
             <wp:cNvGraphicFramePr>
               <a:graphicFrameLocks xmlns:a="http://schemas.openxmlformats.org/drawingml/2006/main" noChangeAspect="1"/>
@@ -6438,7 +6751,7 @@
                   <pic:spPr>
                     <a:xfrm>
                       <a:off x="0" y="0"/>
-                      <a:ext cx="2804400" cy="1565206"/>
+                      <a:ext cx="2604018" cy="1453368"/>
                     </a:xfrm>
                     <a:prstGeom prst="rect">
                       <a:avLst/>
@@ -7091,7 +7404,6 @@
         <w:rPr>
           <w:sz w:val="18"/>
         </w:rPr>
-        <w:lastRenderedPageBreak/>
         <w:t>Figura</w:t>
       </w:r>
       <w:proofErr w:type="spellEnd"/>
@@ -7154,9 +7466,9 @@
           <w:noProof/>
         </w:rPr>
         <w:drawing>
-          <wp:inline distT="0" distB="0" distL="0" distR="0" wp14:anchorId="79461043" wp14:editId="33A2258F">
-            <wp:extent cx="2419976" cy="1242204"/>
-            <wp:effectExtent l="0" t="0" r="0" b="0"/>
+          <wp:inline distT="0" distB="0" distL="0" distR="0" wp14:anchorId="79461043" wp14:editId="09BA3460">
+            <wp:extent cx="4583104" cy="2352563"/>
+            <wp:effectExtent l="0" t="0" r="8255" b="0"/>
             <wp:docPr id="3" name="Picture 3"/>
             <wp:cNvGraphicFramePr>
               <a:graphicFrameLocks xmlns:a="http://schemas.openxmlformats.org/drawingml/2006/main" noChangeAspect="1"/>
@@ -7178,7 +7490,7 @@
                   <pic:spPr bwMode="auto">
                     <a:xfrm>
                       <a:off x="0" y="0"/>
-                      <a:ext cx="2447165" cy="1256160"/>
+                      <a:ext cx="4648178" cy="2385966"/>
                     </a:xfrm>
                     <a:prstGeom prst="rect">
                       <a:avLst/>
@@ -8115,9 +8427,9 @@
           <w:noProof/>
         </w:rPr>
         <w:drawing>
-          <wp:inline distT="0" distB="0" distL="0" distR="0" wp14:anchorId="3F9B1A92" wp14:editId="644112F2">
-            <wp:extent cx="2009955" cy="2065023"/>
-            <wp:effectExtent l="0" t="0" r="9525" b="0"/>
+          <wp:inline distT="0" distB="0" distL="0" distR="0" wp14:anchorId="3F9B1A92" wp14:editId="015E6B11">
+            <wp:extent cx="1848495" cy="1899139"/>
+            <wp:effectExtent l="0" t="0" r="0" b="6350"/>
             <wp:docPr id="4" name="Picture 4"/>
             <wp:cNvGraphicFramePr>
               <a:graphicFrameLocks xmlns:a="http://schemas.openxmlformats.org/drawingml/2006/main" noChangeAspect="1"/>
@@ -8138,7 +8450,7 @@
                   <pic:spPr>
                     <a:xfrm>
                       <a:off x="0" y="0"/>
-                      <a:ext cx="2032147" cy="2087823"/>
+                      <a:ext cx="1875647" cy="1927035"/>
                     </a:xfrm>
                     <a:prstGeom prst="rect">
                       <a:avLst/>
@@ -8468,10 +8780,11 @@
         <w:rPr>
           <w:noProof/>
         </w:rPr>
+        <w:lastRenderedPageBreak/>
         <w:drawing>
-          <wp:inline distT="0" distB="0" distL="0" distR="0" wp14:anchorId="1543B6A2" wp14:editId="068AE5F3">
-            <wp:extent cx="2087592" cy="1763579"/>
-            <wp:effectExtent l="0" t="0" r="8255" b="8255"/>
+          <wp:inline distT="0" distB="0" distL="0" distR="0" wp14:anchorId="1543B6A2" wp14:editId="1E004C1D">
+            <wp:extent cx="2014695" cy="1743978"/>
+            <wp:effectExtent l="0" t="0" r="5080" b="8890"/>
             <wp:docPr id="140084354" name="Imagem 1"/>
             <wp:cNvGraphicFramePr>
               <a:graphicFrameLocks xmlns:a="http://schemas.openxmlformats.org/drawingml/2006/main" noChangeAspect="1"/>
@@ -8492,7 +8805,7 @@
                   <pic:spPr>
                     <a:xfrm>
                       <a:off x="0" y="0"/>
-                      <a:ext cx="2111070" cy="1783413"/>
+                      <a:ext cx="2416757" cy="2092014"/>
                     </a:xfrm>
                     <a:prstGeom prst="rect">
                       <a:avLst/>
@@ -8523,7 +8836,6 @@
         <w:jc w:val="both"/>
       </w:pPr>
       <w:r>
-        <w:lastRenderedPageBreak/>
         <w:t xml:space="preserve">A </w:t>
       </w:r>
       <w:proofErr w:type="spellStart"/>
@@ -8710,15 +9022,6 @@
       <w:r>
         <w:t>.</w:t>
       </w:r>
-    </w:p>
-    <w:p>
-      <w:pPr>
-        <w:spacing w:before="80" w:after="40"/>
-        <w:jc w:val="center"/>
-        <w:rPr>
-          <w:sz w:val="18"/>
-        </w:rPr>
-      </w:pPr>
     </w:p>
     <w:p>
       <w:pPr>
@@ -9144,739 +9447,653 @@
         <w:t>.</w:t>
       </w:r>
     </w:p>
-    <w:p/>
-    <w:p>
-      <w:r>
-        <w:t xml:space="preserve">A </w:t>
-      </w:r>
-      <w:proofErr w:type="spellStart"/>
-      <w:r>
-        <w:t>validação</w:t>
-      </w:r>
-      <w:proofErr w:type="spellEnd"/>
-      <w:r>
-        <w:t xml:space="preserve"> do </w:t>
-      </w:r>
-      <w:proofErr w:type="spellStart"/>
-      <w:r>
-        <w:t>sistema</w:t>
-      </w:r>
-      <w:proofErr w:type="spellEnd"/>
-      <w:r>
-        <w:t xml:space="preserve"> </w:t>
-      </w:r>
-      <w:proofErr w:type="spellStart"/>
-      <w:r>
-        <w:t>foi</w:t>
-      </w:r>
-      <w:proofErr w:type="spellEnd"/>
-      <w:r>
-        <w:t xml:space="preserve"> </w:t>
-      </w:r>
-      <w:proofErr w:type="spellStart"/>
-      <w:r>
-        <w:t>conduzida</w:t>
-      </w:r>
-      <w:proofErr w:type="spellEnd"/>
-      <w:r>
-        <w:t xml:space="preserve"> </w:t>
-      </w:r>
-      <w:proofErr w:type="spellStart"/>
-      <w:r>
-        <w:t>por</w:t>
-      </w:r>
-      <w:proofErr w:type="spellEnd"/>
-      <w:r>
-        <w:t xml:space="preserve"> </w:t>
-      </w:r>
-      <w:proofErr w:type="spellStart"/>
-      <w:r>
-        <w:t>meio</w:t>
-      </w:r>
-      <w:proofErr w:type="spellEnd"/>
-      <w:r>
-        <w:t xml:space="preserve"> de testes </w:t>
-      </w:r>
-      <w:proofErr w:type="spellStart"/>
-      <w:r>
-        <w:t>funcionais</w:t>
-      </w:r>
-      <w:proofErr w:type="spellEnd"/>
-      <w:r>
-        <w:t xml:space="preserve"> </w:t>
-      </w:r>
-      <w:proofErr w:type="spellStart"/>
-      <w:r>
-        <w:t>manuais</w:t>
-      </w:r>
-      <w:proofErr w:type="spellEnd"/>
-      <w:r>
-        <w:t xml:space="preserve">, </w:t>
-      </w:r>
-      <w:proofErr w:type="spellStart"/>
-      <w:r>
-        <w:t>cobrindo</w:t>
-      </w:r>
-      <w:proofErr w:type="spellEnd"/>
-      <w:r>
-        <w:t xml:space="preserve"> </w:t>
-      </w:r>
-      <w:proofErr w:type="spellStart"/>
-      <w:r>
-        <w:t>os</w:t>
-      </w:r>
-      <w:proofErr w:type="spellEnd"/>
-      <w:r>
-        <w:t xml:space="preserve"> </w:t>
-      </w:r>
-      <w:proofErr w:type="spellStart"/>
-      <w:r>
-        <w:t>principais</w:t>
-      </w:r>
-      <w:proofErr w:type="spellEnd"/>
-      <w:r>
-        <w:t xml:space="preserve"> </w:t>
-      </w:r>
-      <w:proofErr w:type="spellStart"/>
-      <w:r>
-        <w:t>fluxos</w:t>
-      </w:r>
-      <w:proofErr w:type="spellEnd"/>
-      <w:r>
-        <w:t xml:space="preserve"> de </w:t>
-      </w:r>
-      <w:proofErr w:type="spellStart"/>
-      <w:r>
-        <w:t>uso</w:t>
-      </w:r>
-      <w:proofErr w:type="spellEnd"/>
-      <w:r>
-        <w:t xml:space="preserve"> de </w:t>
-      </w:r>
-      <w:proofErr w:type="spellStart"/>
-      <w:r>
-        <w:t>cada</w:t>
-      </w:r>
-      <w:proofErr w:type="spellEnd"/>
-      <w:r>
-        <w:t xml:space="preserve"> </w:t>
-      </w:r>
-      <w:proofErr w:type="spellStart"/>
-      <w:r>
-        <w:t>perfil</w:t>
-      </w:r>
-      <w:proofErr w:type="spellEnd"/>
-      <w:r>
-        <w:t xml:space="preserve"> (</w:t>
-      </w:r>
-      <w:proofErr w:type="spellStart"/>
-      <w:r>
-        <w:t>aluno</w:t>
-      </w:r>
-      <w:proofErr w:type="spellEnd"/>
-      <w:r>
-        <w:t xml:space="preserve">, professor, </w:t>
-      </w:r>
-      <w:proofErr w:type="spellStart"/>
-      <w:r>
-        <w:t>coordenação</w:t>
-      </w:r>
-      <w:proofErr w:type="spellEnd"/>
-      <w:r>
-        <w:t xml:space="preserve">, </w:t>
-      </w:r>
-      <w:proofErr w:type="spellStart"/>
-      <w:r>
-        <w:t>direção</w:t>
-      </w:r>
-      <w:proofErr w:type="spellEnd"/>
-      <w:r>
-        <w:t xml:space="preserve"> e </w:t>
-      </w:r>
-      <w:proofErr w:type="spellStart"/>
-      <w:r>
-        <w:t>secretaria</w:t>
-      </w:r>
-      <w:proofErr w:type="spellEnd"/>
-      <w:r>
-        <w:t xml:space="preserve">): </w:t>
-      </w:r>
-      <w:proofErr w:type="spellStart"/>
-      <w:r>
-        <w:t>autenticação</w:t>
-      </w:r>
-      <w:proofErr w:type="spellEnd"/>
-      <w:r>
-        <w:t xml:space="preserve">, </w:t>
-      </w:r>
-      <w:proofErr w:type="spellStart"/>
-      <w:r>
-        <w:t>criação</w:t>
-      </w:r>
-      <w:proofErr w:type="spellEnd"/>
-      <w:r>
-        <w:t xml:space="preserve"> e </w:t>
-      </w:r>
-      <w:proofErr w:type="spellStart"/>
-      <w:r>
-        <w:t>entrega</w:t>
-      </w:r>
-      <w:proofErr w:type="spellEnd"/>
-      <w:r>
-        <w:t xml:space="preserve"> de </w:t>
-      </w:r>
-      <w:proofErr w:type="spellStart"/>
-      <w:r>
-        <w:t>tarefas</w:t>
-      </w:r>
-      <w:proofErr w:type="spellEnd"/>
-      <w:r>
-        <w:t xml:space="preserve"> e </w:t>
-      </w:r>
-      <w:proofErr w:type="spellStart"/>
-      <w:r>
-        <w:t>provas</w:t>
-      </w:r>
-      <w:proofErr w:type="spellEnd"/>
-      <w:r>
-        <w:t xml:space="preserve">, </w:t>
-      </w:r>
-      <w:proofErr w:type="spellStart"/>
-      <w:r>
-        <w:t>comunicação</w:t>
-      </w:r>
-      <w:proofErr w:type="spellEnd"/>
-      <w:r>
-        <w:t xml:space="preserve"> </w:t>
-      </w:r>
-      <w:proofErr w:type="spellStart"/>
-      <w:r>
-        <w:t>em</w:t>
-      </w:r>
-      <w:proofErr w:type="spellEnd"/>
-      <w:r>
-        <w:t xml:space="preserve"> tempo real </w:t>
-      </w:r>
-      <w:proofErr w:type="spellStart"/>
-      <w:r>
-        <w:t>por</w:t>
-      </w:r>
-      <w:proofErr w:type="spellEnd"/>
-      <w:r>
-        <w:t xml:space="preserve"> WebSocket e </w:t>
-      </w:r>
-      <w:proofErr w:type="spellStart"/>
-      <w:r>
-        <w:t>geração</w:t>
-      </w:r>
-      <w:proofErr w:type="spellEnd"/>
-      <w:r>
-        <w:t xml:space="preserve"> de </w:t>
-      </w:r>
-      <w:proofErr w:type="spellStart"/>
-      <w:r>
-        <w:t>recomendações</w:t>
-      </w:r>
-      <w:proofErr w:type="spellEnd"/>
-      <w:r>
-        <w:t xml:space="preserve"> de </w:t>
-      </w:r>
-      <w:proofErr w:type="spellStart"/>
-      <w:r>
-        <w:t>estudo</w:t>
-      </w:r>
-      <w:proofErr w:type="spellEnd"/>
-      <w:r>
-        <w:t xml:space="preserve"> </w:t>
-      </w:r>
-      <w:proofErr w:type="spellStart"/>
-      <w:r>
-        <w:t>por</w:t>
-      </w:r>
-      <w:proofErr w:type="spellEnd"/>
-      <w:r>
-        <w:t xml:space="preserve"> </w:t>
-      </w:r>
-      <w:proofErr w:type="spellStart"/>
-      <w:r>
-        <w:t>inteligência</w:t>
-      </w:r>
-      <w:proofErr w:type="spellEnd"/>
-      <w:r>
-        <w:t xml:space="preserve"> artificial, </w:t>
-      </w:r>
-      <w:proofErr w:type="spellStart"/>
-      <w:r>
-        <w:t>além</w:t>
-      </w:r>
-      <w:proofErr w:type="spellEnd"/>
-      <w:r>
-        <w:t xml:space="preserve"> de testes </w:t>
-      </w:r>
-      <w:proofErr w:type="spellStart"/>
-      <w:r>
-        <w:t>pontuais</w:t>
-      </w:r>
-      <w:proofErr w:type="spellEnd"/>
-      <w:r>
-        <w:t xml:space="preserve"> de endpoints da API (Application Programming Interface) </w:t>
-      </w:r>
-      <w:proofErr w:type="spellStart"/>
-      <w:r>
-        <w:t>por</w:t>
-      </w:r>
-      <w:proofErr w:type="spellEnd"/>
-      <w:r>
-        <w:t xml:space="preserve"> </w:t>
-      </w:r>
-      <w:proofErr w:type="spellStart"/>
-      <w:r>
-        <w:t>meio</w:t>
-      </w:r>
-      <w:proofErr w:type="spellEnd"/>
-      <w:r>
-        <w:t xml:space="preserve"> de </w:t>
-      </w:r>
-      <w:proofErr w:type="spellStart"/>
-      <w:r>
-        <w:t>coleções</w:t>
-      </w:r>
-      <w:proofErr w:type="spellEnd"/>
-      <w:r>
-        <w:t xml:space="preserve"> do Postman. </w:t>
-      </w:r>
-      <w:proofErr w:type="gramStart"/>
-      <w:r>
-        <w:t>Esses</w:t>
-      </w:r>
-      <w:proofErr w:type="gramEnd"/>
-      <w:r>
-        <w:t xml:space="preserve"> testes </w:t>
-      </w:r>
-      <w:proofErr w:type="spellStart"/>
-      <w:r>
-        <w:t>confirmaram</w:t>
-      </w:r>
-      <w:proofErr w:type="spellEnd"/>
-      <w:r>
-        <w:t xml:space="preserve"> o </w:t>
-      </w:r>
-      <w:proofErr w:type="spellStart"/>
-      <w:r>
-        <w:t>funcionamento</w:t>
-      </w:r>
-      <w:proofErr w:type="spellEnd"/>
-      <w:r>
-        <w:t xml:space="preserve"> </w:t>
-      </w:r>
-      <w:proofErr w:type="spellStart"/>
-      <w:r>
-        <w:t>correto</w:t>
-      </w:r>
-      <w:proofErr w:type="spellEnd"/>
-      <w:r>
-        <w:t xml:space="preserve"> dos </w:t>
-      </w:r>
-      <w:proofErr w:type="spellStart"/>
-      <w:r>
-        <w:t>fluxos</w:t>
-      </w:r>
-      <w:proofErr w:type="spellEnd"/>
-      <w:r>
-        <w:t xml:space="preserve"> </w:t>
-      </w:r>
-      <w:proofErr w:type="spellStart"/>
-      <w:r>
-        <w:t>previstos</w:t>
-      </w:r>
-      <w:proofErr w:type="spellEnd"/>
-      <w:r>
-        <w:t xml:space="preserve">, mas </w:t>
-      </w:r>
-      <w:proofErr w:type="spellStart"/>
-      <w:r>
-        <w:t>não</w:t>
-      </w:r>
-      <w:proofErr w:type="spellEnd"/>
-      <w:r>
-        <w:t xml:space="preserve"> </w:t>
-      </w:r>
-      <w:proofErr w:type="spellStart"/>
-      <w:r>
-        <w:t>incluíram</w:t>
-      </w:r>
-      <w:proofErr w:type="spellEnd"/>
-      <w:r>
-        <w:t xml:space="preserve"> </w:t>
-      </w:r>
-      <w:proofErr w:type="spellStart"/>
-      <w:r>
-        <w:t>medições</w:t>
-      </w:r>
-      <w:proofErr w:type="spellEnd"/>
-      <w:r>
-        <w:t xml:space="preserve"> </w:t>
-      </w:r>
-      <w:proofErr w:type="spellStart"/>
-      <w:r>
-        <w:t>formais</w:t>
-      </w:r>
-      <w:proofErr w:type="spellEnd"/>
-      <w:r>
-        <w:t xml:space="preserve"> de </w:t>
-      </w:r>
-      <w:proofErr w:type="spellStart"/>
-      <w:r>
-        <w:t>desempenho</w:t>
-      </w:r>
-      <w:proofErr w:type="spellEnd"/>
-      <w:r>
-        <w:t xml:space="preserve"> sob carga, testes de </w:t>
-      </w:r>
-      <w:proofErr w:type="spellStart"/>
-      <w:r>
-        <w:t>usabilidade</w:t>
-      </w:r>
-      <w:proofErr w:type="spellEnd"/>
-      <w:r>
-        <w:t xml:space="preserve"> </w:t>
-      </w:r>
-      <w:proofErr w:type="spellStart"/>
-      <w:r>
-        <w:t>estruturados</w:t>
-      </w:r>
-      <w:proofErr w:type="spellEnd"/>
-      <w:r>
-        <w:t xml:space="preserve"> (</w:t>
-      </w:r>
-      <w:proofErr w:type="spellStart"/>
-      <w:r>
-        <w:t>por</w:t>
-      </w:r>
-      <w:proofErr w:type="spellEnd"/>
-      <w:r>
-        <w:t xml:space="preserve"> </w:t>
-      </w:r>
-      <w:proofErr w:type="spellStart"/>
-      <w:r>
-        <w:t>exemplo</w:t>
-      </w:r>
-      <w:proofErr w:type="spellEnd"/>
-      <w:r>
-        <w:t xml:space="preserve">, com </w:t>
-      </w:r>
-      <w:proofErr w:type="spellStart"/>
-      <w:r>
-        <w:t>escalas</w:t>
-      </w:r>
-      <w:proofErr w:type="spellEnd"/>
-      <w:r>
-        <w:t xml:space="preserve"> </w:t>
-      </w:r>
-      <w:proofErr w:type="spellStart"/>
-      <w:r>
-        <w:t>como</w:t>
-      </w:r>
-      <w:proofErr w:type="spellEnd"/>
-      <w:r>
-        <w:t xml:space="preserve"> o System Usability Scale) </w:t>
-      </w:r>
-      <w:proofErr w:type="spellStart"/>
-      <w:r>
-        <w:t>ou</w:t>
-      </w:r>
-      <w:proofErr w:type="spellEnd"/>
-      <w:r>
-        <w:t xml:space="preserve"> </w:t>
-      </w:r>
-      <w:proofErr w:type="spellStart"/>
-      <w:r>
-        <w:t>comparação</w:t>
-      </w:r>
-      <w:proofErr w:type="spellEnd"/>
-      <w:r>
-        <w:t xml:space="preserve"> </w:t>
-      </w:r>
-      <w:proofErr w:type="spellStart"/>
-      <w:r>
-        <w:t>quantitativa</w:t>
-      </w:r>
-      <w:proofErr w:type="spellEnd"/>
-      <w:r>
-        <w:t xml:space="preserve"> </w:t>
-      </w:r>
-      <w:proofErr w:type="spellStart"/>
-      <w:r>
-        <w:t>direta</w:t>
-      </w:r>
-      <w:proofErr w:type="spellEnd"/>
-      <w:r>
-        <w:t xml:space="preserve"> com </w:t>
-      </w:r>
-      <w:proofErr w:type="spellStart"/>
-      <w:r>
-        <w:t>plataformas</w:t>
-      </w:r>
-      <w:proofErr w:type="spellEnd"/>
-      <w:r>
-        <w:t xml:space="preserve"> </w:t>
-      </w:r>
-      <w:proofErr w:type="spellStart"/>
-      <w:r>
-        <w:t>consolidadas</w:t>
-      </w:r>
-      <w:proofErr w:type="spellEnd"/>
-      <w:r>
-        <w:t xml:space="preserve"> </w:t>
-      </w:r>
-      <w:proofErr w:type="spellStart"/>
-      <w:r>
-        <w:t>como</w:t>
-      </w:r>
-      <w:proofErr w:type="spellEnd"/>
-      <w:r>
-        <w:t xml:space="preserve"> Google Classroom e Moodle. </w:t>
-      </w:r>
-      <w:proofErr w:type="gramStart"/>
-      <w:r>
-        <w:t>A</w:t>
-      </w:r>
-      <w:proofErr w:type="gramEnd"/>
-      <w:r>
-        <w:t xml:space="preserve"> </w:t>
-      </w:r>
-      <w:proofErr w:type="spellStart"/>
-      <w:r>
-        <w:t>ausência</w:t>
-      </w:r>
-      <w:proofErr w:type="spellEnd"/>
-      <w:r>
-        <w:t xml:space="preserve"> dessas </w:t>
-      </w:r>
-      <w:proofErr w:type="spellStart"/>
-      <w:r>
-        <w:t>avaliações</w:t>
-      </w:r>
-      <w:proofErr w:type="spellEnd"/>
-      <w:r>
-        <w:t xml:space="preserve"> é </w:t>
-      </w:r>
-      <w:proofErr w:type="spellStart"/>
-      <w:r>
-        <w:t>reconhecida</w:t>
-      </w:r>
-      <w:proofErr w:type="spellEnd"/>
-      <w:r>
-        <w:t xml:space="preserve"> </w:t>
-      </w:r>
-      <w:proofErr w:type="spellStart"/>
-      <w:r>
-        <w:t>como</w:t>
-      </w:r>
-      <w:proofErr w:type="spellEnd"/>
-      <w:r>
-        <w:t xml:space="preserve"> </w:t>
-      </w:r>
-      <w:proofErr w:type="spellStart"/>
-      <w:r>
-        <w:t>uma</w:t>
-      </w:r>
-      <w:proofErr w:type="spellEnd"/>
-      <w:r>
-        <w:t xml:space="preserve"> </w:t>
-      </w:r>
-      <w:proofErr w:type="spellStart"/>
-      <w:r>
-        <w:t>limitação</w:t>
-      </w:r>
-      <w:proofErr w:type="spellEnd"/>
-      <w:r>
-        <w:t xml:space="preserve"> do </w:t>
-      </w:r>
-      <w:proofErr w:type="spellStart"/>
-      <w:r>
-        <w:t>presente</w:t>
-      </w:r>
-      <w:proofErr w:type="spellEnd"/>
-      <w:r>
-        <w:t xml:space="preserve"> </w:t>
-      </w:r>
-      <w:proofErr w:type="spellStart"/>
-      <w:r>
-        <w:t>trabalho</w:t>
-      </w:r>
-      <w:proofErr w:type="spellEnd"/>
-      <w:r>
-        <w:t xml:space="preserve">, e </w:t>
-      </w:r>
-      <w:proofErr w:type="spellStart"/>
-      <w:r>
-        <w:t>sua</w:t>
-      </w:r>
-      <w:proofErr w:type="spellEnd"/>
-      <w:r>
-        <w:t xml:space="preserve"> </w:t>
-      </w:r>
-      <w:proofErr w:type="spellStart"/>
-      <w:r>
-        <w:t>realização</w:t>
-      </w:r>
-      <w:proofErr w:type="spellEnd"/>
-      <w:r>
-        <w:t xml:space="preserve"> é </w:t>
-      </w:r>
-      <w:proofErr w:type="spellStart"/>
-      <w:r>
-        <w:t>recomendada</w:t>
-      </w:r>
-      <w:proofErr w:type="spellEnd"/>
-      <w:r>
-        <w:t xml:space="preserve"> </w:t>
-      </w:r>
-      <w:proofErr w:type="spellStart"/>
-      <w:r>
-        <w:t>como</w:t>
-      </w:r>
-      <w:proofErr w:type="spellEnd"/>
-      <w:r>
-        <w:t xml:space="preserve"> </w:t>
-      </w:r>
-      <w:proofErr w:type="spellStart"/>
-      <w:r>
-        <w:t>direção</w:t>
-      </w:r>
-      <w:proofErr w:type="spellEnd"/>
-      <w:r>
-        <w:t xml:space="preserve"> para </w:t>
-      </w:r>
-      <w:proofErr w:type="spellStart"/>
-      <w:r>
-        <w:t>trabalhos</w:t>
-      </w:r>
-      <w:proofErr w:type="spellEnd"/>
-      <w:r>
-        <w:t xml:space="preserve"> </w:t>
-      </w:r>
-      <w:proofErr w:type="spellStart"/>
-      <w:r>
-        <w:t>futuros</w:t>
-      </w:r>
-      <w:proofErr w:type="spellEnd"/>
-      <w:r>
-        <w:t xml:space="preserve">, de modo a </w:t>
-      </w:r>
-      <w:proofErr w:type="spellStart"/>
-      <w:r>
-        <w:t>complementar</w:t>
-      </w:r>
-      <w:proofErr w:type="spellEnd"/>
-      <w:r>
-        <w:t xml:space="preserve"> a </w:t>
-      </w:r>
-      <w:proofErr w:type="spellStart"/>
-      <w:r>
-        <w:t>validação</w:t>
-      </w:r>
-      <w:proofErr w:type="spellEnd"/>
-      <w:r>
-        <w:t xml:space="preserve"> </w:t>
-      </w:r>
-      <w:proofErr w:type="spellStart"/>
-      <w:r>
-        <w:t>funcional</w:t>
-      </w:r>
-      <w:proofErr w:type="spellEnd"/>
-      <w:r>
-        <w:t xml:space="preserve"> </w:t>
-      </w:r>
-      <w:proofErr w:type="spellStart"/>
-      <w:r>
-        <w:t>aqui</w:t>
-      </w:r>
-      <w:proofErr w:type="spellEnd"/>
-      <w:r>
-        <w:t xml:space="preserve"> </w:t>
-      </w:r>
-      <w:proofErr w:type="spellStart"/>
-      <w:r>
-        <w:t>apresentada</w:t>
-      </w:r>
-      <w:proofErr w:type="spellEnd"/>
-      <w:r>
-        <w:t xml:space="preserve"> com </w:t>
-      </w:r>
-      <w:proofErr w:type="spellStart"/>
-      <w:r>
-        <w:t>evidências</w:t>
-      </w:r>
-      <w:proofErr w:type="spellEnd"/>
-      <w:r>
-        <w:t xml:space="preserve"> </w:t>
-      </w:r>
-      <w:proofErr w:type="spellStart"/>
-      <w:r>
-        <w:t>quantitativas</w:t>
-      </w:r>
-      <w:proofErr w:type="spellEnd"/>
-      <w:r>
-        <w:t xml:space="preserve"> de </w:t>
-      </w:r>
-      <w:proofErr w:type="spellStart"/>
-      <w:r>
-        <w:t>desempenho</w:t>
-      </w:r>
-      <w:proofErr w:type="spellEnd"/>
-      <w:r>
-        <w:t xml:space="preserve"> e de </w:t>
-      </w:r>
-      <w:proofErr w:type="spellStart"/>
-      <w:r>
-        <w:t>aceitação</w:t>
-      </w:r>
-      <w:proofErr w:type="spellEnd"/>
-      <w:r>
-        <w:t xml:space="preserve"> </w:t>
-      </w:r>
-      <w:proofErr w:type="spellStart"/>
-      <w:r>
-        <w:t>pelos</w:t>
-      </w:r>
-      <w:proofErr w:type="spellEnd"/>
-      <w:r>
-        <w:t xml:space="preserve"> </w:t>
-      </w:r>
-      <w:proofErr w:type="spellStart"/>
-      <w:r>
-        <w:t>usuários</w:t>
-      </w:r>
-      <w:proofErr w:type="spellEnd"/>
-      <w:r>
-        <w:t>.</w:t>
-      </w:r>
-    </w:p>
-    <w:p/>
-    <w:p>
-      <w:proofErr w:type="spellStart"/>
-      <w:r>
-        <w:rPr>
-          <w:b/>
-        </w:rPr>
-        <w:t>Discussão</w:t>
-      </w:r>
-      <w:proofErr w:type="spellEnd"/>
-    </w:p>
-    <w:p/>
     <w:p>
       <w:pPr>
         <w:ind w:firstLine="283"/>
         <w:jc w:val="both"/>
       </w:pPr>
       <w:r>
-        <w:t xml:space="preserve">Em </w:t>
-      </w:r>
-      <w:proofErr w:type="spellStart"/>
-      <w:r>
-        <w:t>relação</w:t>
+        <w:t xml:space="preserve">Para </w:t>
+      </w:r>
+      <w:proofErr w:type="spellStart"/>
+      <w:r>
+        <w:t>avaliar</w:t>
+      </w:r>
+      <w:proofErr w:type="spellEnd"/>
+      <w:r>
+        <w:t xml:space="preserve"> o </w:t>
+      </w:r>
+      <w:proofErr w:type="spellStart"/>
+      <w:r>
+        <w:t>desempenho</w:t>
+      </w:r>
+      <w:proofErr w:type="spellEnd"/>
+      <w:r>
+        <w:t xml:space="preserve"> </w:t>
+      </w:r>
+      <w:proofErr w:type="spellStart"/>
+      <w:r>
+        <w:t>prático</w:t>
+      </w:r>
+      <w:proofErr w:type="spellEnd"/>
+      <w:r>
+        <w:t xml:space="preserve"> e </w:t>
+      </w:r>
+      <w:proofErr w:type="gramStart"/>
+      <w:r>
+        <w:t>a</w:t>
+      </w:r>
+      <w:proofErr w:type="gramEnd"/>
+      <w:r>
+        <w:t xml:space="preserve"> </w:t>
+      </w:r>
+      <w:proofErr w:type="spellStart"/>
+      <w:r>
+        <w:t>aceitação</w:t>
+      </w:r>
+      <w:proofErr w:type="spellEnd"/>
+      <w:r>
+        <w:t xml:space="preserve"> da ferramenta, </w:t>
+      </w:r>
+      <w:proofErr w:type="spellStart"/>
+      <w:r>
+        <w:t>além</w:t>
+      </w:r>
+      <w:proofErr w:type="spellEnd"/>
+      <w:r>
+        <w:t xml:space="preserve"> da </w:t>
+      </w:r>
+      <w:proofErr w:type="spellStart"/>
+      <w:r>
+        <w:t>validação</w:t>
+      </w:r>
+      <w:proofErr w:type="spellEnd"/>
+      <w:r>
+        <w:t xml:space="preserve"> </w:t>
+      </w:r>
+      <w:proofErr w:type="spellStart"/>
+      <w:r>
+        <w:t>técnica</w:t>
+      </w:r>
+      <w:proofErr w:type="spellEnd"/>
+      <w:r>
+        <w:t xml:space="preserve"> de </w:t>
+      </w:r>
+      <w:proofErr w:type="spellStart"/>
+      <w:r>
+        <w:t>fluxos</w:t>
+      </w:r>
+      <w:proofErr w:type="spellEnd"/>
+      <w:r>
+        <w:t xml:space="preserve"> via testes </w:t>
+      </w:r>
+      <w:proofErr w:type="spellStart"/>
+      <w:r>
+        <w:t>manuais</w:t>
+      </w:r>
+      <w:proofErr w:type="spellEnd"/>
+      <w:r>
+        <w:t xml:space="preserve"> e endpoints no Postman, a </w:t>
+      </w:r>
+      <w:proofErr w:type="spellStart"/>
+      <w:r>
+        <w:t>plataforma</w:t>
+      </w:r>
+      <w:proofErr w:type="spellEnd"/>
+      <w:r>
+        <w:t xml:space="preserve"> </w:t>
+      </w:r>
+      <w:proofErr w:type="spellStart"/>
+      <w:r>
+        <w:t>passou</w:t>
+      </w:r>
+      <w:proofErr w:type="spellEnd"/>
+      <w:r>
+        <w:t xml:space="preserve"> </w:t>
+      </w:r>
+      <w:proofErr w:type="spellStart"/>
+      <w:r>
+        <w:t>por</w:t>
+      </w:r>
+      <w:proofErr w:type="spellEnd"/>
+      <w:r>
+        <w:t xml:space="preserve"> um teste </w:t>
+      </w:r>
+      <w:proofErr w:type="spellStart"/>
+      <w:r>
+        <w:t>piloto</w:t>
+      </w:r>
+      <w:proofErr w:type="spellEnd"/>
+      <w:r>
+        <w:t xml:space="preserve"> de </w:t>
+      </w:r>
+      <w:proofErr w:type="spellStart"/>
+      <w:r>
+        <w:t>usabilidade</w:t>
+      </w:r>
+      <w:proofErr w:type="spellEnd"/>
+      <w:r>
+        <w:t xml:space="preserve"> </w:t>
+      </w:r>
+      <w:proofErr w:type="spellStart"/>
+      <w:r>
+        <w:t>em</w:t>
+      </w:r>
+      <w:proofErr w:type="spellEnd"/>
+      <w:r>
+        <w:t xml:space="preserve"> </w:t>
+      </w:r>
+      <w:proofErr w:type="spellStart"/>
+      <w:r>
+        <w:t>ambiente</w:t>
+      </w:r>
+      <w:proofErr w:type="spellEnd"/>
+      <w:r>
+        <w:t xml:space="preserve"> </w:t>
+      </w:r>
+      <w:proofErr w:type="spellStart"/>
+      <w:r>
+        <w:t>controlado</w:t>
+      </w:r>
+      <w:proofErr w:type="spellEnd"/>
+      <w:r>
+        <w:t xml:space="preserve">. </w:t>
+      </w:r>
+      <w:proofErr w:type="gramStart"/>
+      <w:r>
+        <w:t>A</w:t>
+      </w:r>
+      <w:proofErr w:type="gramEnd"/>
+      <w:r>
+        <w:t xml:space="preserve"> </w:t>
+      </w:r>
+      <w:proofErr w:type="spellStart"/>
+      <w:r>
+        <w:t>amostra</w:t>
+      </w:r>
+      <w:proofErr w:type="spellEnd"/>
+      <w:r>
+        <w:t xml:space="preserve"> </w:t>
+      </w:r>
+      <w:proofErr w:type="spellStart"/>
+      <w:r>
+        <w:t>contou</w:t>
+      </w:r>
+      <w:proofErr w:type="spellEnd"/>
+      <w:r>
+        <w:t xml:space="preserve"> com a </w:t>
+      </w:r>
+      <w:proofErr w:type="spellStart"/>
+      <w:r>
+        <w:t>participação</w:t>
+      </w:r>
+      <w:proofErr w:type="spellEnd"/>
+      <w:r>
+        <w:t xml:space="preserve"> de </w:t>
+      </w:r>
+      <w:proofErr w:type="spellStart"/>
+      <w:r>
+        <w:t>aproximadamente</w:t>
+      </w:r>
+      <w:proofErr w:type="spellEnd"/>
+      <w:r>
+        <w:t xml:space="preserve"> 10 </w:t>
+      </w:r>
+      <w:proofErr w:type="spellStart"/>
+      <w:r>
+        <w:t>alunos</w:t>
+      </w:r>
+      <w:proofErr w:type="spellEnd"/>
+      <w:r>
+        <w:t xml:space="preserve">, </w:t>
+      </w:r>
+      <w:proofErr w:type="spellStart"/>
+      <w:r>
+        <w:t>utilizando</w:t>
+      </w:r>
+      <w:proofErr w:type="spellEnd"/>
+      <w:r>
+        <w:t xml:space="preserve"> dados reais </w:t>
+      </w:r>
+      <w:proofErr w:type="spellStart"/>
+      <w:r>
+        <w:t>controlados</w:t>
+      </w:r>
+      <w:proofErr w:type="spellEnd"/>
+      <w:r>
+        <w:t xml:space="preserve"> e </w:t>
+      </w:r>
+      <w:proofErr w:type="spellStart"/>
+      <w:r>
+        <w:t>não</w:t>
+      </w:r>
+      <w:proofErr w:type="spellEnd"/>
+      <w:r>
+        <w:t xml:space="preserve"> </w:t>
+      </w:r>
+      <w:proofErr w:type="spellStart"/>
+      <w:r>
+        <w:t>sensíveis</w:t>
+      </w:r>
+      <w:proofErr w:type="spellEnd"/>
+      <w:r>
+        <w:t xml:space="preserve"> dos </w:t>
+      </w:r>
+      <w:proofErr w:type="spellStart"/>
+      <w:r>
+        <w:t>próprios</w:t>
+      </w:r>
+      <w:proofErr w:type="spellEnd"/>
+      <w:r>
+        <w:t xml:space="preserve"> </w:t>
+      </w:r>
+      <w:proofErr w:type="spellStart"/>
+      <w:r>
+        <w:t>voluntários</w:t>
+      </w:r>
+      <w:proofErr w:type="spellEnd"/>
+      <w:r>
+        <w:t xml:space="preserve"> (</w:t>
+      </w:r>
+      <w:proofErr w:type="spellStart"/>
+      <w:r>
+        <w:t>como</w:t>
+      </w:r>
+      <w:proofErr w:type="spellEnd"/>
+      <w:r>
+        <w:t xml:space="preserve"> e-mail e </w:t>
+      </w:r>
+      <w:proofErr w:type="spellStart"/>
+      <w:r>
+        <w:t>número</w:t>
+      </w:r>
+      <w:proofErr w:type="spellEnd"/>
+      <w:r>
+        <w:t xml:space="preserve"> de </w:t>
+      </w:r>
+      <w:proofErr w:type="spellStart"/>
+      <w:r>
+        <w:t>telefone</w:t>
+      </w:r>
+      <w:proofErr w:type="spellEnd"/>
+      <w:r>
+        <w:t xml:space="preserve"> para o </w:t>
+      </w:r>
+      <w:proofErr w:type="spellStart"/>
+      <w:r>
+        <w:t>recebimento</w:t>
+      </w:r>
+      <w:proofErr w:type="spellEnd"/>
+      <w:r>
+        <w:t xml:space="preserve"> </w:t>
+      </w:r>
+      <w:proofErr w:type="spellStart"/>
+      <w:r>
+        <w:t>efetivo</w:t>
+      </w:r>
+      <w:proofErr w:type="spellEnd"/>
+      <w:r>
+        <w:t xml:space="preserve"> das </w:t>
+      </w:r>
+      <w:proofErr w:type="spellStart"/>
+      <w:r>
+        <w:t>notificações</w:t>
+      </w:r>
+      <w:proofErr w:type="spellEnd"/>
+      <w:r>
+        <w:t xml:space="preserve"> via WhatsApp e Evolution API). </w:t>
+      </w:r>
+      <w:proofErr w:type="spellStart"/>
+      <w:r>
+        <w:t>Os</w:t>
+      </w:r>
+      <w:proofErr w:type="spellEnd"/>
+      <w:r>
+        <w:t xml:space="preserve"> </w:t>
+      </w:r>
+      <w:proofErr w:type="spellStart"/>
+      <w:r>
+        <w:t>estudantes</w:t>
+      </w:r>
+      <w:proofErr w:type="spellEnd"/>
+      <w:r>
+        <w:t xml:space="preserve"> </w:t>
+      </w:r>
+      <w:proofErr w:type="spellStart"/>
+      <w:r>
+        <w:t>realizaram</w:t>
+      </w:r>
+      <w:proofErr w:type="spellEnd"/>
+      <w:r>
+        <w:t xml:space="preserve"> </w:t>
+      </w:r>
+      <w:proofErr w:type="spellStart"/>
+      <w:r>
+        <w:t>navegação</w:t>
+      </w:r>
+      <w:proofErr w:type="spellEnd"/>
+      <w:r>
+        <w:t xml:space="preserve"> </w:t>
+      </w:r>
+      <w:proofErr w:type="spellStart"/>
+      <w:r>
+        <w:t>guiada</w:t>
+      </w:r>
+      <w:proofErr w:type="spellEnd"/>
+      <w:r>
+        <w:t xml:space="preserve"> </w:t>
+      </w:r>
+      <w:proofErr w:type="spellStart"/>
+      <w:r>
+        <w:t>pelos</w:t>
+      </w:r>
+      <w:proofErr w:type="spellEnd"/>
+      <w:r>
+        <w:t xml:space="preserve"> </w:t>
+      </w:r>
+      <w:proofErr w:type="spellStart"/>
+      <w:r>
+        <w:t>principais</w:t>
+      </w:r>
+      <w:proofErr w:type="spellEnd"/>
+      <w:r>
+        <w:t xml:space="preserve"> </w:t>
+      </w:r>
+      <w:proofErr w:type="spellStart"/>
+      <w:r>
+        <w:t>módulos</w:t>
+      </w:r>
+      <w:proofErr w:type="spellEnd"/>
+      <w:r>
+        <w:t xml:space="preserve">: </w:t>
+      </w:r>
+      <w:proofErr w:type="spellStart"/>
+      <w:r>
+        <w:t>acesso</w:t>
+      </w:r>
+      <w:proofErr w:type="spellEnd"/>
+      <w:r>
+        <w:t xml:space="preserve"> </w:t>
+      </w:r>
+      <w:proofErr w:type="spellStart"/>
+      <w:r>
+        <w:t>ao</w:t>
+      </w:r>
+      <w:proofErr w:type="spellEnd"/>
+      <w:r>
+        <w:t xml:space="preserve"> </w:t>
+      </w:r>
+      <w:r>
+        <w:rPr>
+          <w:i/>
+          <w:iCs/>
+        </w:rPr>
+        <w:t>dashboard</w:t>
+      </w:r>
+      <w:r>
+        <w:t xml:space="preserve">, </w:t>
+      </w:r>
+      <w:proofErr w:type="spellStart"/>
+      <w:r>
+        <w:t>interação</w:t>
+      </w:r>
+      <w:proofErr w:type="spellEnd"/>
+      <w:r>
+        <w:t xml:space="preserve"> no </w:t>
+      </w:r>
+      <w:proofErr w:type="spellStart"/>
+      <w:r>
+        <w:t>calendário</w:t>
+      </w:r>
+      <w:proofErr w:type="spellEnd"/>
+      <w:r>
+        <w:t xml:space="preserve"> </w:t>
+      </w:r>
+      <w:proofErr w:type="spellStart"/>
+      <w:r>
+        <w:t>acadêmico</w:t>
+      </w:r>
+      <w:proofErr w:type="spellEnd"/>
+      <w:r>
+        <w:t xml:space="preserve">, </w:t>
+      </w:r>
+      <w:proofErr w:type="spellStart"/>
+      <w:r>
+        <w:t>comunicação</w:t>
+      </w:r>
+      <w:proofErr w:type="spellEnd"/>
+      <w:r>
+        <w:t xml:space="preserve"> via </w:t>
+      </w:r>
+      <w:r>
+        <w:rPr>
+          <w:i/>
+          <w:iCs/>
+        </w:rPr>
+        <w:t>chat</w:t>
+      </w:r>
+      <w:r>
+        <w:t xml:space="preserve"> e </w:t>
+      </w:r>
+      <w:proofErr w:type="spellStart"/>
+      <w:r>
+        <w:t>consumo</w:t>
+      </w:r>
+      <w:proofErr w:type="spellEnd"/>
+      <w:r>
+        <w:t xml:space="preserve"> das </w:t>
+      </w:r>
+      <w:proofErr w:type="spellStart"/>
+      <w:r>
+        <w:t>recomendações</w:t>
+      </w:r>
+      <w:proofErr w:type="spellEnd"/>
+      <w:r>
+        <w:t xml:space="preserve"> de </w:t>
+      </w:r>
+      <w:proofErr w:type="spellStart"/>
+      <w:r>
+        <w:t>estudo</w:t>
+      </w:r>
+      <w:proofErr w:type="spellEnd"/>
+      <w:r>
+        <w:t xml:space="preserve"> </w:t>
+      </w:r>
+      <w:proofErr w:type="spellStart"/>
+      <w:r>
+        <w:t>geradas</w:t>
+      </w:r>
+      <w:proofErr w:type="spellEnd"/>
+      <w:r>
+        <w:t xml:space="preserve"> pela </w:t>
+      </w:r>
+      <w:proofErr w:type="spellStart"/>
+      <w:r>
+        <w:t>inteligência</w:t>
+      </w:r>
+      <w:proofErr w:type="spellEnd"/>
+      <w:r>
+        <w:t xml:space="preserve"> artificial. </w:t>
+      </w:r>
+      <w:proofErr w:type="gramStart"/>
+      <w:r>
+        <w:t>A</w:t>
+      </w:r>
+      <w:proofErr w:type="gramEnd"/>
+      <w:r>
+        <w:t xml:space="preserve"> </w:t>
+      </w:r>
+      <w:proofErr w:type="spellStart"/>
+      <w:r>
+        <w:t>avaliação</w:t>
+      </w:r>
+      <w:proofErr w:type="spellEnd"/>
+      <w:r>
+        <w:t xml:space="preserve"> </w:t>
+      </w:r>
+      <w:proofErr w:type="spellStart"/>
+      <w:r>
+        <w:t>qualitativa</w:t>
+      </w:r>
+      <w:proofErr w:type="spellEnd"/>
+      <w:r>
+        <w:t xml:space="preserve"> </w:t>
+      </w:r>
+      <w:proofErr w:type="spellStart"/>
+      <w:r>
+        <w:t>indicou</w:t>
+      </w:r>
+      <w:proofErr w:type="spellEnd"/>
+      <w:r>
+        <w:t xml:space="preserve"> </w:t>
+      </w:r>
+      <w:proofErr w:type="spellStart"/>
+      <w:r>
+        <w:t>elevada</w:t>
+      </w:r>
+      <w:proofErr w:type="spellEnd"/>
+      <w:r>
+        <w:t xml:space="preserve"> </w:t>
+      </w:r>
+      <w:proofErr w:type="spellStart"/>
+      <w:r>
+        <w:t>aceitação</w:t>
+      </w:r>
+      <w:proofErr w:type="spellEnd"/>
+      <w:r>
+        <w:t xml:space="preserve">, com </w:t>
+      </w:r>
+      <w:proofErr w:type="spellStart"/>
+      <w:r>
+        <w:t>retornos</w:t>
+      </w:r>
+      <w:proofErr w:type="spellEnd"/>
+      <w:r>
+        <w:t xml:space="preserve"> </w:t>
+      </w:r>
+      <w:proofErr w:type="spellStart"/>
+      <w:r>
+        <w:t>positivos</w:t>
+      </w:r>
+      <w:proofErr w:type="spellEnd"/>
+      <w:r>
+        <w:t xml:space="preserve"> </w:t>
+      </w:r>
+      <w:proofErr w:type="spellStart"/>
+      <w:r>
+        <w:t>voltados</w:t>
+      </w:r>
+      <w:proofErr w:type="spellEnd"/>
+      <w:r>
+        <w:t xml:space="preserve"> à </w:t>
+      </w:r>
+      <w:proofErr w:type="spellStart"/>
+      <w:r>
+        <w:t>fluidez</w:t>
+      </w:r>
+      <w:proofErr w:type="spellEnd"/>
+      <w:r>
+        <w:t xml:space="preserve"> da interface, à </w:t>
+      </w:r>
+      <w:proofErr w:type="spellStart"/>
+      <w:r>
+        <w:t>comodidade</w:t>
+      </w:r>
+      <w:proofErr w:type="spellEnd"/>
+      <w:r>
+        <w:t xml:space="preserve"> de ter </w:t>
+      </w:r>
+      <w:proofErr w:type="spellStart"/>
+      <w:r>
+        <w:t>os</w:t>
+      </w:r>
+      <w:proofErr w:type="spellEnd"/>
+      <w:r>
+        <w:t xml:space="preserve"> </w:t>
+      </w:r>
+      <w:proofErr w:type="spellStart"/>
+      <w:r>
+        <w:t>compromissos</w:t>
+      </w:r>
+      <w:proofErr w:type="spellEnd"/>
+      <w:r>
+        <w:t xml:space="preserve"> </w:t>
+      </w:r>
+      <w:proofErr w:type="spellStart"/>
+      <w:r>
+        <w:t>escolares</w:t>
+      </w:r>
+      <w:proofErr w:type="spellEnd"/>
+      <w:r>
+        <w:t xml:space="preserve"> </w:t>
+      </w:r>
+      <w:proofErr w:type="spellStart"/>
+      <w:r>
+        <w:t>centralizados</w:t>
+      </w:r>
+      <w:proofErr w:type="spellEnd"/>
+      <w:r>
+        <w:t xml:space="preserve"> e à </w:t>
+      </w:r>
+      <w:proofErr w:type="spellStart"/>
+      <w:r>
+        <w:t>pertinência</w:t>
+      </w:r>
+      <w:proofErr w:type="spellEnd"/>
+      <w:r>
+        <w:t xml:space="preserve"> dos </w:t>
+      </w:r>
+      <w:proofErr w:type="spellStart"/>
+      <w:r>
+        <w:t>materiais</w:t>
+      </w:r>
+      <w:proofErr w:type="spellEnd"/>
+      <w:r>
+        <w:t xml:space="preserve"> </w:t>
+      </w:r>
+      <w:proofErr w:type="spellStart"/>
+      <w:r>
+        <w:t>sugeridos</w:t>
+      </w:r>
+      <w:proofErr w:type="spellEnd"/>
+      <w:r>
+        <w:t xml:space="preserve"> </w:t>
+      </w:r>
+      <w:proofErr w:type="spellStart"/>
+      <w:r>
+        <w:t>pelo</w:t>
+      </w:r>
+      <w:proofErr w:type="spellEnd"/>
+      <w:r>
+        <w:t xml:space="preserve"> </w:t>
+      </w:r>
+      <w:proofErr w:type="spellStart"/>
+      <w:r>
+        <w:t>assistente</w:t>
+      </w:r>
+      <w:proofErr w:type="spellEnd"/>
+      <w:r>
+        <w:t xml:space="preserve"> virtual. </w:t>
+      </w:r>
+      <w:proofErr w:type="spellStart"/>
+      <w:r>
+        <w:t>Embora</w:t>
+      </w:r>
+      <w:proofErr w:type="spellEnd"/>
+      <w:r>
+        <w:t xml:space="preserve"> esse teste </w:t>
+      </w:r>
+      <w:proofErr w:type="spellStart"/>
+      <w:r>
+        <w:t>qualitativo</w:t>
+      </w:r>
+      <w:proofErr w:type="spellEnd"/>
+      <w:r>
+        <w:t xml:space="preserve"> </w:t>
+      </w:r>
+      <w:proofErr w:type="spellStart"/>
+      <w:r>
+        <w:t>ateste</w:t>
       </w:r>
       <w:proofErr w:type="spellEnd"/>
       <w:r>
@@ -9884,27 +10101,51 @@
       </w:r>
       <w:proofErr w:type="spellStart"/>
       <w:r>
-        <w:t>soluções</w:t>
-      </w:r>
-      <w:proofErr w:type="spellEnd"/>
-      <w:r>
-        <w:t xml:space="preserve"> </w:t>
-      </w:r>
-      <w:proofErr w:type="spellStart"/>
-      <w:r>
-        <w:t>já</w:t>
-      </w:r>
-      <w:proofErr w:type="spellEnd"/>
-      <w:r>
-        <w:t xml:space="preserve"> </w:t>
-      </w:r>
-      <w:proofErr w:type="spellStart"/>
-      <w:r>
-        <w:t>consolidadas</w:t>
-      </w:r>
-      <w:proofErr w:type="spellEnd"/>
-      <w:r>
-        <w:t xml:space="preserve">, </w:t>
+        <w:t>funcionalidade</w:t>
+      </w:r>
+      <w:proofErr w:type="spellEnd"/>
+      <w:r>
+        <w:t xml:space="preserve"> da </w:t>
+      </w:r>
+      <w:proofErr w:type="spellStart"/>
+      <w:r>
+        <w:t>aplicação</w:t>
+      </w:r>
+      <w:proofErr w:type="spellEnd"/>
+      <w:r>
+        <w:t xml:space="preserve"> </w:t>
+      </w:r>
+      <w:proofErr w:type="spellStart"/>
+      <w:r>
+        <w:t>em</w:t>
+      </w:r>
+      <w:proofErr w:type="spellEnd"/>
+      <w:r>
+        <w:t xml:space="preserve"> um </w:t>
+      </w:r>
+      <w:proofErr w:type="spellStart"/>
+      <w:r>
+        <w:t>cenário</w:t>
+      </w:r>
+      <w:proofErr w:type="spellEnd"/>
+      <w:r>
+        <w:t xml:space="preserve"> de </w:t>
+      </w:r>
+      <w:proofErr w:type="spellStart"/>
+      <w:r>
+        <w:t>uso</w:t>
+      </w:r>
+      <w:proofErr w:type="spellEnd"/>
+      <w:r>
+        <w:t xml:space="preserve"> real, </w:t>
+      </w:r>
+      <w:proofErr w:type="spellStart"/>
+      <w:r>
+        <w:t>reconhece</w:t>
+      </w:r>
+      <w:proofErr w:type="spellEnd"/>
+      <w:r>
+        <w:t xml:space="preserve">-se </w:t>
       </w:r>
       <w:proofErr w:type="spellStart"/>
       <w:r>
@@ -9912,235 +10153,173 @@
       </w:r>
       <w:proofErr w:type="spellEnd"/>
       <w:r>
+        <w:t xml:space="preserve"> </w:t>
+      </w:r>
+      <w:proofErr w:type="spellStart"/>
+      <w:r>
+        <w:t>limitação</w:t>
+      </w:r>
+      <w:proofErr w:type="spellEnd"/>
+      <w:r>
+        <w:t xml:space="preserve"> </w:t>
+      </w:r>
+      <w:proofErr w:type="spellStart"/>
+      <w:r>
+        <w:t>deste</w:t>
+      </w:r>
+      <w:proofErr w:type="spellEnd"/>
+      <w:r>
+        <w:t xml:space="preserve"> </w:t>
+      </w:r>
+      <w:proofErr w:type="spellStart"/>
+      <w:r>
+        <w:t>trabalho</w:t>
+      </w:r>
+      <w:proofErr w:type="spellEnd"/>
+      <w:r>
+        <w:t xml:space="preserve"> </w:t>
+      </w:r>
+      <w:proofErr w:type="gramStart"/>
+      <w:r>
+        <w:t>a</w:t>
+      </w:r>
+      <w:proofErr w:type="gramEnd"/>
+      <w:r>
+        <w:t xml:space="preserve"> </w:t>
+      </w:r>
+      <w:proofErr w:type="spellStart"/>
+      <w:r>
+        <w:t>ausência</w:t>
+      </w:r>
+      <w:proofErr w:type="spellEnd"/>
+      <w:r>
+        <w:t xml:space="preserve"> de </w:t>
+      </w:r>
+      <w:proofErr w:type="spellStart"/>
+      <w:r>
+        <w:t>medições</w:t>
+      </w:r>
+      <w:proofErr w:type="spellEnd"/>
+      <w:r>
+        <w:t xml:space="preserve"> </w:t>
+      </w:r>
+      <w:proofErr w:type="spellStart"/>
+      <w:r>
+        <w:t>quantitativas</w:t>
+      </w:r>
+      <w:proofErr w:type="spellEnd"/>
+      <w:r>
+        <w:t xml:space="preserve"> de </w:t>
+      </w:r>
+      <w:proofErr w:type="spellStart"/>
+      <w:r>
+        <w:t>desempenho</w:t>
+      </w:r>
+      <w:proofErr w:type="spellEnd"/>
+      <w:r>
+        <w:t xml:space="preserve"> sob carga, da </w:t>
+      </w:r>
+      <w:proofErr w:type="spellStart"/>
+      <w:r>
+        <w:t>aplicação</w:t>
+      </w:r>
+      <w:proofErr w:type="spellEnd"/>
+      <w:r>
+        <w:t xml:space="preserve"> de </w:t>
+      </w:r>
+      <w:proofErr w:type="spellStart"/>
+      <w:r>
+        <w:t>métricas</w:t>
+      </w:r>
+      <w:proofErr w:type="spellEnd"/>
+      <w:r>
+        <w:t xml:space="preserve"> </w:t>
+      </w:r>
+      <w:proofErr w:type="spellStart"/>
+      <w:r>
+        <w:t>padronizadas</w:t>
+      </w:r>
+      <w:proofErr w:type="spellEnd"/>
+      <w:r>
+        <w:t xml:space="preserve"> de </w:t>
+      </w:r>
+      <w:proofErr w:type="spellStart"/>
+      <w:r>
+        <w:t>usabilidade</w:t>
+      </w:r>
+      <w:proofErr w:type="spellEnd"/>
+      <w:r>
+        <w:t xml:space="preserve"> (</w:t>
+      </w:r>
+      <w:proofErr w:type="spellStart"/>
+      <w:r>
+        <w:t>como</w:t>
+      </w:r>
+      <w:proofErr w:type="spellEnd"/>
+      <w:r>
+        <w:t xml:space="preserve"> o </w:t>
+      </w:r>
+      <w:r>
+        <w:rPr>
+          <w:i/>
+          <w:iCs/>
+        </w:rPr>
+        <w:t>System Usability Scale</w:t>
+      </w:r>
+      <w:r>
+        <w:t xml:space="preserve"> – SUS) e de </w:t>
+      </w:r>
+      <w:proofErr w:type="spellStart"/>
+      <w:r>
+        <w:t>uma</w:t>
+      </w:r>
+      <w:proofErr w:type="spellEnd"/>
+      <w:r>
+        <w:t xml:space="preserve"> </w:t>
+      </w:r>
+      <w:proofErr w:type="spellStart"/>
+      <w:r>
+        <w:t>comparação</w:t>
+      </w:r>
+      <w:proofErr w:type="spellEnd"/>
+      <w:r>
+        <w:t xml:space="preserve"> </w:t>
+      </w:r>
+      <w:proofErr w:type="spellStart"/>
+      <w:r>
+        <w:t>direta</w:t>
+      </w:r>
+      <w:proofErr w:type="spellEnd"/>
+      <w:r>
+        <w:t xml:space="preserve"> com </w:t>
+      </w:r>
+      <w:proofErr w:type="spellStart"/>
+      <w:r>
+        <w:t>plataformas</w:t>
+      </w:r>
+      <w:proofErr w:type="spellEnd"/>
+      <w:r>
+        <w:t xml:space="preserve"> </w:t>
+      </w:r>
+      <w:proofErr w:type="spellStart"/>
+      <w:r>
+        <w:t>como</w:t>
+      </w:r>
+      <w:proofErr w:type="spellEnd"/>
+      <w:r>
         <w:t xml:space="preserve"> Google Classroom e Moodle, o </w:t>
       </w:r>
       <w:proofErr w:type="spellStart"/>
       <w:r>
-        <w:t>Ecossistema</w:t>
-      </w:r>
-      <w:proofErr w:type="spellEnd"/>
-      <w:r>
-        <w:t xml:space="preserve"> Escolar se </w:t>
-      </w:r>
-      <w:proofErr w:type="spellStart"/>
-      <w:r>
-        <w:t>diferencia</w:t>
-      </w:r>
-      <w:proofErr w:type="spellEnd"/>
-      <w:r>
-        <w:t xml:space="preserve"> </w:t>
-      </w:r>
-      <w:proofErr w:type="spellStart"/>
-      <w:r>
-        <w:t>por</w:t>
-      </w:r>
-      <w:proofErr w:type="spellEnd"/>
-      <w:r>
-        <w:t xml:space="preserve"> </w:t>
-      </w:r>
-      <w:proofErr w:type="spellStart"/>
-      <w:r>
-        <w:t>centralizar</w:t>
-      </w:r>
-      <w:proofErr w:type="spellEnd"/>
-      <w:r>
-        <w:t xml:space="preserve"> </w:t>
-      </w:r>
-      <w:proofErr w:type="spellStart"/>
-      <w:r>
-        <w:t>múltiplos</w:t>
-      </w:r>
-      <w:proofErr w:type="spellEnd"/>
-      <w:r>
-        <w:t xml:space="preserve"> </w:t>
-      </w:r>
-      <w:proofErr w:type="spellStart"/>
-      <w:r>
-        <w:t>serviços</w:t>
-      </w:r>
-      <w:proofErr w:type="spellEnd"/>
-      <w:r>
-        <w:t xml:space="preserve"> </w:t>
-      </w:r>
-      <w:proofErr w:type="spellStart"/>
-      <w:r>
-        <w:t>em</w:t>
-      </w:r>
-      <w:proofErr w:type="spellEnd"/>
-      <w:r>
-        <w:t xml:space="preserve"> </w:t>
-      </w:r>
-      <w:proofErr w:type="spellStart"/>
-      <w:r>
-        <w:t>uma</w:t>
-      </w:r>
-      <w:proofErr w:type="spellEnd"/>
-      <w:r>
-        <w:t xml:space="preserve"> </w:t>
-      </w:r>
-      <w:proofErr w:type="spellStart"/>
-      <w:r>
-        <w:t>única</w:t>
-      </w:r>
-      <w:proofErr w:type="spellEnd"/>
-      <w:r>
-        <w:t xml:space="preserve"> </w:t>
-      </w:r>
-      <w:proofErr w:type="spellStart"/>
-      <w:r>
-        <w:t>plataforma</w:t>
-      </w:r>
-      <w:proofErr w:type="spellEnd"/>
-      <w:r>
-        <w:t xml:space="preserve">: </w:t>
-      </w:r>
-      <w:proofErr w:type="spellStart"/>
-      <w:r>
-        <w:t>comunicação</w:t>
-      </w:r>
-      <w:proofErr w:type="spellEnd"/>
-      <w:r>
-        <w:t xml:space="preserve"> </w:t>
-      </w:r>
-      <w:proofErr w:type="spellStart"/>
-      <w:r>
-        <w:t>instantânea</w:t>
-      </w:r>
-      <w:proofErr w:type="spellEnd"/>
-      <w:r>
-        <w:t xml:space="preserve">, </w:t>
-      </w:r>
-      <w:proofErr w:type="spellStart"/>
-      <w:r>
-        <w:t>notificações</w:t>
-      </w:r>
-      <w:proofErr w:type="spellEnd"/>
-      <w:r>
-        <w:t xml:space="preserve"> via WhatsApp e </w:t>
-      </w:r>
-      <w:proofErr w:type="spellStart"/>
-      <w:r>
-        <w:t>apoio</w:t>
-      </w:r>
-      <w:proofErr w:type="spellEnd"/>
-      <w:r>
-        <w:t xml:space="preserve"> </w:t>
-      </w:r>
-      <w:proofErr w:type="spellStart"/>
-      <w:r>
-        <w:t>ao</w:t>
-      </w:r>
-      <w:proofErr w:type="spellEnd"/>
-      <w:r>
-        <w:t xml:space="preserve"> </w:t>
-      </w:r>
-      <w:proofErr w:type="spellStart"/>
-      <w:r>
-        <w:t>estudo</w:t>
-      </w:r>
-      <w:proofErr w:type="spellEnd"/>
-      <w:r>
-        <w:t xml:space="preserve"> </w:t>
-      </w:r>
-      <w:proofErr w:type="spellStart"/>
-      <w:r>
-        <w:t>por</w:t>
-      </w:r>
-      <w:proofErr w:type="spellEnd"/>
-      <w:r>
-        <w:t xml:space="preserve"> </w:t>
-      </w:r>
-      <w:proofErr w:type="spellStart"/>
-      <w:r>
-        <w:t>inteligência</w:t>
-      </w:r>
-      <w:proofErr w:type="spellEnd"/>
-      <w:r>
-        <w:t xml:space="preserve"> artificial. </w:t>
-      </w:r>
-      <w:proofErr w:type="spellStart"/>
-      <w:r>
-        <w:t>Embora</w:t>
-      </w:r>
-      <w:proofErr w:type="spellEnd"/>
-      <w:r>
-        <w:t xml:space="preserve"> </w:t>
-      </w:r>
-      <w:proofErr w:type="spellStart"/>
-      <w:r>
-        <w:t>ainda</w:t>
-      </w:r>
-      <w:proofErr w:type="spellEnd"/>
-      <w:r>
-        <w:t xml:space="preserve"> </w:t>
-      </w:r>
-      <w:proofErr w:type="spellStart"/>
-      <w:r>
-        <w:t>não</w:t>
-      </w:r>
-      <w:proofErr w:type="spellEnd"/>
-      <w:r>
-        <w:t xml:space="preserve"> </w:t>
-      </w:r>
-      <w:proofErr w:type="spellStart"/>
-      <w:r>
-        <w:t>possua</w:t>
-      </w:r>
-      <w:proofErr w:type="spellEnd"/>
-      <w:r>
-        <w:t xml:space="preserve"> o </w:t>
-      </w:r>
-      <w:proofErr w:type="spellStart"/>
-      <w:r>
-        <w:t>mesmo</w:t>
-      </w:r>
-      <w:proofErr w:type="spellEnd"/>
-      <w:r>
-        <w:t xml:space="preserve"> </w:t>
-      </w:r>
-      <w:proofErr w:type="spellStart"/>
-      <w:r>
-        <w:t>grau</w:t>
-      </w:r>
-      <w:proofErr w:type="spellEnd"/>
-      <w:r>
-        <w:t xml:space="preserve"> de </w:t>
-      </w:r>
-      <w:proofErr w:type="spellStart"/>
-      <w:r>
-        <w:t>maturidade</w:t>
-      </w:r>
-      <w:proofErr w:type="spellEnd"/>
-      <w:r>
-        <w:t xml:space="preserve"> dessas </w:t>
-      </w:r>
-      <w:proofErr w:type="spellStart"/>
-      <w:r>
-        <w:t>plataformas</w:t>
-      </w:r>
-      <w:proofErr w:type="spellEnd"/>
-      <w:r>
-        <w:t xml:space="preserve">, o </w:t>
-      </w:r>
-      <w:proofErr w:type="spellStart"/>
-      <w:r>
-        <w:t>sistema</w:t>
-      </w:r>
-      <w:proofErr w:type="spellEnd"/>
-      <w:r>
-        <w:t xml:space="preserve"> </w:t>
-      </w:r>
-      <w:proofErr w:type="spellStart"/>
-      <w:r>
-        <w:t>demonstrou</w:t>
-      </w:r>
-      <w:proofErr w:type="spellEnd"/>
-      <w:r>
-        <w:t xml:space="preserve"> </w:t>
-      </w:r>
-      <w:proofErr w:type="spellStart"/>
-      <w:r>
-        <w:t>potencial</w:t>
+        <w:t>que</w:t>
+      </w:r>
+      <w:proofErr w:type="spellEnd"/>
+      <w:r>
+        <w:t xml:space="preserve"> é </w:t>
+      </w:r>
+      <w:proofErr w:type="spellStart"/>
+      <w:r>
+        <w:t>recomendado</w:t>
       </w:r>
       <w:proofErr w:type="spellEnd"/>
       <w:r>
@@ -10148,92 +10327,35 @@
       </w:r>
       <w:proofErr w:type="spellStart"/>
       <w:r>
-        <w:t>atender</w:t>
-      </w:r>
-      <w:proofErr w:type="spellEnd"/>
-      <w:r>
-        <w:t xml:space="preserve"> </w:t>
-      </w:r>
-      <w:proofErr w:type="spellStart"/>
-      <w:r>
-        <w:t>necessidades</w:t>
-      </w:r>
-      <w:proofErr w:type="spellEnd"/>
-      <w:r>
-        <w:t xml:space="preserve"> </w:t>
-      </w:r>
-      <w:proofErr w:type="spellStart"/>
-      <w:r>
-        <w:t>específicas</w:t>
-      </w:r>
-      <w:proofErr w:type="spellEnd"/>
-      <w:r>
-        <w:t xml:space="preserve"> de </w:t>
-      </w:r>
-      <w:proofErr w:type="spellStart"/>
-      <w:r>
-        <w:t>instituições</w:t>
-      </w:r>
-      <w:proofErr w:type="spellEnd"/>
-      <w:r>
-        <w:t xml:space="preserve"> </w:t>
-      </w:r>
-      <w:proofErr w:type="spellStart"/>
-      <w:r>
-        <w:t>que</w:t>
-      </w:r>
-      <w:proofErr w:type="spellEnd"/>
-      <w:r>
-        <w:t xml:space="preserve"> </w:t>
-      </w:r>
-      <w:proofErr w:type="spellStart"/>
-      <w:r>
-        <w:t>hoje</w:t>
-      </w:r>
-      <w:proofErr w:type="spellEnd"/>
-      <w:r>
-        <w:t xml:space="preserve"> </w:t>
-      </w:r>
-      <w:proofErr w:type="spellStart"/>
-      <w:r>
-        <w:t>dependem</w:t>
-      </w:r>
-      <w:proofErr w:type="spellEnd"/>
-      <w:r>
-        <w:t xml:space="preserve"> de ferramentas </w:t>
-      </w:r>
-      <w:proofErr w:type="spellStart"/>
-      <w:r>
-        <w:t>isoladas</w:t>
-      </w:r>
-      <w:proofErr w:type="spellEnd"/>
-      <w:r>
-        <w:t xml:space="preserve"> para </w:t>
-      </w:r>
-      <w:proofErr w:type="spellStart"/>
-      <w:r>
-        <w:t>comunicação</w:t>
-      </w:r>
-      <w:proofErr w:type="spellEnd"/>
-      <w:r>
-        <w:t xml:space="preserve"> e </w:t>
-      </w:r>
-      <w:proofErr w:type="spellStart"/>
-      <w:r>
-        <w:t>organização</w:t>
-      </w:r>
-      <w:proofErr w:type="spellEnd"/>
-      <w:r>
-        <w:t xml:space="preserve"> </w:t>
-      </w:r>
-      <w:proofErr w:type="spellStart"/>
-      <w:r>
-        <w:t>acadêmica</w:t>
+        <w:t>investigações</w:t>
+      </w:r>
+      <w:proofErr w:type="spellEnd"/>
+      <w:r>
+        <w:t xml:space="preserve"> </w:t>
+      </w:r>
+      <w:proofErr w:type="spellStart"/>
+      <w:r>
+        <w:t>futuras</w:t>
       </w:r>
       <w:proofErr w:type="spellEnd"/>
       <w:r>
         <w:t>.</w:t>
       </w:r>
+    </w:p>
+    <w:p>
+      <w:pPr>
+        <w:ind w:firstLine="283"/>
+      </w:pPr>
+    </w:p>
+    <w:p>
+      <w:proofErr w:type="spellStart"/>
+      <w:r>
+        <w:rPr>
+          <w:b/>
+        </w:rPr>
+        <w:t>Discussão</w:t>
+      </w:r>
+      <w:proofErr w:type="spellEnd"/>
     </w:p>
     <w:p>
       <w:pPr>
@@ -10241,11 +10363,35 @@
         <w:jc w:val="both"/>
       </w:pPr>
       <w:r>
-        <w:t xml:space="preserve">Durante o </w:t>
-      </w:r>
-      <w:proofErr w:type="spellStart"/>
-      <w:r>
-        <w:t>desenvolvimento</w:t>
+        <w:t xml:space="preserve">Em </w:t>
+      </w:r>
+      <w:proofErr w:type="spellStart"/>
+      <w:r>
+        <w:t>relação</w:t>
+      </w:r>
+      <w:proofErr w:type="spellEnd"/>
+      <w:r>
+        <w:t xml:space="preserve"> a </w:t>
+      </w:r>
+      <w:proofErr w:type="spellStart"/>
+      <w:r>
+        <w:t>soluções</w:t>
+      </w:r>
+      <w:proofErr w:type="spellEnd"/>
+      <w:r>
+        <w:t xml:space="preserve"> </w:t>
+      </w:r>
+      <w:proofErr w:type="spellStart"/>
+      <w:r>
+        <w:t>já</w:t>
+      </w:r>
+      <w:proofErr w:type="spellEnd"/>
+      <w:r>
+        <w:t xml:space="preserve"> </w:t>
+      </w:r>
+      <w:proofErr w:type="spellStart"/>
+      <w:r>
+        <w:t>consolidadas</w:t>
       </w:r>
       <w:proofErr w:type="spellEnd"/>
       <w:r>
@@ -10253,55 +10399,103 @@
       </w:r>
       <w:proofErr w:type="spellStart"/>
       <w:r>
-        <w:t>identificaram</w:t>
-      </w:r>
-      <w:proofErr w:type="spellEnd"/>
-      <w:r>
-        <w:t xml:space="preserve">-se </w:t>
-      </w:r>
-      <w:proofErr w:type="spellStart"/>
-      <w:r>
-        <w:t>limitações</w:t>
-      </w:r>
-      <w:proofErr w:type="spellEnd"/>
-      <w:r>
-        <w:t xml:space="preserve"> </w:t>
-      </w:r>
-      <w:proofErr w:type="spellStart"/>
-      <w:r>
-        <w:t>relacionadas</w:t>
-      </w:r>
-      <w:proofErr w:type="spellEnd"/>
-      <w:r>
-        <w:t xml:space="preserve"> </w:t>
-      </w:r>
-      <w:proofErr w:type="spellStart"/>
-      <w:r>
-        <w:t>às</w:t>
-      </w:r>
-      <w:proofErr w:type="spellEnd"/>
-      <w:r>
-        <w:t xml:space="preserve"> </w:t>
-      </w:r>
-      <w:proofErr w:type="spellStart"/>
-      <w:r>
-        <w:t>restrições</w:t>
-      </w:r>
-      <w:proofErr w:type="spellEnd"/>
-      <w:r>
-        <w:t xml:space="preserve"> de tempo e </w:t>
-      </w:r>
-      <w:proofErr w:type="spellStart"/>
-      <w:r>
-        <w:t>escopo</w:t>
-      </w:r>
-      <w:proofErr w:type="spellEnd"/>
-      <w:r>
-        <w:t xml:space="preserve"> do </w:t>
-      </w:r>
-      <w:proofErr w:type="spellStart"/>
-      <w:r>
-        <w:t>trabalho</w:t>
+        <w:t>como</w:t>
+      </w:r>
+      <w:proofErr w:type="spellEnd"/>
+      <w:r>
+        <w:t xml:space="preserve"> Google Classroom e Moodle, o </w:t>
+      </w:r>
+      <w:proofErr w:type="spellStart"/>
+      <w:r>
+        <w:t>Ecossistema</w:t>
+      </w:r>
+      <w:proofErr w:type="spellEnd"/>
+      <w:r>
+        <w:t xml:space="preserve"> Escolar se </w:t>
+      </w:r>
+      <w:proofErr w:type="spellStart"/>
+      <w:r>
+        <w:t>diferencia</w:t>
+      </w:r>
+      <w:proofErr w:type="spellEnd"/>
+      <w:r>
+        <w:t xml:space="preserve"> </w:t>
+      </w:r>
+      <w:proofErr w:type="spellStart"/>
+      <w:r>
+        <w:t>por</w:t>
+      </w:r>
+      <w:proofErr w:type="spellEnd"/>
+      <w:r>
+        <w:t xml:space="preserve"> </w:t>
+      </w:r>
+      <w:proofErr w:type="spellStart"/>
+      <w:r>
+        <w:t>centralizar</w:t>
+      </w:r>
+      <w:proofErr w:type="spellEnd"/>
+      <w:r>
+        <w:t xml:space="preserve"> </w:t>
+      </w:r>
+      <w:proofErr w:type="spellStart"/>
+      <w:r>
+        <w:t>múltiplos</w:t>
+      </w:r>
+      <w:proofErr w:type="spellEnd"/>
+      <w:r>
+        <w:t xml:space="preserve"> </w:t>
+      </w:r>
+      <w:proofErr w:type="spellStart"/>
+      <w:r>
+        <w:t>serviços</w:t>
+      </w:r>
+      <w:proofErr w:type="spellEnd"/>
+      <w:r>
+        <w:t xml:space="preserve"> </w:t>
+      </w:r>
+      <w:proofErr w:type="spellStart"/>
+      <w:r>
+        <w:t>em</w:t>
+      </w:r>
+      <w:proofErr w:type="spellEnd"/>
+      <w:r>
+        <w:t xml:space="preserve"> </w:t>
+      </w:r>
+      <w:proofErr w:type="spellStart"/>
+      <w:r>
+        <w:t>uma</w:t>
+      </w:r>
+      <w:proofErr w:type="spellEnd"/>
+      <w:r>
+        <w:t xml:space="preserve"> </w:t>
+      </w:r>
+      <w:proofErr w:type="spellStart"/>
+      <w:r>
+        <w:t>única</w:t>
+      </w:r>
+      <w:proofErr w:type="spellEnd"/>
+      <w:r>
+        <w:t xml:space="preserve"> </w:t>
+      </w:r>
+      <w:proofErr w:type="spellStart"/>
+      <w:r>
+        <w:t>plataforma</w:t>
+      </w:r>
+      <w:proofErr w:type="spellEnd"/>
+      <w:r>
+        <w:t xml:space="preserve">: </w:t>
+      </w:r>
+      <w:proofErr w:type="spellStart"/>
+      <w:r>
+        <w:t>comunicação</w:t>
+      </w:r>
+      <w:proofErr w:type="spellEnd"/>
+      <w:r>
+        <w:t xml:space="preserve"> </w:t>
+      </w:r>
+      <w:proofErr w:type="spellStart"/>
+      <w:r>
+        <w:t>instantânea</w:t>
       </w:r>
       <w:proofErr w:type="spellEnd"/>
       <w:r>
@@ -10309,6 +10503,174 @@
       </w:r>
       <w:proofErr w:type="spellStart"/>
       <w:r>
+        <w:t>notificações</w:t>
+      </w:r>
+      <w:proofErr w:type="spellEnd"/>
+      <w:r>
+        <w:t xml:space="preserve"> via WhatsApp e </w:t>
+      </w:r>
+      <w:proofErr w:type="spellStart"/>
+      <w:r>
+        <w:t>apoio</w:t>
+      </w:r>
+      <w:proofErr w:type="spellEnd"/>
+      <w:r>
+        <w:t xml:space="preserve"> </w:t>
+      </w:r>
+      <w:proofErr w:type="spellStart"/>
+      <w:r>
+        <w:t>ao</w:t>
+      </w:r>
+      <w:proofErr w:type="spellEnd"/>
+      <w:r>
+        <w:t xml:space="preserve"> </w:t>
+      </w:r>
+      <w:proofErr w:type="spellStart"/>
+      <w:r>
+        <w:t>estudo</w:t>
+      </w:r>
+      <w:proofErr w:type="spellEnd"/>
+      <w:r>
+        <w:t xml:space="preserve"> </w:t>
+      </w:r>
+      <w:proofErr w:type="spellStart"/>
+      <w:r>
+        <w:t>por</w:t>
+      </w:r>
+      <w:proofErr w:type="spellEnd"/>
+      <w:r>
+        <w:t xml:space="preserve"> </w:t>
+      </w:r>
+      <w:proofErr w:type="spellStart"/>
+      <w:r>
+        <w:t>inteligência</w:t>
+      </w:r>
+      <w:proofErr w:type="spellEnd"/>
+      <w:r>
+        <w:t xml:space="preserve"> artificial. </w:t>
+      </w:r>
+      <w:proofErr w:type="spellStart"/>
+      <w:r>
+        <w:t>Embora</w:t>
+      </w:r>
+      <w:proofErr w:type="spellEnd"/>
+      <w:r>
+        <w:t xml:space="preserve"> </w:t>
+      </w:r>
+      <w:proofErr w:type="spellStart"/>
+      <w:r>
+        <w:t>ainda</w:t>
+      </w:r>
+      <w:proofErr w:type="spellEnd"/>
+      <w:r>
+        <w:t xml:space="preserve"> </w:t>
+      </w:r>
+      <w:proofErr w:type="spellStart"/>
+      <w:r>
+        <w:t>não</w:t>
+      </w:r>
+      <w:proofErr w:type="spellEnd"/>
+      <w:r>
+        <w:t xml:space="preserve"> </w:t>
+      </w:r>
+      <w:proofErr w:type="spellStart"/>
+      <w:r>
+        <w:t>possua</w:t>
+      </w:r>
+      <w:proofErr w:type="spellEnd"/>
+      <w:r>
+        <w:t xml:space="preserve"> o </w:t>
+      </w:r>
+      <w:proofErr w:type="spellStart"/>
+      <w:r>
+        <w:t>mesmo</w:t>
+      </w:r>
+      <w:proofErr w:type="spellEnd"/>
+      <w:r>
+        <w:t xml:space="preserve"> </w:t>
+      </w:r>
+      <w:proofErr w:type="spellStart"/>
+      <w:r>
+        <w:t>grau</w:t>
+      </w:r>
+      <w:proofErr w:type="spellEnd"/>
+      <w:r>
+        <w:t xml:space="preserve"> de </w:t>
+      </w:r>
+      <w:proofErr w:type="spellStart"/>
+      <w:r>
+        <w:t>maturidade</w:t>
+      </w:r>
+      <w:proofErr w:type="spellEnd"/>
+      <w:r>
+        <w:t xml:space="preserve"> dessas </w:t>
+      </w:r>
+      <w:proofErr w:type="spellStart"/>
+      <w:r>
+        <w:t>plataformas</w:t>
+      </w:r>
+      <w:proofErr w:type="spellEnd"/>
+      <w:r>
+        <w:t xml:space="preserve">, o </w:t>
+      </w:r>
+      <w:proofErr w:type="spellStart"/>
+      <w:r>
+        <w:t>sistema</w:t>
+      </w:r>
+      <w:proofErr w:type="spellEnd"/>
+      <w:r>
+        <w:t xml:space="preserve"> </w:t>
+      </w:r>
+      <w:proofErr w:type="spellStart"/>
+      <w:r>
+        <w:t>demonstrou</w:t>
+      </w:r>
+      <w:proofErr w:type="spellEnd"/>
+      <w:r>
+        <w:t xml:space="preserve"> </w:t>
+      </w:r>
+      <w:proofErr w:type="spellStart"/>
+      <w:r>
+        <w:t>potencial</w:t>
+      </w:r>
+      <w:proofErr w:type="spellEnd"/>
+      <w:r>
+        <w:t xml:space="preserve"> para </w:t>
+      </w:r>
+      <w:proofErr w:type="spellStart"/>
+      <w:r>
+        <w:t>atender</w:t>
+      </w:r>
+      <w:proofErr w:type="spellEnd"/>
+      <w:r>
+        <w:t xml:space="preserve"> </w:t>
+      </w:r>
+      <w:proofErr w:type="spellStart"/>
+      <w:r>
+        <w:t>necessidades</w:t>
+      </w:r>
+      <w:proofErr w:type="spellEnd"/>
+      <w:r>
+        <w:t xml:space="preserve"> </w:t>
+      </w:r>
+      <w:proofErr w:type="spellStart"/>
+      <w:r>
+        <w:t>específicas</w:t>
+      </w:r>
+      <w:proofErr w:type="spellEnd"/>
+      <w:r>
+        <w:t xml:space="preserve"> de </w:t>
+      </w:r>
+      <w:proofErr w:type="spellStart"/>
+      <w:r>
+        <w:t>instituições</w:t>
+      </w:r>
+      <w:proofErr w:type="spellEnd"/>
+      <w:r>
+        <w:t xml:space="preserve"> </w:t>
+      </w:r>
+      <w:proofErr w:type="spellStart"/>
+      <w:r>
         <w:t>que</w:t>
       </w:r>
       <w:proofErr w:type="spellEnd"/>
@@ -10317,95 +10679,39 @@
       </w:r>
       <w:proofErr w:type="spellStart"/>
       <w:r>
-        <w:t>impediram</w:t>
-      </w:r>
-      <w:proofErr w:type="spellEnd"/>
-      <w:r>
-        <w:t xml:space="preserve"> </w:t>
-      </w:r>
-      <w:proofErr w:type="gramStart"/>
-      <w:r>
-        <w:t>a</w:t>
-      </w:r>
-      <w:proofErr w:type="gramEnd"/>
-      <w:r>
-        <w:t xml:space="preserve"> </w:t>
-      </w:r>
-      <w:proofErr w:type="spellStart"/>
-      <w:r>
-        <w:t>implementação</w:t>
-      </w:r>
-      <w:proofErr w:type="spellEnd"/>
-      <w:r>
-        <w:t xml:space="preserve"> completa de </w:t>
-      </w:r>
-      <w:proofErr w:type="spellStart"/>
-      <w:r>
-        <w:t>algumas</w:t>
-      </w:r>
-      <w:proofErr w:type="spellEnd"/>
-      <w:r>
-        <w:t xml:space="preserve"> </w:t>
-      </w:r>
-      <w:proofErr w:type="spellStart"/>
-      <w:r>
-        <w:t>funcionalidades</w:t>
-      </w:r>
-      <w:proofErr w:type="spellEnd"/>
-      <w:r>
-        <w:t xml:space="preserve"> </w:t>
-      </w:r>
-      <w:proofErr w:type="spellStart"/>
-      <w:r>
-        <w:t>inicialmente</w:t>
-      </w:r>
-      <w:proofErr w:type="spellEnd"/>
-      <w:r>
-        <w:t xml:space="preserve"> </w:t>
-      </w:r>
-      <w:proofErr w:type="spellStart"/>
-      <w:r>
-        <w:t>idealizadas</w:t>
-      </w:r>
-      <w:proofErr w:type="spellEnd"/>
-      <w:r>
-        <w:t xml:space="preserve">, </w:t>
-      </w:r>
-      <w:proofErr w:type="spellStart"/>
-      <w:r>
-        <w:t>como</w:t>
-      </w:r>
-      <w:proofErr w:type="spellEnd"/>
-      <w:r>
-        <w:t xml:space="preserve"> </w:t>
-      </w:r>
-      <w:proofErr w:type="spellStart"/>
-      <w:r>
-        <w:t>recursos</w:t>
-      </w:r>
-      <w:proofErr w:type="spellEnd"/>
-      <w:r>
-        <w:t xml:space="preserve"> </w:t>
-      </w:r>
-      <w:proofErr w:type="spellStart"/>
-      <w:r>
-        <w:t>mais</w:t>
-      </w:r>
-      <w:proofErr w:type="spellEnd"/>
-      <w:r>
-        <w:t xml:space="preserve"> </w:t>
-      </w:r>
-      <w:proofErr w:type="spellStart"/>
-      <w:r>
-        <w:t>avançados</w:t>
-      </w:r>
-      <w:proofErr w:type="spellEnd"/>
-      <w:r>
-        <w:t xml:space="preserve"> de </w:t>
-      </w:r>
-      <w:proofErr w:type="spellStart"/>
-      <w:r>
-        <w:t>análise</w:t>
+        <w:t>hoje</w:t>
+      </w:r>
+      <w:proofErr w:type="spellEnd"/>
+      <w:r>
+        <w:t xml:space="preserve"> </w:t>
+      </w:r>
+      <w:proofErr w:type="spellStart"/>
+      <w:r>
+        <w:t>dependem</w:t>
+      </w:r>
+      <w:proofErr w:type="spellEnd"/>
+      <w:r>
+        <w:t xml:space="preserve"> de ferramentas </w:t>
+      </w:r>
+      <w:proofErr w:type="spellStart"/>
+      <w:r>
+        <w:t>isoladas</w:t>
+      </w:r>
+      <w:proofErr w:type="spellEnd"/>
+      <w:r>
+        <w:t xml:space="preserve"> para </w:t>
+      </w:r>
+      <w:proofErr w:type="spellStart"/>
+      <w:r>
+        <w:t>comunicação</w:t>
+      </w:r>
+      <w:proofErr w:type="spellEnd"/>
+      <w:r>
+        <w:t xml:space="preserve"> e </w:t>
+      </w:r>
+      <w:proofErr w:type="spellStart"/>
+      <w:r>
+        <w:t>organização</w:t>
       </w:r>
       <w:proofErr w:type="spellEnd"/>
       <w:r>
@@ -10414,651 +10720,6 @@
       <w:proofErr w:type="spellStart"/>
       <w:r>
         <w:t>acadêmica</w:t>
-      </w:r>
-      <w:proofErr w:type="spellEnd"/>
-      <w:r>
-        <w:t xml:space="preserve">. </w:t>
-      </w:r>
-      <w:proofErr w:type="spellStart"/>
-      <w:r>
-        <w:t>Além</w:t>
-      </w:r>
-      <w:proofErr w:type="spellEnd"/>
-      <w:r>
-        <w:t xml:space="preserve"> </w:t>
-      </w:r>
-      <w:proofErr w:type="spellStart"/>
-      <w:r>
-        <w:t>disso</w:t>
-      </w:r>
-      <w:proofErr w:type="spellEnd"/>
-      <w:r>
-        <w:t xml:space="preserve">, a </w:t>
-      </w:r>
-      <w:proofErr w:type="spellStart"/>
-      <w:r>
-        <w:t>manutenção</w:t>
-      </w:r>
-      <w:proofErr w:type="spellEnd"/>
-      <w:r>
-        <w:t xml:space="preserve"> e </w:t>
-      </w:r>
-      <w:proofErr w:type="gramStart"/>
-      <w:r>
-        <w:t>a</w:t>
-      </w:r>
-      <w:proofErr w:type="gramEnd"/>
-      <w:r>
-        <w:t xml:space="preserve"> </w:t>
-      </w:r>
-      <w:proofErr w:type="spellStart"/>
-      <w:r>
-        <w:t>evolução</w:t>
-      </w:r>
-      <w:proofErr w:type="spellEnd"/>
-      <w:r>
-        <w:t xml:space="preserve"> de um </w:t>
-      </w:r>
-      <w:proofErr w:type="spellStart"/>
-      <w:r>
-        <w:t>sistema</w:t>
-      </w:r>
-      <w:proofErr w:type="spellEnd"/>
-      <w:r>
-        <w:t xml:space="preserve"> de </w:t>
-      </w:r>
-      <w:proofErr w:type="spellStart"/>
-      <w:r>
-        <w:t>maior</w:t>
-      </w:r>
-      <w:proofErr w:type="spellEnd"/>
-      <w:r>
-        <w:t xml:space="preserve"> </w:t>
-      </w:r>
-      <w:proofErr w:type="spellStart"/>
-      <w:r>
-        <w:t>porte</w:t>
-      </w:r>
-      <w:proofErr w:type="spellEnd"/>
-      <w:r>
-        <w:t xml:space="preserve"> </w:t>
-      </w:r>
-      <w:proofErr w:type="spellStart"/>
-      <w:r>
-        <w:t>exigiram</w:t>
-      </w:r>
-      <w:proofErr w:type="spellEnd"/>
-      <w:r>
-        <w:t xml:space="preserve"> </w:t>
-      </w:r>
-      <w:proofErr w:type="spellStart"/>
-      <w:r>
-        <w:t>atenção</w:t>
-      </w:r>
-      <w:proofErr w:type="spellEnd"/>
-      <w:r>
-        <w:t xml:space="preserve"> </w:t>
-      </w:r>
-      <w:proofErr w:type="spellStart"/>
-      <w:r>
-        <w:t>constante</w:t>
-      </w:r>
-      <w:proofErr w:type="spellEnd"/>
-      <w:r>
-        <w:t xml:space="preserve"> à </w:t>
-      </w:r>
-      <w:proofErr w:type="spellStart"/>
-      <w:r>
-        <w:t>arquitetura</w:t>
-      </w:r>
-      <w:proofErr w:type="spellEnd"/>
-      <w:r>
-        <w:t xml:space="preserve"> da </w:t>
-      </w:r>
-      <w:proofErr w:type="spellStart"/>
-      <w:r>
-        <w:t>aplicação</w:t>
-      </w:r>
-      <w:proofErr w:type="spellEnd"/>
-      <w:r>
-        <w:t xml:space="preserve">, de modo a </w:t>
-      </w:r>
-      <w:proofErr w:type="spellStart"/>
-      <w:r>
-        <w:t>preservar</w:t>
-      </w:r>
-      <w:proofErr w:type="spellEnd"/>
-      <w:r>
-        <w:t xml:space="preserve"> </w:t>
-      </w:r>
-      <w:proofErr w:type="gramStart"/>
-      <w:r>
-        <w:t>a</w:t>
-      </w:r>
-      <w:proofErr w:type="gramEnd"/>
-      <w:r>
-        <w:t xml:space="preserve"> </w:t>
-      </w:r>
-      <w:proofErr w:type="spellStart"/>
-      <w:r>
-        <w:t>organização</w:t>
-      </w:r>
-      <w:proofErr w:type="spellEnd"/>
-      <w:r>
-        <w:t xml:space="preserve">, </w:t>
-      </w:r>
-      <w:proofErr w:type="gramStart"/>
-      <w:r>
-        <w:t>a</w:t>
-      </w:r>
-      <w:proofErr w:type="gramEnd"/>
-      <w:r>
-        <w:t xml:space="preserve"> </w:t>
-      </w:r>
-      <w:proofErr w:type="spellStart"/>
-      <w:r>
-        <w:t>escalabilidade</w:t>
-      </w:r>
-      <w:proofErr w:type="spellEnd"/>
-      <w:r>
-        <w:t xml:space="preserve"> e a </w:t>
-      </w:r>
-      <w:proofErr w:type="spellStart"/>
-      <w:r>
-        <w:t>facilidade</w:t>
-      </w:r>
-      <w:proofErr w:type="spellEnd"/>
-      <w:r>
-        <w:t xml:space="preserve"> de </w:t>
-      </w:r>
-      <w:proofErr w:type="spellStart"/>
-      <w:r>
-        <w:t>manutenção</w:t>
-      </w:r>
-      <w:proofErr w:type="spellEnd"/>
-      <w:r>
-        <w:t xml:space="preserve"> do </w:t>
-      </w:r>
-      <w:proofErr w:type="spellStart"/>
-      <w:r>
-        <w:t>código</w:t>
-      </w:r>
-      <w:proofErr w:type="spellEnd"/>
-      <w:r>
-        <w:t xml:space="preserve"> à </w:t>
-      </w:r>
-      <w:proofErr w:type="spellStart"/>
-      <w:r>
-        <w:t>medida</w:t>
-      </w:r>
-      <w:proofErr w:type="spellEnd"/>
-      <w:r>
-        <w:t xml:space="preserve"> </w:t>
-      </w:r>
-      <w:proofErr w:type="spellStart"/>
-      <w:r>
-        <w:t>que</w:t>
-      </w:r>
-      <w:proofErr w:type="spellEnd"/>
-      <w:r>
-        <w:t xml:space="preserve"> </w:t>
-      </w:r>
-      <w:proofErr w:type="spellStart"/>
-      <w:r>
-        <w:t>novas</w:t>
-      </w:r>
-      <w:proofErr w:type="spellEnd"/>
-      <w:r>
-        <w:t xml:space="preserve"> </w:t>
-      </w:r>
-      <w:proofErr w:type="spellStart"/>
-      <w:r>
-        <w:t>funcionalidades</w:t>
-      </w:r>
-      <w:proofErr w:type="spellEnd"/>
-      <w:r>
-        <w:t xml:space="preserve"> </w:t>
-      </w:r>
-      <w:proofErr w:type="spellStart"/>
-      <w:r>
-        <w:t>eram</w:t>
-      </w:r>
-      <w:proofErr w:type="spellEnd"/>
-      <w:r>
-        <w:t xml:space="preserve"> </w:t>
-      </w:r>
-      <w:proofErr w:type="spellStart"/>
-      <w:r>
-        <w:t>incorporadas</w:t>
-      </w:r>
-      <w:proofErr w:type="spellEnd"/>
-      <w:r>
-        <w:t>.</w:t>
-      </w:r>
-    </w:p>
-    <w:p/>
-    <w:p>
-      <w:proofErr w:type="spellStart"/>
-      <w:r>
-        <w:rPr>
-          <w:b/>
-        </w:rPr>
-        <w:t>Conclusão</w:t>
-      </w:r>
-      <w:proofErr w:type="spellEnd"/>
-    </w:p>
-    <w:p/>
-    <w:p>
-      <w:pPr>
-        <w:ind w:firstLine="283"/>
-        <w:jc w:val="both"/>
-      </w:pPr>
-      <w:r>
-        <w:t xml:space="preserve">O </w:t>
-      </w:r>
-      <w:proofErr w:type="spellStart"/>
-      <w:r>
-        <w:t>presente</w:t>
-      </w:r>
-      <w:proofErr w:type="spellEnd"/>
-      <w:r>
-        <w:t xml:space="preserve"> </w:t>
-      </w:r>
-      <w:proofErr w:type="spellStart"/>
-      <w:r>
-        <w:t>trabalho</w:t>
-      </w:r>
-      <w:proofErr w:type="spellEnd"/>
-      <w:r>
-        <w:t xml:space="preserve"> </w:t>
-      </w:r>
-      <w:proofErr w:type="spellStart"/>
-      <w:r>
-        <w:t>teve</w:t>
-      </w:r>
-      <w:proofErr w:type="spellEnd"/>
-      <w:r>
-        <w:t xml:space="preserve"> </w:t>
-      </w:r>
-      <w:proofErr w:type="spellStart"/>
-      <w:r>
-        <w:t>como</w:t>
-      </w:r>
-      <w:proofErr w:type="spellEnd"/>
-      <w:r>
-        <w:t xml:space="preserve"> </w:t>
-      </w:r>
-      <w:proofErr w:type="spellStart"/>
-      <w:r>
-        <w:t>objetivo</w:t>
-      </w:r>
-      <w:proofErr w:type="spellEnd"/>
-      <w:r>
-        <w:t xml:space="preserve"> </w:t>
-      </w:r>
-      <w:proofErr w:type="spellStart"/>
-      <w:r>
-        <w:t>desenvolver</w:t>
-      </w:r>
-      <w:proofErr w:type="spellEnd"/>
-      <w:r>
-        <w:t xml:space="preserve"> um </w:t>
-      </w:r>
-      <w:proofErr w:type="spellStart"/>
-      <w:r>
-        <w:t>ecossistema</w:t>
-      </w:r>
-      <w:proofErr w:type="spellEnd"/>
-      <w:r>
-        <w:t xml:space="preserve"> escolar digital </w:t>
-      </w:r>
-      <w:proofErr w:type="spellStart"/>
-      <w:r>
-        <w:t>capaz</w:t>
-      </w:r>
-      <w:proofErr w:type="spellEnd"/>
-      <w:r>
-        <w:t xml:space="preserve"> de auxiliar </w:t>
-      </w:r>
-      <w:proofErr w:type="spellStart"/>
-      <w:r>
-        <w:t>na</w:t>
-      </w:r>
-      <w:proofErr w:type="spellEnd"/>
-      <w:r>
-        <w:t xml:space="preserve"> </w:t>
-      </w:r>
-      <w:proofErr w:type="spellStart"/>
-      <w:r>
-        <w:t>organização</w:t>
-      </w:r>
-      <w:proofErr w:type="spellEnd"/>
-      <w:r>
-        <w:t xml:space="preserve"> das </w:t>
-      </w:r>
-      <w:proofErr w:type="spellStart"/>
-      <w:r>
-        <w:t>atividades</w:t>
-      </w:r>
-      <w:proofErr w:type="spellEnd"/>
-      <w:r>
-        <w:t xml:space="preserve"> </w:t>
-      </w:r>
-      <w:proofErr w:type="spellStart"/>
-      <w:r>
-        <w:t>acadêmicas</w:t>
-      </w:r>
-      <w:proofErr w:type="spellEnd"/>
-      <w:r>
-        <w:t xml:space="preserve">, </w:t>
-      </w:r>
-      <w:proofErr w:type="spellStart"/>
-      <w:r>
-        <w:t>fortalecer</w:t>
-      </w:r>
-      <w:proofErr w:type="spellEnd"/>
-      <w:r>
-        <w:t xml:space="preserve"> a </w:t>
-      </w:r>
-      <w:proofErr w:type="spellStart"/>
-      <w:r>
-        <w:t>comunicação</w:t>
-      </w:r>
-      <w:proofErr w:type="spellEnd"/>
-      <w:r>
-        <w:t xml:space="preserve"> entre </w:t>
-      </w:r>
-      <w:proofErr w:type="spellStart"/>
-      <w:r>
-        <w:t>os</w:t>
-      </w:r>
-      <w:proofErr w:type="spellEnd"/>
-      <w:r>
-        <w:t xml:space="preserve"> </w:t>
-      </w:r>
-      <w:proofErr w:type="spellStart"/>
-      <w:r>
-        <w:t>participantes</w:t>
-      </w:r>
-      <w:proofErr w:type="spellEnd"/>
-      <w:r>
-        <w:t xml:space="preserve"> da </w:t>
-      </w:r>
-      <w:proofErr w:type="spellStart"/>
-      <w:r>
-        <w:t>comunidade</w:t>
-      </w:r>
-      <w:proofErr w:type="spellEnd"/>
-      <w:r>
-        <w:t xml:space="preserve"> escolar e </w:t>
-      </w:r>
-      <w:proofErr w:type="spellStart"/>
-      <w:r>
-        <w:t>oferecer</w:t>
-      </w:r>
-      <w:proofErr w:type="spellEnd"/>
-      <w:r>
-        <w:t xml:space="preserve"> </w:t>
-      </w:r>
-      <w:proofErr w:type="spellStart"/>
-      <w:r>
-        <w:t>mecanismos</w:t>
-      </w:r>
-      <w:proofErr w:type="spellEnd"/>
-      <w:r>
-        <w:t xml:space="preserve"> de </w:t>
-      </w:r>
-      <w:proofErr w:type="spellStart"/>
-      <w:r>
-        <w:t>apoio</w:t>
-      </w:r>
-      <w:proofErr w:type="spellEnd"/>
-      <w:r>
-        <w:t xml:space="preserve"> </w:t>
-      </w:r>
-      <w:proofErr w:type="spellStart"/>
-      <w:r>
-        <w:t>ao</w:t>
-      </w:r>
-      <w:proofErr w:type="spellEnd"/>
-      <w:r>
-        <w:t xml:space="preserve"> </w:t>
-      </w:r>
-      <w:proofErr w:type="spellStart"/>
-      <w:r>
-        <w:t>processo</w:t>
-      </w:r>
-      <w:proofErr w:type="spellEnd"/>
-      <w:r>
-        <w:t xml:space="preserve"> de </w:t>
-      </w:r>
-      <w:proofErr w:type="spellStart"/>
-      <w:r>
-        <w:t>ensino</w:t>
-      </w:r>
-      <w:proofErr w:type="spellEnd"/>
-      <w:r>
-        <w:t xml:space="preserve"> e </w:t>
-      </w:r>
-      <w:proofErr w:type="spellStart"/>
-      <w:r>
-        <w:t>aprendizagem</w:t>
-      </w:r>
-      <w:proofErr w:type="spellEnd"/>
-      <w:r>
-        <w:t xml:space="preserve">. </w:t>
-      </w:r>
-      <w:proofErr w:type="spellStart"/>
-      <w:r>
-        <w:t>Os</w:t>
-      </w:r>
-      <w:proofErr w:type="spellEnd"/>
-      <w:r>
-        <w:t xml:space="preserve"> </w:t>
-      </w:r>
-      <w:proofErr w:type="spellStart"/>
-      <w:r>
-        <w:t>resultados</w:t>
-      </w:r>
-      <w:proofErr w:type="spellEnd"/>
-      <w:r>
-        <w:t xml:space="preserve"> </w:t>
-      </w:r>
-      <w:proofErr w:type="spellStart"/>
-      <w:r>
-        <w:t>obtidos</w:t>
-      </w:r>
-      <w:proofErr w:type="spellEnd"/>
-      <w:r>
-        <w:t xml:space="preserve"> </w:t>
-      </w:r>
-      <w:proofErr w:type="spellStart"/>
-      <w:r>
-        <w:t>demonstram</w:t>
-      </w:r>
-      <w:proofErr w:type="spellEnd"/>
-      <w:r>
-        <w:t xml:space="preserve"> </w:t>
-      </w:r>
-      <w:proofErr w:type="spellStart"/>
-      <w:r>
-        <w:t>que</w:t>
-      </w:r>
-      <w:proofErr w:type="spellEnd"/>
-      <w:r>
-        <w:t xml:space="preserve"> esses </w:t>
-      </w:r>
-      <w:proofErr w:type="spellStart"/>
-      <w:r>
-        <w:t>objetivos</w:t>
-      </w:r>
-      <w:proofErr w:type="spellEnd"/>
-      <w:r>
-        <w:t xml:space="preserve"> </w:t>
-      </w:r>
-      <w:proofErr w:type="spellStart"/>
-      <w:r>
-        <w:t>foram</w:t>
-      </w:r>
-      <w:proofErr w:type="spellEnd"/>
-      <w:r>
-        <w:t xml:space="preserve"> </w:t>
-      </w:r>
-      <w:proofErr w:type="spellStart"/>
-      <w:r>
-        <w:t>alcançados</w:t>
-      </w:r>
-      <w:proofErr w:type="spellEnd"/>
-      <w:r>
-        <w:t xml:space="preserve"> de forma </w:t>
-      </w:r>
-      <w:proofErr w:type="spellStart"/>
-      <w:r>
-        <w:t>satisfatória</w:t>
-      </w:r>
-      <w:proofErr w:type="spellEnd"/>
-      <w:r>
-        <w:t xml:space="preserve">, </w:t>
-      </w:r>
-      <w:proofErr w:type="spellStart"/>
-      <w:r>
-        <w:t>uma</w:t>
-      </w:r>
-      <w:proofErr w:type="spellEnd"/>
-      <w:r>
-        <w:t xml:space="preserve"> </w:t>
-      </w:r>
-      <w:proofErr w:type="spellStart"/>
-      <w:r>
-        <w:t>vez</w:t>
-      </w:r>
-      <w:proofErr w:type="spellEnd"/>
-      <w:r>
-        <w:t xml:space="preserve"> </w:t>
-      </w:r>
-      <w:proofErr w:type="spellStart"/>
-      <w:r>
-        <w:t>que</w:t>
-      </w:r>
-      <w:proofErr w:type="spellEnd"/>
-      <w:r>
-        <w:t xml:space="preserve"> o </w:t>
-      </w:r>
-      <w:proofErr w:type="spellStart"/>
-      <w:r>
-        <w:t>sistema</w:t>
-      </w:r>
-      <w:proofErr w:type="spellEnd"/>
-      <w:r>
-        <w:t xml:space="preserve"> </w:t>
-      </w:r>
-      <w:proofErr w:type="spellStart"/>
-      <w:r>
-        <w:t>desenvolvido</w:t>
-      </w:r>
-      <w:proofErr w:type="spellEnd"/>
-      <w:r>
-        <w:t xml:space="preserve"> </w:t>
-      </w:r>
-      <w:proofErr w:type="spellStart"/>
-      <w:r>
-        <w:t>centraliza</w:t>
-      </w:r>
-      <w:proofErr w:type="spellEnd"/>
-      <w:r>
-        <w:t xml:space="preserve"> </w:t>
-      </w:r>
-      <w:proofErr w:type="spellStart"/>
-      <w:r>
-        <w:t>calendário</w:t>
-      </w:r>
-      <w:proofErr w:type="spellEnd"/>
-      <w:r>
-        <w:t xml:space="preserve"> </w:t>
-      </w:r>
-      <w:proofErr w:type="spellStart"/>
-      <w:r>
-        <w:t>acadêmico</w:t>
-      </w:r>
-      <w:proofErr w:type="spellEnd"/>
-      <w:r>
-        <w:t xml:space="preserve">, </w:t>
-      </w:r>
-      <w:proofErr w:type="spellStart"/>
-      <w:r>
-        <w:t>gerenciamento</w:t>
-      </w:r>
-      <w:proofErr w:type="spellEnd"/>
-      <w:r>
-        <w:t xml:space="preserve"> de </w:t>
-      </w:r>
-      <w:proofErr w:type="spellStart"/>
-      <w:r>
-        <w:t>atividades</w:t>
-      </w:r>
-      <w:proofErr w:type="spellEnd"/>
-      <w:r>
-        <w:t xml:space="preserve"> e </w:t>
-      </w:r>
-      <w:proofErr w:type="spellStart"/>
-      <w:r>
-        <w:t>avaliações</w:t>
-      </w:r>
-      <w:proofErr w:type="spellEnd"/>
-      <w:r>
-        <w:t xml:space="preserve">, </w:t>
-      </w:r>
-      <w:proofErr w:type="spellStart"/>
-      <w:r>
-        <w:t>notificações</w:t>
-      </w:r>
-      <w:proofErr w:type="spellEnd"/>
-      <w:r>
-        <w:t xml:space="preserve"> </w:t>
-      </w:r>
-      <w:proofErr w:type="spellStart"/>
-      <w:r>
-        <w:t>automatizadas</w:t>
-      </w:r>
-      <w:proofErr w:type="spellEnd"/>
-      <w:r>
-        <w:t xml:space="preserve">, </w:t>
-      </w:r>
-      <w:proofErr w:type="spellStart"/>
-      <w:r>
-        <w:t>comunicação</w:t>
-      </w:r>
-      <w:proofErr w:type="spellEnd"/>
-      <w:r>
-        <w:t xml:space="preserve"> entre </w:t>
-      </w:r>
-      <w:proofErr w:type="spellStart"/>
-      <w:r>
-        <w:t>usuários</w:t>
-      </w:r>
-      <w:proofErr w:type="spellEnd"/>
-      <w:r>
-        <w:t xml:space="preserve"> e ferramentas de </w:t>
-      </w:r>
-      <w:proofErr w:type="spellStart"/>
-      <w:r>
-        <w:t>apoio</w:t>
-      </w:r>
-      <w:proofErr w:type="spellEnd"/>
-      <w:r>
-        <w:t xml:space="preserve"> </w:t>
-      </w:r>
-      <w:proofErr w:type="spellStart"/>
-      <w:r>
-        <w:t>aos</w:t>
-      </w:r>
-      <w:proofErr w:type="spellEnd"/>
-      <w:r>
-        <w:t xml:space="preserve"> </w:t>
-      </w:r>
-      <w:proofErr w:type="spellStart"/>
-      <w:r>
-        <w:t>estudos</w:t>
       </w:r>
       <w:proofErr w:type="spellEnd"/>
       <w:r>
@@ -11070,10 +10731,213 @@
         <w:ind w:firstLine="283"/>
         <w:jc w:val="both"/>
       </w:pPr>
+      <w:r>
+        <w:t xml:space="preserve">Durante o </w:t>
+      </w:r>
+      <w:proofErr w:type="spellStart"/>
+      <w:r>
+        <w:t>desenvolvimento</w:t>
+      </w:r>
+      <w:proofErr w:type="spellEnd"/>
+      <w:r>
+        <w:t xml:space="preserve">, </w:t>
+      </w:r>
+      <w:proofErr w:type="spellStart"/>
+      <w:r>
+        <w:t>identificaram</w:t>
+      </w:r>
+      <w:proofErr w:type="spellEnd"/>
+      <w:r>
+        <w:t xml:space="preserve">-se </w:t>
+      </w:r>
+      <w:proofErr w:type="spellStart"/>
+      <w:r>
+        <w:t>limitações</w:t>
+      </w:r>
+      <w:proofErr w:type="spellEnd"/>
+      <w:r>
+        <w:t xml:space="preserve"> </w:t>
+      </w:r>
+      <w:proofErr w:type="spellStart"/>
+      <w:r>
+        <w:t>relacionadas</w:t>
+      </w:r>
+      <w:proofErr w:type="spellEnd"/>
+      <w:r>
+        <w:t xml:space="preserve"> </w:t>
+      </w:r>
+      <w:proofErr w:type="spellStart"/>
+      <w:r>
+        <w:t>às</w:t>
+      </w:r>
+      <w:proofErr w:type="spellEnd"/>
+      <w:r>
+        <w:t xml:space="preserve"> </w:t>
+      </w:r>
+      <w:proofErr w:type="spellStart"/>
+      <w:r>
+        <w:t>restrições</w:t>
+      </w:r>
+      <w:proofErr w:type="spellEnd"/>
+      <w:r>
+        <w:t xml:space="preserve"> de tempo e </w:t>
+      </w:r>
+      <w:proofErr w:type="spellStart"/>
+      <w:r>
+        <w:t>escopo</w:t>
+      </w:r>
+      <w:proofErr w:type="spellEnd"/>
+      <w:r>
+        <w:t xml:space="preserve"> do </w:t>
+      </w:r>
+      <w:proofErr w:type="spellStart"/>
+      <w:r>
+        <w:t>trabalho</w:t>
+      </w:r>
+      <w:proofErr w:type="spellEnd"/>
+      <w:r>
+        <w:t xml:space="preserve">, </w:t>
+      </w:r>
+      <w:proofErr w:type="spellStart"/>
+      <w:r>
+        <w:t>que</w:t>
+      </w:r>
+      <w:proofErr w:type="spellEnd"/>
+      <w:r>
+        <w:t xml:space="preserve"> </w:t>
+      </w:r>
+      <w:proofErr w:type="spellStart"/>
+      <w:r>
+        <w:t>impediram</w:t>
+      </w:r>
+      <w:proofErr w:type="spellEnd"/>
+      <w:r>
+        <w:t xml:space="preserve"> </w:t>
+      </w:r>
       <w:proofErr w:type="gramStart"/>
       <w:r>
+        <w:t>a</w:t>
+      </w:r>
+      <w:proofErr w:type="gramEnd"/>
+      <w:r>
+        <w:t xml:space="preserve"> </w:t>
+      </w:r>
+      <w:proofErr w:type="spellStart"/>
+      <w:r>
+        <w:t>implementação</w:t>
+      </w:r>
+      <w:proofErr w:type="spellEnd"/>
+      <w:r>
+        <w:t xml:space="preserve"> completa de </w:t>
+      </w:r>
+      <w:proofErr w:type="spellStart"/>
+      <w:r>
+        <w:t>algumas</w:t>
+      </w:r>
+      <w:proofErr w:type="spellEnd"/>
+      <w:r>
+        <w:t xml:space="preserve"> </w:t>
+      </w:r>
+      <w:proofErr w:type="spellStart"/>
+      <w:r>
+        <w:t>funcionalidades</w:t>
+      </w:r>
+      <w:proofErr w:type="spellEnd"/>
+      <w:r>
+        <w:t xml:space="preserve"> </w:t>
+      </w:r>
+      <w:proofErr w:type="spellStart"/>
+      <w:r>
         <w:lastRenderedPageBreak/>
-        <w:t>A</w:t>
+        <w:t>inicialmente</w:t>
+      </w:r>
+      <w:proofErr w:type="spellEnd"/>
+      <w:r>
+        <w:t xml:space="preserve"> </w:t>
+      </w:r>
+      <w:proofErr w:type="spellStart"/>
+      <w:r>
+        <w:t>idealizadas</w:t>
+      </w:r>
+      <w:proofErr w:type="spellEnd"/>
+      <w:r>
+        <w:t xml:space="preserve">, </w:t>
+      </w:r>
+      <w:proofErr w:type="spellStart"/>
+      <w:r>
+        <w:t>como</w:t>
+      </w:r>
+      <w:proofErr w:type="spellEnd"/>
+      <w:r>
+        <w:t xml:space="preserve"> </w:t>
+      </w:r>
+      <w:proofErr w:type="spellStart"/>
+      <w:r>
+        <w:t>recursos</w:t>
+      </w:r>
+      <w:proofErr w:type="spellEnd"/>
+      <w:r>
+        <w:t xml:space="preserve"> </w:t>
+      </w:r>
+      <w:proofErr w:type="spellStart"/>
+      <w:r>
+        <w:t>mais</w:t>
+      </w:r>
+      <w:proofErr w:type="spellEnd"/>
+      <w:r>
+        <w:t xml:space="preserve"> </w:t>
+      </w:r>
+      <w:proofErr w:type="spellStart"/>
+      <w:r>
+        <w:t>avançados</w:t>
+      </w:r>
+      <w:proofErr w:type="spellEnd"/>
+      <w:r>
+        <w:t xml:space="preserve"> de </w:t>
+      </w:r>
+      <w:proofErr w:type="spellStart"/>
+      <w:r>
+        <w:t>análise</w:t>
+      </w:r>
+      <w:proofErr w:type="spellEnd"/>
+      <w:r>
+        <w:t xml:space="preserve"> </w:t>
+      </w:r>
+      <w:proofErr w:type="spellStart"/>
+      <w:r>
+        <w:t>acadêmica</w:t>
+      </w:r>
+      <w:proofErr w:type="spellEnd"/>
+      <w:r>
+        <w:t xml:space="preserve">. </w:t>
+      </w:r>
+      <w:proofErr w:type="spellStart"/>
+      <w:r>
+        <w:t>Além</w:t>
+      </w:r>
+      <w:proofErr w:type="spellEnd"/>
+      <w:r>
+        <w:t xml:space="preserve"> </w:t>
+      </w:r>
+      <w:proofErr w:type="spellStart"/>
+      <w:r>
+        <w:t>disso</w:t>
+      </w:r>
+      <w:proofErr w:type="spellEnd"/>
+      <w:r>
+        <w:t xml:space="preserve">, a </w:t>
+      </w:r>
+      <w:proofErr w:type="spellStart"/>
+      <w:r>
+        <w:t>manutenção</w:t>
+      </w:r>
+      <w:proofErr w:type="spellEnd"/>
+      <w:r>
+        <w:t xml:space="preserve"> e </w:t>
+      </w:r>
+      <w:proofErr w:type="gramStart"/>
+      <w:r>
+        <w:t>a</w:t>
       </w:r>
       <w:proofErr w:type="gramEnd"/>
       <w:r>
@@ -11081,23 +10945,63 @@
       </w:r>
       <w:proofErr w:type="spellStart"/>
       <w:r>
-        <w:t>implementação</w:t>
-      </w:r>
-      <w:proofErr w:type="spellEnd"/>
-      <w:r>
-        <w:t xml:space="preserve"> </w:t>
-      </w:r>
-      <w:proofErr w:type="spellStart"/>
-      <w:r>
-        <w:t>evidenciou</w:t>
-      </w:r>
-      <w:proofErr w:type="spellEnd"/>
-      <w:r>
-        <w:t xml:space="preserve"> o </w:t>
-      </w:r>
-      <w:proofErr w:type="spellStart"/>
-      <w:r>
-        <w:t>potencial</w:t>
+        <w:t>evolução</w:t>
+      </w:r>
+      <w:proofErr w:type="spellEnd"/>
+      <w:r>
+        <w:t xml:space="preserve"> de um </w:t>
+      </w:r>
+      <w:proofErr w:type="spellStart"/>
+      <w:r>
+        <w:t>sistema</w:t>
+      </w:r>
+      <w:proofErr w:type="spellEnd"/>
+      <w:r>
+        <w:t xml:space="preserve"> de </w:t>
+      </w:r>
+      <w:proofErr w:type="spellStart"/>
+      <w:r>
+        <w:t>maior</w:t>
+      </w:r>
+      <w:proofErr w:type="spellEnd"/>
+      <w:r>
+        <w:t xml:space="preserve"> </w:t>
+      </w:r>
+      <w:proofErr w:type="spellStart"/>
+      <w:r>
+        <w:t>porte</w:t>
+      </w:r>
+      <w:proofErr w:type="spellEnd"/>
+      <w:r>
+        <w:t xml:space="preserve"> </w:t>
+      </w:r>
+      <w:proofErr w:type="spellStart"/>
+      <w:r>
+        <w:t>exigiram</w:t>
+      </w:r>
+      <w:proofErr w:type="spellEnd"/>
+      <w:r>
+        <w:t xml:space="preserve"> </w:t>
+      </w:r>
+      <w:proofErr w:type="spellStart"/>
+      <w:r>
+        <w:t>atenção</w:t>
+      </w:r>
+      <w:proofErr w:type="spellEnd"/>
+      <w:r>
+        <w:t xml:space="preserve"> </w:t>
+      </w:r>
+      <w:proofErr w:type="spellStart"/>
+      <w:r>
+        <w:t>constante</w:t>
+      </w:r>
+      <w:proofErr w:type="spellEnd"/>
+      <w:r>
+        <w:t xml:space="preserve"> à </w:t>
+      </w:r>
+      <w:proofErr w:type="spellStart"/>
+      <w:r>
+        <w:t>arquitetura</w:t>
       </w:r>
       <w:proofErr w:type="spellEnd"/>
       <w:r>
@@ -11105,23 +11009,55 @@
       </w:r>
       <w:proofErr w:type="spellStart"/>
       <w:r>
-        <w:t>tecnologia</w:t>
-      </w:r>
-      <w:proofErr w:type="spellEnd"/>
-      <w:r>
-        <w:t xml:space="preserve"> </w:t>
-      </w:r>
-      <w:proofErr w:type="spellStart"/>
-      <w:r>
-        <w:t>como</w:t>
-      </w:r>
-      <w:proofErr w:type="spellEnd"/>
-      <w:r>
-        <w:t xml:space="preserve"> </w:t>
-      </w:r>
-      <w:proofErr w:type="spellStart"/>
-      <w:r>
-        <w:t>instrumento</w:t>
+        <w:t>aplicação</w:t>
+      </w:r>
+      <w:proofErr w:type="spellEnd"/>
+      <w:r>
+        <w:t xml:space="preserve">, de modo a </w:t>
+      </w:r>
+      <w:proofErr w:type="spellStart"/>
+      <w:r>
+        <w:t>preservar</w:t>
+      </w:r>
+      <w:proofErr w:type="spellEnd"/>
+      <w:r>
+        <w:t xml:space="preserve"> </w:t>
+      </w:r>
+      <w:proofErr w:type="gramStart"/>
+      <w:r>
+        <w:t>a</w:t>
+      </w:r>
+      <w:proofErr w:type="gramEnd"/>
+      <w:r>
+        <w:t xml:space="preserve"> </w:t>
+      </w:r>
+      <w:proofErr w:type="spellStart"/>
+      <w:r>
+        <w:t>organização</w:t>
+      </w:r>
+      <w:proofErr w:type="spellEnd"/>
+      <w:r>
+        <w:t xml:space="preserve">, </w:t>
+      </w:r>
+      <w:proofErr w:type="gramStart"/>
+      <w:r>
+        <w:t>a</w:t>
+      </w:r>
+      <w:proofErr w:type="gramEnd"/>
+      <w:r>
+        <w:t xml:space="preserve"> </w:t>
+      </w:r>
+      <w:proofErr w:type="spellStart"/>
+      <w:r>
+        <w:t>escalabilidade</w:t>
+      </w:r>
+      <w:proofErr w:type="spellEnd"/>
+      <w:r>
+        <w:t xml:space="preserve"> e a </w:t>
+      </w:r>
+      <w:proofErr w:type="spellStart"/>
+      <w:r>
+        <w:t>facilidade</w:t>
       </w:r>
       <w:proofErr w:type="spellEnd"/>
       <w:r>
@@ -11129,7 +11065,15 @@
       </w:r>
       <w:proofErr w:type="spellStart"/>
       <w:r>
-        <w:t>apoio</w:t>
+        <w:t>manutenção</w:t>
+      </w:r>
+      <w:proofErr w:type="spellEnd"/>
+      <w:r>
+        <w:t xml:space="preserve"> do </w:t>
+      </w:r>
+      <w:proofErr w:type="spellStart"/>
+      <w:r>
+        <w:t>código</w:t>
       </w:r>
       <w:proofErr w:type="spellEnd"/>
       <w:r>
@@ -11137,387 +11081,166 @@
       </w:r>
       <w:proofErr w:type="spellStart"/>
       <w:r>
-        <w:t>gestão</w:t>
-      </w:r>
-      <w:proofErr w:type="spellEnd"/>
-      <w:r>
-        <w:t xml:space="preserve"> escolar, </w:t>
-      </w:r>
-      <w:proofErr w:type="spellStart"/>
-      <w:r>
-        <w:t>possibilitando</w:t>
-      </w:r>
-      <w:proofErr w:type="spellEnd"/>
-      <w:r>
-        <w:t xml:space="preserve"> um </w:t>
-      </w:r>
-      <w:proofErr w:type="spellStart"/>
-      <w:r>
-        <w:t>ambiente</w:t>
-      </w:r>
-      <w:proofErr w:type="spellEnd"/>
-      <w:r>
-        <w:t xml:space="preserve"> </w:t>
-      </w:r>
-      <w:proofErr w:type="spellStart"/>
-      <w:r>
-        <w:t>mais</w:t>
-      </w:r>
-      <w:proofErr w:type="spellEnd"/>
-      <w:r>
-        <w:t xml:space="preserve"> </w:t>
-      </w:r>
-      <w:proofErr w:type="spellStart"/>
-      <w:r>
-        <w:t>organizado</w:t>
-      </w:r>
-      <w:proofErr w:type="spellEnd"/>
-      <w:r>
+        <w:t>medida</w:t>
+      </w:r>
+      <w:proofErr w:type="spellEnd"/>
+      <w:r>
+        <w:t xml:space="preserve"> </w:t>
+      </w:r>
+      <w:proofErr w:type="spellStart"/>
+      <w:r>
+        <w:t>que</w:t>
+      </w:r>
+      <w:proofErr w:type="spellEnd"/>
+      <w:r>
+        <w:t xml:space="preserve"> </w:t>
+      </w:r>
+      <w:proofErr w:type="spellStart"/>
+      <w:r>
+        <w:t>novas</w:t>
+      </w:r>
+      <w:proofErr w:type="spellEnd"/>
+      <w:r>
+        <w:t xml:space="preserve"> </w:t>
+      </w:r>
+      <w:proofErr w:type="spellStart"/>
+      <w:r>
+        <w:t>funcionalidades</w:t>
+      </w:r>
+      <w:proofErr w:type="spellEnd"/>
+      <w:r>
+        <w:t xml:space="preserve"> </w:t>
+      </w:r>
+      <w:proofErr w:type="spellStart"/>
+      <w:r>
+        <w:t>eram</w:t>
+      </w:r>
+      <w:proofErr w:type="spellEnd"/>
+      <w:r>
+        <w:t xml:space="preserve"> </w:t>
+      </w:r>
+      <w:proofErr w:type="spellStart"/>
+      <w:r>
+        <w:t>incorporadas</w:t>
+      </w:r>
+      <w:proofErr w:type="spellEnd"/>
+      <w:r>
+        <w:t>.</w:t>
+      </w:r>
+    </w:p>
+    <w:p>
+      <w:pPr>
+        <w:ind w:firstLine="283"/>
+        <w:jc w:val="both"/>
+      </w:pPr>
+    </w:p>
+    <w:p>
+      <w:proofErr w:type="spellStart"/>
+      <w:r>
+        <w:rPr>
+          <w:b/>
+        </w:rPr>
+        <w:t>Conclusão</w:t>
+      </w:r>
+      <w:proofErr w:type="spellEnd"/>
+    </w:p>
+    <w:p>
+      <w:pPr>
+        <w:ind w:firstLine="283"/>
+        <w:jc w:val="both"/>
+      </w:pPr>
+    </w:p>
+    <w:p>
+      <w:pPr>
+        <w:ind w:firstLine="283"/>
+        <w:jc w:val="both"/>
+        <w:rPr>
+          <w:lang w:val="pt-BR"/>
+        </w:rPr>
+      </w:pPr>
+      <w:r>
+        <w:rPr>
+          <w:lang w:val="pt-BR"/>
+        </w:rPr>
+        <w:t xml:space="preserve">O presente trabalho cumpriu seu objetivo ao desenvolver e avaliar preliminarmente o Ecossistema Escolar, uma plataforma digital voltada à centralização da gestão acadêmica, à comunicação institucional e ao apoio personalizado aos estudos. A integração de módulos de calendário, tarefas, avaliações, comunicação em tempo real por </w:t>
+      </w:r>
+      <w:proofErr w:type="spellStart"/>
+      <w:r>
+        <w:rPr>
+          <w:lang w:val="pt-BR"/>
+        </w:rPr>
+        <w:t>WebSocket</w:t>
+      </w:r>
+      <w:proofErr w:type="spellEnd"/>
+      <w:r>
+        <w:rPr>
+          <w:lang w:val="pt-BR"/>
+        </w:rPr>
+        <w:t>, notificações via WhatsApp e curadoria de conteúdos por inteligência artificial demonstrou viabilidade técnica e prática, mitigando a fragmentação sistêmica identificada nas rotinas escolares brasileiras.</w:t>
+      </w:r>
+    </w:p>
+    <w:p>
+      <w:pPr>
+        <w:ind w:firstLine="283"/>
+        <w:jc w:val="both"/>
+        <w:rPr>
+          <w:lang w:val="pt-BR"/>
+        </w:rPr>
+      </w:pPr>
+      <w:r>
+        <w:rPr>
+          <w:lang w:val="pt-BR"/>
+        </w:rPr>
+        <w:t xml:space="preserve">A implementação de uma arquitetura orientada à </w:t>
+      </w:r>
+      <w:proofErr w:type="gramStart"/>
+      <w:r>
+        <w:rPr>
+          <w:lang w:val="pt-BR"/>
+        </w:rPr>
+        <w:t xml:space="preserve">LGPD </w:t>
+      </w:r>
+      <w:r>
+        <w:rPr>
+          <w:lang w:val="pt-BR"/>
+        </w:rPr>
+        <w:t>,</w:t>
+      </w:r>
+      <w:proofErr w:type="gramEnd"/>
+      <w:r>
+        <w:rPr>
+          <w:lang w:val="pt-BR"/>
+        </w:rPr>
+        <w:t xml:space="preserve"> </w:t>
+      </w:r>
+      <w:r>
+        <w:rPr>
+          <w:lang w:val="pt-BR"/>
+        </w:rPr>
+        <w:t>fundamentada em controle de acesso por funções (RBAC), registro de logs de auditoria, criptografia e exigência de 2FA na criação de contas</w:t>
+      </w:r>
+      <w:r>
+        <w:rPr>
+          <w:lang w:val="pt-BR"/>
+        </w:rPr>
         <w:t xml:space="preserve">, </w:t>
       </w:r>
-      <w:proofErr w:type="spellStart"/>
-      <w:r>
-        <w:t>acessível</w:t>
-      </w:r>
-      <w:proofErr w:type="spellEnd"/>
-      <w:r>
-        <w:t xml:space="preserve"> e </w:t>
-      </w:r>
-      <w:proofErr w:type="spellStart"/>
-      <w:r>
-        <w:t>colaborativo</w:t>
-      </w:r>
-      <w:proofErr w:type="spellEnd"/>
-      <w:r>
-        <w:t xml:space="preserve">. Como </w:t>
-      </w:r>
-      <w:proofErr w:type="spellStart"/>
-      <w:r>
-        <w:t>proposta</w:t>
-      </w:r>
-      <w:proofErr w:type="spellEnd"/>
-      <w:r>
-        <w:t xml:space="preserve"> para </w:t>
-      </w:r>
-      <w:proofErr w:type="spellStart"/>
-      <w:r>
-        <w:t>trabalhos</w:t>
-      </w:r>
-      <w:proofErr w:type="spellEnd"/>
-      <w:r>
-        <w:t xml:space="preserve"> </w:t>
-      </w:r>
-      <w:proofErr w:type="spellStart"/>
-      <w:r>
-        <w:t>futuros</w:t>
-      </w:r>
-      <w:proofErr w:type="spellEnd"/>
-      <w:r>
-        <w:t xml:space="preserve">, </w:t>
-      </w:r>
-      <w:proofErr w:type="spellStart"/>
-      <w:r>
-        <w:t>recomenda</w:t>
-      </w:r>
-      <w:proofErr w:type="spellEnd"/>
-      <w:r>
-        <w:t>-</w:t>
-      </w:r>
-      <w:proofErr w:type="spellStart"/>
-      <w:r>
-        <w:t xml:space="preserve">se </w:t>
-      </w:r>
-      <w:proofErr w:type="gramStart"/>
-      <w:r>
-        <w:t>a</w:t>
-      </w:r>
-      <w:proofErr w:type="spellEnd"/>
-      <w:proofErr w:type="gramEnd"/>
-      <w:r>
-        <w:t xml:space="preserve"> </w:t>
-      </w:r>
-      <w:proofErr w:type="spellStart"/>
-      <w:r>
-        <w:t>ampliação</w:t>
-      </w:r>
-      <w:proofErr w:type="spellEnd"/>
-      <w:r>
-        <w:t xml:space="preserve"> dos </w:t>
-      </w:r>
-      <w:proofErr w:type="spellStart"/>
-      <w:r>
-        <w:t>recursos</w:t>
-      </w:r>
-      <w:proofErr w:type="spellEnd"/>
-      <w:r>
-        <w:t xml:space="preserve"> de </w:t>
-      </w:r>
-      <w:proofErr w:type="spellStart"/>
-      <w:r>
-        <w:t>inteligência</w:t>
-      </w:r>
-      <w:proofErr w:type="spellEnd"/>
-      <w:r>
-        <w:t xml:space="preserve"> artificial da </w:t>
-      </w:r>
-      <w:proofErr w:type="spellStart"/>
-      <w:r>
-        <w:t>plataforma</w:t>
-      </w:r>
-      <w:proofErr w:type="spellEnd"/>
-      <w:r>
-        <w:t xml:space="preserve">, </w:t>
-      </w:r>
-      <w:proofErr w:type="spellStart"/>
-      <w:r>
-        <w:t>incluindo</w:t>
-      </w:r>
-      <w:proofErr w:type="spellEnd"/>
-      <w:r>
-        <w:t xml:space="preserve"> </w:t>
-      </w:r>
-      <w:proofErr w:type="gramStart"/>
-      <w:r>
-        <w:t>a</w:t>
-      </w:r>
-      <w:proofErr w:type="gramEnd"/>
-      <w:r>
-        <w:t xml:space="preserve"> </w:t>
-      </w:r>
-      <w:proofErr w:type="spellStart"/>
-      <w:r>
-        <w:t>implementação</w:t>
-      </w:r>
-      <w:proofErr w:type="spellEnd"/>
-      <w:r>
-        <w:t xml:space="preserve"> de um </w:t>
-      </w:r>
-      <w:proofErr w:type="spellStart"/>
-      <w:r>
-        <w:t>assistente</w:t>
-      </w:r>
-      <w:proofErr w:type="spellEnd"/>
-      <w:r>
-        <w:t xml:space="preserve"> virtual </w:t>
-      </w:r>
-      <w:proofErr w:type="spellStart"/>
-      <w:r>
-        <w:t>educacional</w:t>
-      </w:r>
-      <w:proofErr w:type="spellEnd"/>
-      <w:r>
-        <w:t xml:space="preserve"> </w:t>
-      </w:r>
-      <w:proofErr w:type="spellStart"/>
-      <w:r>
-        <w:t>capaz</w:t>
-      </w:r>
-      <w:proofErr w:type="spellEnd"/>
-      <w:r>
-        <w:t xml:space="preserve"> de auxiliar </w:t>
-      </w:r>
-      <w:proofErr w:type="spellStart"/>
-      <w:r>
-        <w:t>na</w:t>
-      </w:r>
-      <w:proofErr w:type="spellEnd"/>
-      <w:r>
-        <w:t xml:space="preserve"> </w:t>
-      </w:r>
-      <w:proofErr w:type="spellStart"/>
-      <w:r>
-        <w:t>resolução</w:t>
-      </w:r>
-      <w:proofErr w:type="spellEnd"/>
-      <w:r>
-        <w:t xml:space="preserve"> de </w:t>
-      </w:r>
-      <w:proofErr w:type="spellStart"/>
-      <w:r>
-        <w:t>dúvidas</w:t>
-      </w:r>
-      <w:proofErr w:type="spellEnd"/>
-      <w:r>
-        <w:t xml:space="preserve"> </w:t>
-      </w:r>
-      <w:proofErr w:type="spellStart"/>
-      <w:r>
-        <w:t>acadêmicas</w:t>
-      </w:r>
-      <w:proofErr w:type="spellEnd"/>
-      <w:r>
-        <w:t xml:space="preserve">, </w:t>
-      </w:r>
-      <w:proofErr w:type="spellStart"/>
-      <w:r>
-        <w:t>além</w:t>
-      </w:r>
-      <w:proofErr w:type="spellEnd"/>
-      <w:r>
-        <w:t xml:space="preserve"> de </w:t>
-      </w:r>
-      <w:proofErr w:type="spellStart"/>
-      <w:r>
-        <w:t>mecanismos</w:t>
-      </w:r>
-      <w:proofErr w:type="spellEnd"/>
-      <w:r>
-        <w:t xml:space="preserve"> </w:t>
-      </w:r>
-      <w:proofErr w:type="spellStart"/>
-      <w:r>
-        <w:t>mais</w:t>
-      </w:r>
-      <w:proofErr w:type="spellEnd"/>
-      <w:r>
-        <w:t xml:space="preserve"> </w:t>
-      </w:r>
-      <w:proofErr w:type="spellStart"/>
-      <w:r>
-        <w:t>avançados</w:t>
-      </w:r>
-      <w:proofErr w:type="spellEnd"/>
-      <w:r>
-        <w:t xml:space="preserve"> de </w:t>
-      </w:r>
-      <w:proofErr w:type="spellStart"/>
-      <w:r>
-        <w:t>análise</w:t>
-      </w:r>
-      <w:proofErr w:type="spellEnd"/>
-      <w:r>
-        <w:t xml:space="preserve"> de </w:t>
-      </w:r>
-      <w:proofErr w:type="spellStart"/>
-      <w:r>
-        <w:t>desempenho</w:t>
-      </w:r>
-      <w:proofErr w:type="spellEnd"/>
-      <w:r>
-        <w:t xml:space="preserve"> e </w:t>
-      </w:r>
-      <w:proofErr w:type="spellStart"/>
-      <w:r>
-        <w:t>acompanhamento</w:t>
-      </w:r>
-      <w:proofErr w:type="spellEnd"/>
-      <w:r>
-        <w:t xml:space="preserve"> da </w:t>
-      </w:r>
-      <w:proofErr w:type="spellStart"/>
-      <w:r>
-        <w:t>evolução</w:t>
-      </w:r>
-      <w:proofErr w:type="spellEnd"/>
-      <w:r>
-        <w:t xml:space="preserve"> </w:t>
-      </w:r>
-      <w:proofErr w:type="spellStart"/>
-      <w:r>
-        <w:t>acadêmica</w:t>
-      </w:r>
-      <w:proofErr w:type="spellEnd"/>
-      <w:r>
-        <w:t xml:space="preserve"> dos </w:t>
-      </w:r>
-      <w:proofErr w:type="spellStart"/>
-      <w:r>
-        <w:t>usuários</w:t>
-      </w:r>
-      <w:proofErr w:type="spellEnd"/>
-      <w:r>
-        <w:t xml:space="preserve">. </w:t>
-      </w:r>
-      <w:proofErr w:type="spellStart"/>
-      <w:r>
-        <w:t>Conclui</w:t>
-      </w:r>
-      <w:proofErr w:type="spellEnd"/>
-      <w:r>
-        <w:t xml:space="preserve">-se </w:t>
-      </w:r>
-      <w:proofErr w:type="spellStart"/>
-      <w:r>
-        <w:t>que</w:t>
-      </w:r>
-      <w:proofErr w:type="spellEnd"/>
-      <w:r>
-        <w:t xml:space="preserve"> a </w:t>
-      </w:r>
-      <w:proofErr w:type="spellStart"/>
-      <w:r>
-        <w:t>solução</w:t>
-      </w:r>
-      <w:proofErr w:type="spellEnd"/>
-      <w:r>
-        <w:t xml:space="preserve"> </w:t>
-      </w:r>
-      <w:proofErr w:type="spellStart"/>
-      <w:r>
-        <w:t>desenvolvida</w:t>
-      </w:r>
-      <w:proofErr w:type="spellEnd"/>
-      <w:r>
-        <w:t xml:space="preserve"> </w:t>
-      </w:r>
-      <w:proofErr w:type="spellStart"/>
-      <w:r>
-        <w:t>contribui</w:t>
-      </w:r>
-      <w:proofErr w:type="spellEnd"/>
-      <w:r>
-        <w:t xml:space="preserve"> para a </w:t>
-      </w:r>
-      <w:proofErr w:type="spellStart"/>
-      <w:r>
-        <w:t>construção</w:t>
-      </w:r>
-      <w:proofErr w:type="spellEnd"/>
-      <w:r>
-        <w:t xml:space="preserve"> de ambientes </w:t>
-      </w:r>
-      <w:proofErr w:type="spellStart"/>
-      <w:r>
-        <w:t>escolares</w:t>
-      </w:r>
-      <w:proofErr w:type="spellEnd"/>
-      <w:r>
-        <w:t xml:space="preserve"> </w:t>
-      </w:r>
-      <w:proofErr w:type="spellStart"/>
-      <w:r>
-        <w:t>mais</w:t>
-      </w:r>
-      <w:proofErr w:type="spellEnd"/>
-      <w:r>
-        <w:t xml:space="preserve"> </w:t>
-      </w:r>
-      <w:proofErr w:type="spellStart"/>
-      <w:r>
-        <w:t>organizados</w:t>
-      </w:r>
-      <w:proofErr w:type="spellEnd"/>
-      <w:r>
-        <w:t xml:space="preserve">, </w:t>
-      </w:r>
-      <w:proofErr w:type="spellStart"/>
-      <w:r>
-        <w:t>conectados</w:t>
-      </w:r>
-      <w:proofErr w:type="spellEnd"/>
-      <w:r>
-        <w:t xml:space="preserve"> e </w:t>
-      </w:r>
-      <w:proofErr w:type="spellStart"/>
-      <w:r>
-        <w:t>eficientes</w:t>
-      </w:r>
-      <w:proofErr w:type="spellEnd"/>
-      <w:r>
-        <w:t>.</w:t>
+      <w:r>
+        <w:rPr>
+          <w:lang w:val="pt-BR"/>
+        </w:rPr>
+        <w:t>atrelada aos testes qualitativos com alunos em ambiente real, confirmou que o sistema oferece um ambiente seguro, organizado e com alta aceitação inicial. Conclui-se que a solução proposta contribui de forma concreta para a modernização da gestão escolar e aproximação da comunidade acadêmica. Como recomendação para trabalhos futuros, sugere-se a expansão do assistente virtual para a resolução de dúvidas, bem como a condução de testes quantitativos de usabilidade e desempenho em larga escala.</w:t>
       </w:r>
     </w:p>
-    <w:p/>
+    <w:p>
+      <w:pPr>
+        <w:ind w:firstLine="283"/>
+        <w:jc w:val="both"/>
+        <w:rPr>
+          <w:lang w:val="pt-BR"/>
+        </w:rPr>
+      </w:pPr>
+    </w:p>
     <w:p>
       <w:proofErr w:type="spellStart"/>
       <w:r>
@@ -12231,6 +11954,7 @@
         <w:jc w:val="both"/>
       </w:pPr>
       <w:r>
+        <w:lastRenderedPageBreak/>
         <w:t xml:space="preserve">LÉVY, Pierre. A </w:t>
       </w:r>
       <w:proofErr w:type="spellStart"/>
@@ -12612,13 +12336,8 @@
       </w:r>
       <w:proofErr w:type="spellEnd"/>
       <w:r>
-        <w:t>: 10 abr. 2026.</w:t>
-      </w:r>
-    </w:p>
-    <w:p>
-      <w:pPr>
-        <w:jc w:val="both"/>
-      </w:pPr>
+        <w:t>: 10 abr. 2026</w:t>
+      </w:r>
     </w:p>
     <w:sectPr>
       <w:headerReference w:type="default" r:id="rId14"/>
@@ -13517,7 +13236,7 @@
   <w:style w:type="paragraph" w:default="1" w:styleId="Normal">
     <w:name w:val="Normal"/>
     <w:qFormat/>
-    <w:rsid w:val="00FC693F"/>
+    <w:rsid w:val="001E3F7C"/>
     <w:pPr>
       <w:spacing w:after="0" w:line="240" w:lineRule="auto"/>
     </w:pPr>
@@ -13736,7 +13455,6 @@
   <w:style w:type="character" w:default="1" w:styleId="Fontepargpadro">
     <w:name w:val="Default Paragraph Font"/>
     <w:uiPriority w:val="1"/>
-    <w:semiHidden/>
     <w:unhideWhenUsed/>
   </w:style>
   <w:style w:type="table" w:default="1" w:styleId="Tabelanormal">
